--- a/Отчет осень основной текст.docx
+++ b/Отчет осень основной текст.docx
@@ -3408,17 +3408,7 @@
           <w:szCs w:val="22"/>
           <w14:ligatures w14:val="none"/>
         </w:rPr>
-        <w:t>м</w:t>
-      </w:r>
-      <w:r>
-        <w:rPr>
-          <w:rFonts w:ascii="Times New Roman" w:eastAsia="Times New Roman" w:hAnsi="Times New Roman"/>
-          <w:kern w:val="0"/>
-          <w:sz w:val="28"/>
-          <w:szCs w:val="22"/>
-          <w14:ligatures w14:val="none"/>
-        </w:rPr>
-        <w:t xml:space="preserve">етод </w:t>
+        <w:t xml:space="preserve">метод </w:t>
       </w:r>
       <w:proofErr w:type="spellStart"/>
       <w:r>
@@ -3490,17 +3480,7 @@
           <w:szCs w:val="22"/>
           <w14:ligatures w14:val="none"/>
         </w:rPr>
-        <w:t>м</w:t>
-      </w:r>
-      <w:r>
-        <w:rPr>
-          <w:rFonts w:ascii="Times New Roman" w:eastAsia="Times New Roman" w:hAnsi="Times New Roman"/>
-          <w:kern w:val="0"/>
-          <w:sz w:val="28"/>
-          <w:szCs w:val="22"/>
-          <w14:ligatures w14:val="none"/>
-        </w:rPr>
-        <w:t xml:space="preserve">етод </w:t>
+        <w:t xml:space="preserve">метод </w:t>
       </w:r>
       <w:proofErr w:type="spellStart"/>
       <w:r>
@@ -4109,7 +4089,17 @@
           <w:szCs w:val="22"/>
           <w14:ligatures w14:val="none"/>
         </w:rPr>
-        <w:t xml:space="preserve">Таким образом класс </w:t>
+        <w:t>Как промежуточный итог</w:t>
+      </w:r>
+      <w:r>
+        <w:rPr>
+          <w:rFonts w:ascii="Times New Roman" w:eastAsia="Times New Roman" w:hAnsi="Times New Roman"/>
+          <w:kern w:val="0"/>
+          <w:sz w:val="28"/>
+          <w:szCs w:val="22"/>
+          <w14:ligatures w14:val="none"/>
+        </w:rPr>
+        <w:t xml:space="preserve"> класс </w:t>
       </w:r>
       <w:proofErr w:type="spellStart"/>
       <w:r>
@@ -4216,7 +4206,72 @@
           <w:szCs w:val="22"/>
           <w14:ligatures w14:val="none"/>
         </w:rPr>
-        <w:t>, который хранит 3 причины не принять заявку, и отсутствие такой причины – тогда заявка принимается. Все это</w:t>
+        <w:t xml:space="preserve">, который хранит 3 причины </w:t>
+      </w:r>
+      <w:r>
+        <w:rPr>
+          <w:rFonts w:ascii="Times New Roman" w:eastAsia="Times New Roman" w:hAnsi="Times New Roman"/>
+          <w:kern w:val="0"/>
+          <w:sz w:val="28"/>
+          <w:szCs w:val="22"/>
+          <w:u w:val="single"/>
+          <w14:ligatures w14:val="none"/>
+        </w:rPr>
+        <w:t>не</w:t>
+      </w:r>
+      <w:r>
+        <w:rPr>
+          <w:rFonts w:ascii="Times New Roman" w:eastAsia="Times New Roman" w:hAnsi="Times New Roman"/>
+          <w:kern w:val="0"/>
+          <w:sz w:val="28"/>
+          <w:szCs w:val="22"/>
+          <w14:ligatures w14:val="none"/>
+        </w:rPr>
+        <w:t xml:space="preserve"> принять заявку, и </w:t>
+      </w:r>
+      <w:r>
+        <w:rPr>
+          <w:rFonts w:ascii="Times New Roman" w:eastAsia="Times New Roman" w:hAnsi="Times New Roman"/>
+          <w:kern w:val="0"/>
+          <w:sz w:val="28"/>
+          <w:szCs w:val="22"/>
+          <w14:ligatures w14:val="none"/>
+        </w:rPr>
+        <w:t xml:space="preserve">1 </w:t>
+      </w:r>
+      <w:r>
+        <w:rPr>
+          <w:rFonts w:ascii="Times New Roman" w:eastAsia="Times New Roman" w:hAnsi="Times New Roman"/>
+          <w:kern w:val="0"/>
+          <w:sz w:val="28"/>
+          <w:szCs w:val="22"/>
+          <w14:ligatures w14:val="none"/>
+        </w:rPr>
+        <w:t xml:space="preserve">отсутствие такой причины – тогда заявка принимается. </w:t>
+      </w:r>
+    </w:p>
+    <w:p>
+      <w:pPr>
+        <w:spacing w:after="0" w:line="360" w:lineRule="auto"/>
+        <w:ind w:firstLine="708"/>
+        <w:jc w:val="both"/>
+        <w:rPr>
+          <w:rFonts w:ascii="Times New Roman" w:eastAsia="Times New Roman" w:hAnsi="Times New Roman"/>
+          <w:kern w:val="0"/>
+          <w:sz w:val="28"/>
+          <w:szCs w:val="22"/>
+          <w14:ligatures w14:val="none"/>
+        </w:rPr>
+      </w:pPr>
+      <w:r>
+        <w:rPr>
+          <w:rFonts w:ascii="Times New Roman" w:eastAsia="Times New Roman" w:hAnsi="Times New Roman"/>
+          <w:kern w:val="0"/>
+          <w:sz w:val="28"/>
+          <w:szCs w:val="22"/>
+          <w14:ligatures w14:val="none"/>
+        </w:rPr>
+        <w:t>Все это</w:t>
       </w:r>
       <w:r>
         <w:rPr>
@@ -4302,6 +4357,6967 @@
           <w14:ligatures w14:val="none"/>
         </w:rPr>
         <w:t xml:space="preserve">. </w:t>
+      </w:r>
+      <w:r>
+        <w:rPr>
+          <w:rFonts w:ascii="Times New Roman" w:eastAsia="Times New Roman" w:hAnsi="Times New Roman"/>
+          <w:kern w:val="0"/>
+          <w:sz w:val="28"/>
+          <w:szCs w:val="22"/>
+          <w14:ligatures w14:val="none"/>
+        </w:rPr>
+        <w:t>Он поочерёдно сравнивает текущее состояние системы с ограничениями сценария и определяет, не исчерпаны ли ёмкость, число приборов или ресурс. Если хотя бы одно ограничение нарушается, возвращается решение об отказе с указанием причины.</w:t>
+      </w:r>
+    </w:p>
+    <w:p>
+      <w:pPr>
+        <w:spacing w:after="0" w:line="360" w:lineRule="auto"/>
+        <w:ind w:firstLine="708"/>
+        <w:jc w:val="both"/>
+        <w:rPr>
+          <w:rFonts w:ascii="Times New Roman" w:eastAsia="Times New Roman" w:hAnsi="Times New Roman"/>
+          <w:kern w:val="0"/>
+          <w:sz w:val="28"/>
+          <w:szCs w:val="22"/>
+          <w14:ligatures w14:val="none"/>
+        </w:rPr>
+      </w:pPr>
+      <w:r>
+        <w:rPr>
+          <w:rFonts w:ascii="Times New Roman" w:eastAsia="Times New Roman" w:hAnsi="Times New Roman"/>
+          <w:kern w:val="0"/>
+          <w:sz w:val="28"/>
+          <w:szCs w:val="22"/>
+          <w14:ligatures w14:val="none"/>
+        </w:rPr>
+        <w:t xml:space="preserve">Этот класс также хранит модельное время, множество активных заявок и счетчик идентификаторов для новых поступлений, но не хранит статистические показатели. Агрегированные результаты формируются на следующих модулях системы. </w:t>
+      </w:r>
+    </w:p>
+    <w:p>
+      <w:pPr>
+        <w:spacing w:after="0" w:line="360" w:lineRule="auto"/>
+        <w:ind w:firstLine="708"/>
+        <w:jc w:val="both"/>
+        <w:rPr>
+          <w:rFonts w:ascii="Times New Roman" w:eastAsia="Times New Roman" w:hAnsi="Times New Roman"/>
+          <w:kern w:val="0"/>
+          <w:sz w:val="28"/>
+          <w:szCs w:val="22"/>
+          <w14:ligatures w14:val="none"/>
+        </w:rPr>
+      </w:pPr>
+      <w:r>
+        <w:rPr>
+          <w:rFonts w:ascii="Times New Roman" w:eastAsia="Times New Roman" w:hAnsi="Times New Roman"/>
+          <w:kern w:val="0"/>
+          <w:sz w:val="28"/>
+          <w:szCs w:val="22"/>
+          <w14:ligatures w14:val="none"/>
+        </w:rPr>
+        <w:t xml:space="preserve">В классе </w:t>
+      </w:r>
+      <w:proofErr w:type="spellStart"/>
+      <w:r>
+        <w:rPr>
+          <w:rFonts w:ascii="Times New Roman" w:eastAsia="Times New Roman" w:hAnsi="Times New Roman"/>
+          <w:kern w:val="0"/>
+          <w:sz w:val="28"/>
+          <w:szCs w:val="22"/>
+          <w14:ligatures w14:val="none"/>
+        </w:rPr>
+        <w:t>SystemState</w:t>
+      </w:r>
+      <w:proofErr w:type="spellEnd"/>
+      <w:r>
+        <w:rPr>
+          <w:rFonts w:ascii="Times New Roman" w:eastAsia="Times New Roman" w:hAnsi="Times New Roman"/>
+          <w:kern w:val="0"/>
+          <w:sz w:val="28"/>
+          <w:szCs w:val="22"/>
+          <w14:ligatures w14:val="none"/>
+        </w:rPr>
+        <w:t xml:space="preserve"> реализованы свойства и методы, непосредственно связанные с физическим смыслом модели. Свойства </w:t>
+      </w:r>
+      <w:proofErr w:type="spellStart"/>
+      <w:r>
+        <w:rPr>
+          <w:rFonts w:ascii="Times New Roman" w:eastAsia="Times New Roman" w:hAnsi="Times New Roman"/>
+          <w:kern w:val="0"/>
+          <w:sz w:val="28"/>
+          <w:szCs w:val="22"/>
+          <w14:ligatures w14:val="none"/>
+        </w:rPr>
+        <w:t>num_jobs</w:t>
+      </w:r>
+      <w:proofErr w:type="spellEnd"/>
+      <w:r>
+        <w:rPr>
+          <w:rFonts w:ascii="Times New Roman" w:eastAsia="Times New Roman" w:hAnsi="Times New Roman"/>
+          <w:kern w:val="0"/>
+          <w:sz w:val="28"/>
+          <w:szCs w:val="22"/>
+          <w14:ligatures w14:val="none"/>
+        </w:rPr>
+        <w:t xml:space="preserve"> и </w:t>
+      </w:r>
+      <w:proofErr w:type="spellStart"/>
+      <w:r>
+        <w:rPr>
+          <w:rFonts w:ascii="Times New Roman" w:eastAsia="Times New Roman" w:hAnsi="Times New Roman"/>
+          <w:kern w:val="0"/>
+          <w:sz w:val="28"/>
+          <w:szCs w:val="22"/>
+          <w14:ligatures w14:val="none"/>
+        </w:rPr>
+        <w:t>occupied_resource</w:t>
+      </w:r>
+      <w:proofErr w:type="spellEnd"/>
+      <w:r>
+        <w:rPr>
+          <w:rFonts w:ascii="Times New Roman" w:eastAsia="Times New Roman" w:hAnsi="Times New Roman"/>
+          <w:kern w:val="0"/>
+          <w:sz w:val="28"/>
+          <w:szCs w:val="22"/>
+          <w14:ligatures w14:val="none"/>
+        </w:rPr>
+        <w:t xml:space="preserve"> возвращают текущее число заявок в системе и суммарный занятый ресурс. Методы </w:t>
+      </w:r>
+      <w:proofErr w:type="spellStart"/>
+      <w:r>
+        <w:rPr>
+          <w:rFonts w:ascii="Times New Roman" w:eastAsia="Times New Roman" w:hAnsi="Times New Roman"/>
+          <w:kern w:val="0"/>
+          <w:sz w:val="28"/>
+          <w:szCs w:val="22"/>
+          <w14:ligatures w14:val="none"/>
+        </w:rPr>
+        <w:t>current_arrival_rate</w:t>
+      </w:r>
+      <w:proofErr w:type="spellEnd"/>
+      <w:r>
+        <w:rPr>
+          <w:rFonts w:ascii="Times New Roman" w:eastAsia="Times New Roman" w:hAnsi="Times New Roman"/>
+          <w:kern w:val="0"/>
+          <w:sz w:val="28"/>
+          <w:szCs w:val="22"/>
+          <w14:ligatures w14:val="none"/>
+        </w:rPr>
+        <w:t xml:space="preserve"> и </w:t>
+      </w:r>
+      <w:proofErr w:type="spellStart"/>
+      <w:r>
+        <w:rPr>
+          <w:rFonts w:ascii="Times New Roman" w:eastAsia="Times New Roman" w:hAnsi="Times New Roman"/>
+          <w:kern w:val="0"/>
+          <w:sz w:val="28"/>
+          <w:szCs w:val="22"/>
+          <w14:ligatures w14:val="none"/>
+        </w:rPr>
+        <w:t>current_service_speed</w:t>
+      </w:r>
+      <w:proofErr w:type="spellEnd"/>
+      <w:r>
+        <w:rPr>
+          <w:rFonts w:ascii="Times New Roman" w:eastAsia="Times New Roman" w:hAnsi="Times New Roman"/>
+          <w:kern w:val="0"/>
+          <w:sz w:val="28"/>
+          <w:szCs w:val="22"/>
+          <w14:ligatures w14:val="none"/>
+        </w:rPr>
+        <w:t xml:space="preserve"> </w:t>
+      </w:r>
+      <w:r>
+        <w:rPr>
+          <w:rFonts w:ascii="Times New Roman" w:eastAsia="Times New Roman" w:hAnsi="Times New Roman"/>
+          <w:kern w:val="0"/>
+          <w:sz w:val="28"/>
+          <w:szCs w:val="22"/>
+          <w14:ligatures w14:val="none"/>
+        </w:rPr>
+        <w:t xml:space="preserve">обращаются к конфигурации сценария и получают значения </w:t>
+      </w:r>
+      <m:oMath>
+        <m:sSub>
+          <m:sSubPr>
+            <m:ctrlPr>
+              <w:rPr>
+                <w:rFonts w:ascii="Cambria Math" w:eastAsia="Times New Roman" w:hAnsi="Cambria Math"/>
+                <w:kern w:val="0"/>
+                <w:sz w:val="28"/>
+                <w:szCs w:val="22"/>
+                <w14:ligatures w14:val="none"/>
+              </w:rPr>
+            </m:ctrlPr>
+          </m:sSubPr>
+          <m:e>
+            <m:r>
+              <w:rPr>
+                <w:rFonts w:ascii="Cambria Math" w:eastAsia="Times New Roman" w:hAnsi="Cambria Math"/>
+                <w:kern w:val="0"/>
+                <w:sz w:val="28"/>
+                <w:szCs w:val="22"/>
+                <w14:ligatures w14:val="none"/>
+              </w:rPr>
+              <m:t>λ</m:t>
+            </m:r>
+          </m:e>
+          <m:sub>
+            <m:r>
+              <w:rPr>
+                <w:rFonts w:ascii="Cambria Math" w:eastAsia="Times New Roman" w:hAnsi="Cambria Math"/>
+                <w:kern w:val="0"/>
+                <w:sz w:val="28"/>
+                <w:szCs w:val="22"/>
+                <w14:ligatures w14:val="none"/>
+              </w:rPr>
+              <m:t>k</m:t>
+            </m:r>
+          </m:sub>
+        </m:sSub>
+        <m:r>
+          <w:rPr>
+            <w:rFonts w:ascii="Cambria Math" w:eastAsia="Times New Roman" w:hAnsi="Cambria Math"/>
+            <w:kern w:val="0"/>
+            <w:sz w:val="28"/>
+            <w:szCs w:val="22"/>
+            <w14:ligatures w14:val="none"/>
+          </w:rPr>
+          <m:t xml:space="preserve"> </m:t>
+        </m:r>
+      </m:oMath>
+      <w:r>
+        <w:rPr>
+          <w:rFonts w:ascii="Times New Roman" w:eastAsia="Times New Roman" w:hAnsi="Times New Roman"/>
+          <w:kern w:val="0"/>
+          <w:sz w:val="28"/>
+          <w:szCs w:val="22"/>
+          <w14:ligatures w14:val="none"/>
+        </w:rPr>
+        <w:t xml:space="preserve">и </w:t>
+      </w:r>
+      <m:oMath>
+        <m:sSub>
+          <m:sSubPr>
+            <m:ctrlPr>
+              <w:rPr>
+                <w:rFonts w:ascii="Cambria Math" w:eastAsia="Times New Roman" w:hAnsi="Cambria Math"/>
+                <w:kern w:val="0"/>
+                <w:sz w:val="28"/>
+                <w:szCs w:val="22"/>
+                <w14:ligatures w14:val="none"/>
+              </w:rPr>
+            </m:ctrlPr>
+          </m:sSubPr>
+          <m:e>
+            <m:r>
+              <w:rPr>
+                <w:rFonts w:ascii="Cambria Math" w:eastAsia="Times New Roman" w:hAnsi="Cambria Math"/>
+                <w:kern w:val="0"/>
+                <w:sz w:val="28"/>
+                <w:szCs w:val="22"/>
+                <w14:ligatures w14:val="none"/>
+              </w:rPr>
+              <m:t>σ</m:t>
+            </m:r>
+          </m:e>
+          <m:sub>
+            <m:r>
+              <w:rPr>
+                <w:rFonts w:ascii="Cambria Math" w:eastAsia="Times New Roman" w:hAnsi="Cambria Math"/>
+                <w:kern w:val="0"/>
+                <w:sz w:val="28"/>
+                <w:szCs w:val="22"/>
+                <w14:ligatures w14:val="none"/>
+              </w:rPr>
+              <m:t>k</m:t>
+            </m:r>
+          </m:sub>
+        </m:sSub>
+      </m:oMath>
+      <w:r>
+        <w:rPr>
+          <w:rFonts w:ascii="Times New Roman" w:eastAsia="Times New Roman" w:hAnsi="Times New Roman"/>
+          <w:kern w:val="0"/>
+          <w:sz w:val="28"/>
+          <w:szCs w:val="22"/>
+          <w14:ligatures w14:val="none"/>
+        </w:rPr>
+        <w:t xml:space="preserve"> </w:t>
+      </w:r>
+      <w:r>
+        <w:rPr>
+          <w:rFonts w:ascii="Times New Roman" w:eastAsia="Times New Roman" w:hAnsi="Times New Roman"/>
+          <w:kern w:val="0"/>
+          <w:sz w:val="28"/>
+          <w:szCs w:val="22"/>
+          <w14:ligatures w14:val="none"/>
+        </w:rPr>
+        <w:t xml:space="preserve">для </w:t>
+      </w:r>
+      <w:r>
+        <w:rPr>
+          <w:rFonts w:ascii="Times New Roman" w:eastAsia="Times New Roman" w:hAnsi="Times New Roman"/>
+          <w:kern w:val="0"/>
+          <w:sz w:val="28"/>
+          <w:szCs w:val="22"/>
+          <w14:ligatures w14:val="none"/>
+        </w:rPr>
+        <w:lastRenderedPageBreak/>
+        <w:t xml:space="preserve">текущего числа заявок </w:t>
+      </w:r>
+      <m:oMath>
+        <m:r>
+          <w:rPr>
+            <w:rFonts w:ascii="Cambria Math" w:eastAsia="Times New Roman" w:hAnsi="Cambria Math"/>
+            <w:kern w:val="0"/>
+            <w:sz w:val="28"/>
+            <w:szCs w:val="22"/>
+            <w14:ligatures w14:val="none"/>
+          </w:rPr>
+          <m:t>k</m:t>
+        </m:r>
+      </m:oMath>
+      <w:r>
+        <w:rPr>
+          <w:rFonts w:ascii="Times New Roman" w:eastAsia="Times New Roman" w:hAnsi="Times New Roman"/>
+          <w:kern w:val="0"/>
+          <w:sz w:val="28"/>
+          <w:szCs w:val="22"/>
+          <w14:ligatures w14:val="none"/>
+        </w:rPr>
+        <w:t>. Тем самым в самой структуре состояния явно закрепляется зависимость интенсивности поступления и скорости обслуживания от состояния системы.</w:t>
+      </w:r>
+    </w:p>
+    <w:p>
+      <w:pPr>
+        <w:spacing w:after="0" w:line="360" w:lineRule="auto"/>
+        <w:ind w:firstLine="708"/>
+        <w:jc w:val="both"/>
+        <w:rPr>
+          <w:rFonts w:ascii="Times New Roman" w:eastAsia="Times New Roman" w:hAnsi="Times New Roman"/>
+          <w:kern w:val="0"/>
+          <w:sz w:val="28"/>
+          <w:szCs w:val="22"/>
+          <w14:ligatures w14:val="none"/>
+        </w:rPr>
+      </w:pPr>
+      <w:r>
+        <w:rPr>
+          <w:rFonts w:ascii="Times New Roman" w:eastAsia="Times New Roman" w:hAnsi="Times New Roman"/>
+          <w:kern w:val="0"/>
+          <w:sz w:val="28"/>
+          <w:szCs w:val="22"/>
+          <w14:ligatures w14:val="none"/>
+        </w:rPr>
+        <w:t xml:space="preserve">Создание и добавление заявок в систему разделены на два независимых шага. Сначала метод </w:t>
+      </w:r>
+      <w:proofErr w:type="spellStart"/>
+      <w:r>
+        <w:rPr>
+          <w:rFonts w:ascii="Times New Roman" w:eastAsia="Times New Roman" w:hAnsi="Times New Roman"/>
+          <w:kern w:val="0"/>
+          <w:sz w:val="28"/>
+          <w:szCs w:val="22"/>
+          <w14:ligatures w14:val="none"/>
+        </w:rPr>
+        <w:t>create_job</w:t>
+      </w:r>
+      <w:proofErr w:type="spellEnd"/>
+      <w:r>
+        <w:rPr>
+          <w:rFonts w:ascii="Times New Roman" w:eastAsia="Times New Roman" w:hAnsi="Times New Roman"/>
+          <w:kern w:val="0"/>
+          <w:sz w:val="28"/>
+          <w:szCs w:val="22"/>
+          <w14:ligatures w14:val="none"/>
+        </w:rPr>
+        <w:t xml:space="preserve"> формирует объект заявки с заданными параметрами, а затем метод </w:t>
+      </w:r>
+      <w:proofErr w:type="spellStart"/>
+      <w:r>
+        <w:rPr>
+          <w:rFonts w:ascii="Times New Roman" w:eastAsia="Times New Roman" w:hAnsi="Times New Roman"/>
+          <w:kern w:val="0"/>
+          <w:sz w:val="28"/>
+          <w:szCs w:val="22"/>
+          <w14:ligatures w14:val="none"/>
+        </w:rPr>
+        <w:t>add_job</w:t>
+      </w:r>
+      <w:proofErr w:type="spellEnd"/>
+      <w:r>
+        <w:rPr>
+          <w:rFonts w:ascii="Times New Roman" w:eastAsia="Times New Roman" w:hAnsi="Times New Roman"/>
+          <w:kern w:val="0"/>
+          <w:sz w:val="28"/>
+          <w:szCs w:val="22"/>
+          <w14:ligatures w14:val="none"/>
+        </w:rPr>
+        <w:t xml:space="preserve"> добавляет её в состояние, если проверка допуска завершилась успешно.</w:t>
+      </w:r>
+      <w:r>
+        <w:rPr>
+          <w:rFonts w:ascii="Times New Roman" w:eastAsia="Times New Roman" w:hAnsi="Times New Roman"/>
+          <w:kern w:val="0"/>
+          <w:sz w:val="28"/>
+          <w:szCs w:val="22"/>
+          <w14:ligatures w14:val="none"/>
+        </w:rPr>
+        <w:t xml:space="preserve"> </w:t>
+      </w:r>
+      <w:r>
+        <w:rPr>
+          <w:rFonts w:ascii="Times New Roman" w:eastAsia="Times New Roman" w:hAnsi="Times New Roman"/>
+          <w:kern w:val="0"/>
+          <w:sz w:val="28"/>
+          <w:szCs w:val="22"/>
+          <w14:ligatures w14:val="none"/>
+        </w:rPr>
+        <w:t xml:space="preserve">Аналогично, метод </w:t>
+      </w:r>
+      <w:proofErr w:type="spellStart"/>
+      <w:r>
+        <w:rPr>
+          <w:rFonts w:ascii="Times New Roman" w:eastAsia="Times New Roman" w:hAnsi="Times New Roman"/>
+          <w:kern w:val="0"/>
+          <w:sz w:val="28"/>
+          <w:szCs w:val="22"/>
+          <w14:ligatures w14:val="none"/>
+        </w:rPr>
+        <w:t>remove_job</w:t>
+      </w:r>
+      <w:proofErr w:type="spellEnd"/>
+      <w:r>
+        <w:rPr>
+          <w:rFonts w:ascii="Times New Roman" w:eastAsia="Times New Roman" w:hAnsi="Times New Roman"/>
+          <w:kern w:val="0"/>
+          <w:sz w:val="28"/>
+          <w:szCs w:val="22"/>
+          <w14:ligatures w14:val="none"/>
+        </w:rPr>
+        <w:t xml:space="preserve"> отвечает за удаление завершившейся заявки и возвращает сам объект, что позволяет на более высоком уровне</w:t>
+      </w:r>
+      <w:r>
+        <w:rPr>
+          <w:rFonts w:ascii="Times New Roman" w:eastAsia="Times New Roman" w:hAnsi="Times New Roman"/>
+          <w:kern w:val="0"/>
+          <w:sz w:val="28"/>
+          <w:szCs w:val="22"/>
+          <w14:ligatures w14:val="none"/>
+        </w:rPr>
+        <w:t xml:space="preserve"> (следующем модуле)</w:t>
+      </w:r>
+      <w:r>
+        <w:rPr>
+          <w:rFonts w:ascii="Times New Roman" w:eastAsia="Times New Roman" w:hAnsi="Times New Roman"/>
+          <w:kern w:val="0"/>
+          <w:sz w:val="28"/>
+          <w:szCs w:val="22"/>
+          <w14:ligatures w14:val="none"/>
+        </w:rPr>
+        <w:t xml:space="preserve"> вычислять дополнительные характеристики, например время пребывания заявки в системе или состав завершённых работ.</w:t>
+      </w:r>
+    </w:p>
+    <w:p>
+      <w:pPr>
+        <w:spacing w:after="0" w:line="360" w:lineRule="auto"/>
+        <w:ind w:firstLine="708"/>
+        <w:jc w:val="both"/>
+        <w:rPr>
+          <w:rFonts w:ascii="Times New Roman" w:eastAsia="Times New Roman" w:hAnsi="Times New Roman"/>
+          <w:kern w:val="0"/>
+          <w:sz w:val="28"/>
+          <w:szCs w:val="22"/>
+          <w14:ligatures w14:val="none"/>
+        </w:rPr>
+      </w:pPr>
+      <w:r>
+        <w:rPr>
+          <w:rFonts w:ascii="Times New Roman" w:eastAsia="Times New Roman" w:hAnsi="Times New Roman"/>
+          <w:kern w:val="0"/>
+          <w:sz w:val="28"/>
+          <w:szCs w:val="22"/>
+          <w14:ligatures w14:val="none"/>
+        </w:rPr>
+        <w:t>Наконец</w:t>
+      </w:r>
+      <w:r>
+        <w:rPr>
+          <w:rFonts w:ascii="Times New Roman" w:eastAsia="Times New Roman" w:hAnsi="Times New Roman"/>
+          <w:kern w:val="0"/>
+          <w:sz w:val="28"/>
+          <w:szCs w:val="22"/>
+          <w14:ligatures w14:val="none"/>
+        </w:rPr>
+        <w:t xml:space="preserve"> </w:t>
+      </w:r>
+      <w:r>
+        <w:rPr>
+          <w:rFonts w:ascii="Times New Roman" w:eastAsia="Times New Roman" w:hAnsi="Times New Roman"/>
+          <w:kern w:val="0"/>
+          <w:sz w:val="28"/>
+          <w:szCs w:val="22"/>
+          <w14:ligatures w14:val="none"/>
+        </w:rPr>
+        <w:t>метод</w:t>
+      </w:r>
+      <w:r>
+        <w:rPr>
+          <w:rFonts w:ascii="Times New Roman" w:eastAsia="Times New Roman" w:hAnsi="Times New Roman"/>
+          <w:kern w:val="0"/>
+          <w:sz w:val="28"/>
+          <w:szCs w:val="22"/>
+          <w14:ligatures w14:val="none"/>
+        </w:rPr>
+        <w:t xml:space="preserve"> </w:t>
+      </w:r>
+      <w:r>
+        <w:rPr>
+          <w:rFonts w:ascii="Times New Roman" w:eastAsia="Times New Roman" w:hAnsi="Times New Roman"/>
+          <w:kern w:val="0"/>
+          <w:sz w:val="28"/>
+          <w:szCs w:val="22"/>
+          <w:lang w:val="en-US"/>
+          <w14:ligatures w14:val="none"/>
+        </w:rPr>
+        <w:t>advance</w:t>
+      </w:r>
+      <w:r>
+        <w:rPr>
+          <w:rFonts w:ascii="Times New Roman" w:eastAsia="Times New Roman" w:hAnsi="Times New Roman"/>
+          <w:kern w:val="0"/>
+          <w:sz w:val="28"/>
+          <w:szCs w:val="22"/>
+          <w14:ligatures w14:val="none"/>
+        </w:rPr>
+        <w:t>_</w:t>
+      </w:r>
+      <w:r>
+        <w:rPr>
+          <w:rFonts w:ascii="Times New Roman" w:eastAsia="Times New Roman" w:hAnsi="Times New Roman"/>
+          <w:kern w:val="0"/>
+          <w:sz w:val="28"/>
+          <w:szCs w:val="22"/>
+          <w:lang w:val="en-US"/>
+          <w14:ligatures w14:val="none"/>
+        </w:rPr>
+        <w:t>time</w:t>
+      </w:r>
+      <w:r>
+        <w:rPr>
+          <w:rFonts w:ascii="Times New Roman" w:eastAsia="Times New Roman" w:hAnsi="Times New Roman"/>
+          <w:kern w:val="0"/>
+          <w:sz w:val="28"/>
+          <w:szCs w:val="22"/>
+          <w14:ligatures w14:val="none"/>
+        </w:rPr>
+        <w:t xml:space="preserve"> </w:t>
+      </w:r>
+      <w:r>
+        <w:rPr>
+          <w:rFonts w:ascii="Times New Roman" w:eastAsia="Times New Roman" w:hAnsi="Times New Roman"/>
+          <w:kern w:val="0"/>
+          <w:sz w:val="28"/>
+          <w:szCs w:val="22"/>
+          <w14:ligatures w14:val="none"/>
+        </w:rPr>
+        <w:t xml:space="preserve">продвигает систему на интервал </w:t>
+      </w:r>
+      <w:r>
+        <w:rPr>
+          <w:rFonts w:ascii="Times New Roman" w:eastAsia="Times New Roman" w:hAnsi="Times New Roman"/>
+          <w:kern w:val="0"/>
+          <w:sz w:val="28"/>
+          <w:szCs w:val="22"/>
+          <w14:ligatures w14:val="none"/>
+        </w:rPr>
+        <w:t>(</w:t>
+      </w:r>
+      <w:r>
+        <w:rPr>
+          <w:rFonts w:ascii="Times New Roman" w:eastAsia="Times New Roman" w:hAnsi="Times New Roman"/>
+          <w:kern w:val="0"/>
+          <w:sz w:val="28"/>
+          <w:szCs w:val="22"/>
+          <w:lang w:val="en-US"/>
+          <w14:ligatures w14:val="none"/>
+        </w:rPr>
+        <w:t>dt</w:t>
+      </w:r>
+      <w:r>
+        <w:rPr>
+          <w:rFonts w:ascii="Times New Roman" w:eastAsia="Times New Roman" w:hAnsi="Times New Roman"/>
+          <w:kern w:val="0"/>
+          <w:sz w:val="28"/>
+          <w:szCs w:val="22"/>
+          <w14:ligatures w14:val="none"/>
+        </w:rPr>
+        <w:t>)</w:t>
+      </w:r>
+      <w:r>
+        <w:rPr>
+          <w:rFonts w:ascii="Times New Roman" w:eastAsia="Times New Roman" w:hAnsi="Times New Roman"/>
+          <w:kern w:val="0"/>
+          <w:sz w:val="28"/>
+          <w:szCs w:val="22"/>
+          <w14:ligatures w14:val="none"/>
+        </w:rPr>
+        <w:t xml:space="preserve">, такой что на нем состояние системы не меняется, скорость обслуживания остается постоянной, а остаточный объем работы уменьшается. </w:t>
+      </w:r>
+      <w:r>
+        <w:rPr>
+          <w:rFonts w:ascii="Times New Roman" w:eastAsia="Times New Roman" w:hAnsi="Times New Roman"/>
+          <w:kern w:val="0"/>
+          <w:sz w:val="28"/>
+          <w:szCs w:val="22"/>
+          <w14:ligatures w14:val="none"/>
+        </w:rPr>
+        <w:t xml:space="preserve">Метод </w:t>
+      </w:r>
+      <w:proofErr w:type="spellStart"/>
+      <w:r>
+        <w:rPr>
+          <w:rFonts w:ascii="Times New Roman" w:eastAsia="Times New Roman" w:hAnsi="Times New Roman"/>
+          <w:kern w:val="0"/>
+          <w:sz w:val="28"/>
+          <w:szCs w:val="22"/>
+          <w14:ligatures w14:val="none"/>
+        </w:rPr>
+        <w:t>completed_job_ids</w:t>
+      </w:r>
+      <w:proofErr w:type="spellEnd"/>
+      <w:r>
+        <w:rPr>
+          <w:rFonts w:ascii="Times New Roman" w:eastAsia="Times New Roman" w:hAnsi="Times New Roman"/>
+          <w:kern w:val="0"/>
+          <w:sz w:val="28"/>
+          <w:szCs w:val="22"/>
+          <w14:ligatures w14:val="none"/>
+        </w:rPr>
+        <w:t xml:space="preserve"> выделяет те заявки, чьё обслуживание к текущему моменту завершено, а метод </w:t>
+      </w:r>
+      <w:proofErr w:type="spellStart"/>
+      <w:r>
+        <w:rPr>
+          <w:rFonts w:ascii="Times New Roman" w:eastAsia="Times New Roman" w:hAnsi="Times New Roman"/>
+          <w:kern w:val="0"/>
+          <w:sz w:val="28"/>
+          <w:szCs w:val="22"/>
+          <w14:ligatures w14:val="none"/>
+        </w:rPr>
+        <w:t>next_completion</w:t>
+      </w:r>
+      <w:proofErr w:type="spellEnd"/>
+      <w:r>
+        <w:rPr>
+          <w:rFonts w:ascii="Times New Roman" w:eastAsia="Times New Roman" w:hAnsi="Times New Roman"/>
+          <w:kern w:val="0"/>
+          <w:sz w:val="28"/>
+          <w:szCs w:val="22"/>
+          <w14:ligatures w14:val="none"/>
+        </w:rPr>
+        <w:t xml:space="preserve"> определяет ближайшее завершение в виде пары </w:t>
+      </w:r>
+      <w:r>
+        <w:rPr>
+          <w:rFonts w:ascii="Times New Roman" w:eastAsia="Times New Roman" w:hAnsi="Times New Roman"/>
+          <w:kern w:val="0"/>
+          <w:sz w:val="28"/>
+          <w:szCs w:val="22"/>
+          <w14:ligatures w14:val="none"/>
+        </w:rPr>
+        <w:t>«</w:t>
+      </w:r>
+      <w:r>
+        <w:rPr>
+          <w:rFonts w:ascii="Times New Roman" w:eastAsia="Times New Roman" w:hAnsi="Times New Roman"/>
+          <w:i/>
+          <w:iCs/>
+          <w:kern w:val="0"/>
+          <w:sz w:val="28"/>
+          <w:szCs w:val="22"/>
+          <w14:ligatures w14:val="none"/>
+        </w:rPr>
+        <w:t>идентификатор заявки — время до завершения</w:t>
+      </w:r>
+      <w:r>
+        <w:rPr>
+          <w:rFonts w:ascii="Times New Roman" w:eastAsia="Times New Roman" w:hAnsi="Times New Roman"/>
+          <w:kern w:val="0"/>
+          <w:sz w:val="28"/>
+          <w:szCs w:val="22"/>
+          <w14:ligatures w14:val="none"/>
+        </w:rPr>
+        <w:t>»</w:t>
+      </w:r>
+      <w:r>
+        <w:rPr>
+          <w:rFonts w:ascii="Times New Roman" w:eastAsia="Times New Roman" w:hAnsi="Times New Roman"/>
+          <w:kern w:val="0"/>
+          <w:sz w:val="28"/>
+          <w:szCs w:val="22"/>
+          <w14:ligatures w14:val="none"/>
+        </w:rPr>
+        <w:t>.</w:t>
+      </w:r>
+    </w:p>
+    <w:p>
+      <w:pPr>
+        <w:spacing w:after="0" w:line="360" w:lineRule="auto"/>
+        <w:ind w:firstLine="708"/>
+        <w:jc w:val="both"/>
+        <w:rPr>
+          <w:rFonts w:ascii="Times New Roman" w:eastAsia="Times New Roman" w:hAnsi="Times New Roman"/>
+          <w:kern w:val="0"/>
+          <w:sz w:val="28"/>
+          <w:szCs w:val="22"/>
+          <w14:ligatures w14:val="none"/>
+        </w:rPr>
+      </w:pPr>
+      <w:r>
+        <w:rPr>
+          <w:rFonts w:ascii="Times New Roman" w:eastAsia="Times New Roman" w:hAnsi="Times New Roman"/>
+          <w:kern w:val="0"/>
+          <w:sz w:val="28"/>
+          <w:szCs w:val="22"/>
+          <w14:ligatures w14:val="none"/>
+        </w:rPr>
+        <w:t xml:space="preserve">Следующий модуль </w:t>
+      </w:r>
+      <w:r>
+        <w:rPr>
+          <w:rFonts w:ascii="Times New Roman" w:eastAsia="Times New Roman" w:hAnsi="Times New Roman"/>
+          <w:kern w:val="0"/>
+          <w:sz w:val="28"/>
+          <w:szCs w:val="22"/>
+          <w:lang w:val="en-US"/>
+          <w14:ligatures w14:val="none"/>
+        </w:rPr>
+        <w:t>simulation</w:t>
+      </w:r>
+      <w:r>
+        <w:rPr>
+          <w:rFonts w:ascii="Times New Roman" w:eastAsia="Times New Roman" w:hAnsi="Times New Roman"/>
+          <w:kern w:val="0"/>
+          <w:sz w:val="28"/>
+          <w:szCs w:val="22"/>
+          <w14:ligatures w14:val="none"/>
+        </w:rPr>
+        <w:t>.</w:t>
+      </w:r>
+      <w:proofErr w:type="spellStart"/>
+      <w:r>
+        <w:rPr>
+          <w:rFonts w:ascii="Times New Roman" w:eastAsia="Times New Roman" w:hAnsi="Times New Roman"/>
+          <w:kern w:val="0"/>
+          <w:sz w:val="28"/>
+          <w:szCs w:val="22"/>
+          <w:lang w:val="en-US"/>
+          <w14:ligatures w14:val="none"/>
+        </w:rPr>
+        <w:t>py</w:t>
+      </w:r>
+      <w:proofErr w:type="spellEnd"/>
+      <w:r>
+        <w:rPr>
+          <w:rFonts w:ascii="Times New Roman" w:eastAsia="Times New Roman" w:hAnsi="Times New Roman"/>
+          <w:kern w:val="0"/>
+          <w:sz w:val="28"/>
+          <w:szCs w:val="22"/>
+          <w14:ligatures w14:val="none"/>
+        </w:rPr>
+        <w:t xml:space="preserve"> </w:t>
+      </w:r>
+      <w:r>
+        <w:rPr>
+          <w:rFonts w:ascii="Times New Roman" w:eastAsia="Times New Roman" w:hAnsi="Times New Roman"/>
+          <w:kern w:val="0"/>
+          <w:sz w:val="28"/>
+          <w:szCs w:val="22"/>
+          <w14:ligatures w14:val="none"/>
+        </w:rPr>
+        <w:t xml:space="preserve">реализует </w:t>
+      </w:r>
+      <w:r>
+        <w:rPr>
+          <w:rFonts w:ascii="Times New Roman" w:eastAsia="Times New Roman" w:hAnsi="Times New Roman"/>
+          <w:kern w:val="0"/>
+          <w:sz w:val="28"/>
+          <w:szCs w:val="22"/>
+          <w14:ligatures w14:val="none"/>
+        </w:rPr>
+        <w:t>один</w:t>
+      </w:r>
+      <w:r>
+        <w:rPr>
+          <w:rFonts w:ascii="Times New Roman" w:eastAsia="Times New Roman" w:hAnsi="Times New Roman"/>
+          <w:kern w:val="0"/>
+          <w:sz w:val="28"/>
+          <w:szCs w:val="22"/>
+          <w14:ligatures w14:val="none"/>
+        </w:rPr>
+        <w:t xml:space="preserve"> </w:t>
+      </w:r>
+      <w:r>
+        <w:rPr>
+          <w:rFonts w:ascii="Times New Roman" w:eastAsia="Times New Roman" w:hAnsi="Times New Roman"/>
+          <w:kern w:val="0"/>
+          <w:sz w:val="28"/>
+          <w:szCs w:val="22"/>
+          <w14:ligatures w14:val="none"/>
+        </w:rPr>
+        <w:t>полноценный имитационный прогон ресурсной СМО</w:t>
+      </w:r>
+      <w:r>
+        <w:rPr>
+          <w:rFonts w:ascii="Times New Roman" w:eastAsia="Times New Roman" w:hAnsi="Times New Roman"/>
+          <w:kern w:val="0"/>
+          <w:sz w:val="28"/>
+          <w:szCs w:val="22"/>
+          <w14:ligatures w14:val="none"/>
+        </w:rPr>
+        <w:t xml:space="preserve">, связывает </w:t>
+      </w:r>
+      <w:r>
+        <w:rPr>
+          <w:rFonts w:ascii="Times New Roman" w:eastAsia="Times New Roman" w:hAnsi="Times New Roman"/>
+          <w:kern w:val="0"/>
+          <w:sz w:val="28"/>
+          <w:szCs w:val="22"/>
+          <w:lang w:val="en-US"/>
+          <w14:ligatures w14:val="none"/>
+        </w:rPr>
+        <w:t>params</w:t>
+      </w:r>
+      <w:r>
+        <w:rPr>
+          <w:rFonts w:ascii="Times New Roman" w:eastAsia="Times New Roman" w:hAnsi="Times New Roman"/>
+          <w:kern w:val="0"/>
+          <w:sz w:val="28"/>
+          <w:szCs w:val="22"/>
+          <w14:ligatures w14:val="none"/>
+        </w:rPr>
+        <w:t>.</w:t>
+      </w:r>
+      <w:proofErr w:type="spellStart"/>
+      <w:r>
+        <w:rPr>
+          <w:rFonts w:ascii="Times New Roman" w:eastAsia="Times New Roman" w:hAnsi="Times New Roman"/>
+          <w:kern w:val="0"/>
+          <w:sz w:val="28"/>
+          <w:szCs w:val="22"/>
+          <w:lang w:val="en-US"/>
+          <w14:ligatures w14:val="none"/>
+        </w:rPr>
+        <w:t>py</w:t>
+      </w:r>
+      <w:proofErr w:type="spellEnd"/>
+      <w:r>
+        <w:rPr>
+          <w:rFonts w:ascii="Times New Roman" w:eastAsia="Times New Roman" w:hAnsi="Times New Roman"/>
+          <w:kern w:val="0"/>
+          <w:sz w:val="28"/>
+          <w:szCs w:val="22"/>
+          <w14:ligatures w14:val="none"/>
+        </w:rPr>
+        <w:t xml:space="preserve"> </w:t>
+      </w:r>
+      <w:r>
+        <w:rPr>
+          <w:rFonts w:ascii="Times New Roman" w:eastAsia="Times New Roman" w:hAnsi="Times New Roman"/>
+          <w:kern w:val="0"/>
+          <w:sz w:val="28"/>
+          <w:szCs w:val="22"/>
+          <w14:ligatures w14:val="none"/>
+        </w:rPr>
+        <w:t xml:space="preserve">и </w:t>
+      </w:r>
+      <w:r>
+        <w:rPr>
+          <w:rFonts w:ascii="Times New Roman" w:eastAsia="Times New Roman" w:hAnsi="Times New Roman"/>
+          <w:kern w:val="0"/>
+          <w:sz w:val="28"/>
+          <w:szCs w:val="22"/>
+          <w:lang w:val="en-US"/>
+          <w14:ligatures w14:val="none"/>
+        </w:rPr>
+        <w:t>model</w:t>
+      </w:r>
+      <w:r>
+        <w:rPr>
+          <w:rFonts w:ascii="Times New Roman" w:eastAsia="Times New Roman" w:hAnsi="Times New Roman"/>
+          <w:kern w:val="0"/>
+          <w:sz w:val="28"/>
+          <w:szCs w:val="22"/>
+          <w14:ligatures w14:val="none"/>
+        </w:rPr>
+        <w:t>.</w:t>
+      </w:r>
+      <w:proofErr w:type="spellStart"/>
+      <w:r>
+        <w:rPr>
+          <w:rFonts w:ascii="Times New Roman" w:eastAsia="Times New Roman" w:hAnsi="Times New Roman"/>
+          <w:kern w:val="0"/>
+          <w:sz w:val="28"/>
+          <w:szCs w:val="22"/>
+          <w:lang w:val="en-US"/>
+          <w14:ligatures w14:val="none"/>
+        </w:rPr>
+        <w:t>py</w:t>
+      </w:r>
+      <w:proofErr w:type="spellEnd"/>
+      <w:r>
+        <w:rPr>
+          <w:rFonts w:ascii="Times New Roman" w:eastAsia="Times New Roman" w:hAnsi="Times New Roman"/>
+          <w:kern w:val="0"/>
+          <w:sz w:val="28"/>
+          <w:szCs w:val="22"/>
+          <w14:ligatures w14:val="none"/>
+        </w:rPr>
+        <w:t xml:space="preserve"> </w:t>
+      </w:r>
+      <w:r>
+        <w:rPr>
+          <w:rFonts w:ascii="Times New Roman" w:eastAsia="Times New Roman" w:hAnsi="Times New Roman"/>
+          <w:kern w:val="0"/>
+          <w:sz w:val="28"/>
+          <w:szCs w:val="22"/>
+          <w14:ligatures w14:val="none"/>
+        </w:rPr>
+        <w:t>в единый дискретно-событийный алгоритм. Он задает сценарий последовательного воспроизведения функций системы во времени, фиксирует моменты поступления и завершения обслуживания и вычисляет набор выходных характеристик для дальнейшего анализа чувствительности. Для</w:t>
+      </w:r>
+      <w:r>
+        <w:rPr>
+          <w:rFonts w:ascii="Times New Roman" w:eastAsia="Times New Roman" w:hAnsi="Times New Roman"/>
+          <w:kern w:val="0"/>
+          <w:sz w:val="28"/>
+          <w:szCs w:val="22"/>
+          <w14:ligatures w14:val="none"/>
+        </w:rPr>
+        <w:t xml:space="preserve"> </w:t>
+      </w:r>
+      <w:r>
+        <w:rPr>
+          <w:rFonts w:ascii="Times New Roman" w:eastAsia="Times New Roman" w:hAnsi="Times New Roman"/>
+          <w:kern w:val="0"/>
+          <w:sz w:val="28"/>
+          <w:szCs w:val="22"/>
+          <w14:ligatures w14:val="none"/>
+        </w:rPr>
+        <w:t>этой</w:t>
+      </w:r>
+      <w:r>
+        <w:rPr>
+          <w:rFonts w:ascii="Times New Roman" w:eastAsia="Times New Roman" w:hAnsi="Times New Roman"/>
+          <w:kern w:val="0"/>
+          <w:sz w:val="28"/>
+          <w:szCs w:val="22"/>
+          <w14:ligatures w14:val="none"/>
+        </w:rPr>
+        <w:t xml:space="preserve"> </w:t>
+      </w:r>
+      <w:r>
+        <w:rPr>
+          <w:rFonts w:ascii="Times New Roman" w:eastAsia="Times New Roman" w:hAnsi="Times New Roman"/>
+          <w:kern w:val="0"/>
+          <w:sz w:val="28"/>
+          <w:szCs w:val="22"/>
+          <w14:ligatures w14:val="none"/>
+        </w:rPr>
+        <w:t>цели</w:t>
+      </w:r>
+      <w:r>
+        <w:rPr>
+          <w:rFonts w:ascii="Times New Roman" w:eastAsia="Times New Roman" w:hAnsi="Times New Roman"/>
+          <w:kern w:val="0"/>
+          <w:sz w:val="28"/>
+          <w:szCs w:val="22"/>
+          <w14:ligatures w14:val="none"/>
+        </w:rPr>
+        <w:t xml:space="preserve"> </w:t>
+      </w:r>
+      <w:r>
+        <w:rPr>
+          <w:rFonts w:ascii="Times New Roman" w:eastAsia="Times New Roman" w:hAnsi="Times New Roman"/>
+          <w:kern w:val="0"/>
+          <w:sz w:val="28"/>
+          <w:szCs w:val="22"/>
+          <w14:ligatures w14:val="none"/>
+        </w:rPr>
+        <w:t>мы</w:t>
+      </w:r>
+      <w:r>
+        <w:rPr>
+          <w:rFonts w:ascii="Times New Roman" w:eastAsia="Times New Roman" w:hAnsi="Times New Roman"/>
+          <w:kern w:val="0"/>
+          <w:sz w:val="28"/>
+          <w:szCs w:val="22"/>
+          <w14:ligatures w14:val="none"/>
+        </w:rPr>
+        <w:t xml:space="preserve"> </w:t>
+      </w:r>
+      <w:r>
+        <w:rPr>
+          <w:rFonts w:ascii="Times New Roman" w:eastAsia="Times New Roman" w:hAnsi="Times New Roman"/>
+          <w:kern w:val="0"/>
+          <w:sz w:val="28"/>
+          <w:szCs w:val="22"/>
+          <w14:ligatures w14:val="none"/>
+        </w:rPr>
+        <w:t>импортируем</w:t>
+      </w:r>
+      <w:r>
+        <w:rPr>
+          <w:rFonts w:ascii="Times New Roman" w:eastAsia="Times New Roman" w:hAnsi="Times New Roman"/>
+          <w:kern w:val="0"/>
+          <w:sz w:val="28"/>
+          <w:szCs w:val="22"/>
+          <w14:ligatures w14:val="none"/>
+        </w:rPr>
+        <w:t xml:space="preserve"> </w:t>
+      </w:r>
+      <w:r>
+        <w:rPr>
+          <w:rFonts w:ascii="Times New Roman" w:eastAsia="Times New Roman" w:hAnsi="Times New Roman"/>
+          <w:kern w:val="0"/>
+          <w:sz w:val="28"/>
+          <w:szCs w:val="22"/>
+          <w14:ligatures w14:val="none"/>
+        </w:rPr>
+        <w:t>классы</w:t>
+      </w:r>
+      <w:r>
+        <w:rPr>
+          <w:rFonts w:ascii="Times New Roman" w:eastAsia="Times New Roman" w:hAnsi="Times New Roman"/>
+          <w:kern w:val="0"/>
+          <w:sz w:val="28"/>
+          <w:szCs w:val="22"/>
+          <w14:ligatures w14:val="none"/>
+        </w:rPr>
+        <w:t xml:space="preserve"> </w:t>
+      </w:r>
+      <w:r>
+        <w:rPr>
+          <w:rFonts w:ascii="Times New Roman" w:eastAsia="Times New Roman" w:hAnsi="Times New Roman"/>
+          <w:kern w:val="0"/>
+          <w:sz w:val="28"/>
+          <w:szCs w:val="22"/>
+          <w14:ligatures w14:val="none"/>
+        </w:rPr>
+        <w:t>и</w:t>
+      </w:r>
+      <w:r>
+        <w:rPr>
+          <w:rFonts w:ascii="Times New Roman" w:eastAsia="Times New Roman" w:hAnsi="Times New Roman"/>
+          <w:kern w:val="0"/>
+          <w:sz w:val="28"/>
+          <w:szCs w:val="22"/>
+          <w14:ligatures w14:val="none"/>
+        </w:rPr>
+        <w:t xml:space="preserve"> </w:t>
+      </w:r>
+      <w:r>
+        <w:rPr>
+          <w:rFonts w:ascii="Times New Roman" w:eastAsia="Times New Roman" w:hAnsi="Times New Roman"/>
+          <w:kern w:val="0"/>
+          <w:sz w:val="28"/>
+          <w:szCs w:val="22"/>
+          <w14:ligatures w14:val="none"/>
+        </w:rPr>
+        <w:t>функции</w:t>
+      </w:r>
+      <w:r>
+        <w:rPr>
+          <w:rFonts w:ascii="Times New Roman" w:eastAsia="Times New Roman" w:hAnsi="Times New Roman"/>
+          <w:kern w:val="0"/>
+          <w:sz w:val="28"/>
+          <w:szCs w:val="22"/>
+          <w14:ligatures w14:val="none"/>
+        </w:rPr>
+        <w:t xml:space="preserve"> </w:t>
+      </w:r>
+      <w:r>
+        <w:rPr>
+          <w:rFonts w:ascii="Times New Roman" w:eastAsia="Times New Roman" w:hAnsi="Times New Roman"/>
+          <w:kern w:val="0"/>
+          <w:sz w:val="28"/>
+          <w:szCs w:val="22"/>
+          <w:lang w:val="en-US"/>
+          <w14:ligatures w14:val="none"/>
+        </w:rPr>
+        <w:t> </w:t>
+      </w:r>
+      <w:r>
+        <w:rPr>
+          <w:rFonts w:ascii="Times New Roman" w:eastAsia="Times New Roman" w:hAnsi="Times New Roman"/>
+          <w:kern w:val="0"/>
+          <w:sz w:val="28"/>
+          <w:szCs w:val="22"/>
+          <w14:ligatures w14:val="none"/>
+        </w:rPr>
+        <w:t xml:space="preserve"> </w:t>
+      </w:r>
+      <w:r>
+        <w:rPr>
+          <w:rFonts w:ascii="Times New Roman" w:eastAsia="Times New Roman" w:hAnsi="Times New Roman"/>
+          <w:kern w:val="0"/>
+          <w:sz w:val="28"/>
+          <w:szCs w:val="22"/>
+          <w:lang w:val="en-US"/>
+          <w14:ligatures w14:val="none"/>
+        </w:rPr>
+        <w:t> </w:t>
+      </w:r>
+      <w:r>
+        <w:rPr>
+          <w:rFonts w:ascii="Times New Roman" w:eastAsia="Times New Roman" w:hAnsi="Times New Roman"/>
+          <w:kern w:val="0"/>
+          <w:sz w:val="28"/>
+          <w:szCs w:val="22"/>
+          <w14:ligatures w14:val="none"/>
+        </w:rPr>
+        <w:t xml:space="preserve"> </w:t>
+      </w:r>
+      <w:proofErr w:type="spellStart"/>
+      <w:r>
+        <w:rPr>
+          <w:rFonts w:ascii="Times New Roman" w:eastAsia="Times New Roman" w:hAnsi="Times New Roman"/>
+          <w:kern w:val="0"/>
+          <w:sz w:val="28"/>
+          <w:szCs w:val="22"/>
+          <w:lang w:val="en-US"/>
+          <w14:ligatures w14:val="none"/>
+        </w:rPr>
+        <w:t>ResourceDistributionConfig</w:t>
+      </w:r>
+      <w:proofErr w:type="spellEnd"/>
+      <w:r>
+        <w:rPr>
+          <w:rFonts w:ascii="Times New Roman" w:eastAsia="Times New Roman" w:hAnsi="Times New Roman"/>
+          <w:kern w:val="0"/>
+          <w:sz w:val="28"/>
+          <w:szCs w:val="22"/>
+          <w14:ligatures w14:val="none"/>
+        </w:rPr>
+        <w:t xml:space="preserve">, </w:t>
+      </w:r>
+      <w:proofErr w:type="spellStart"/>
+      <w:r>
+        <w:rPr>
+          <w:rFonts w:ascii="Times New Roman" w:eastAsia="Times New Roman" w:hAnsi="Times New Roman"/>
+          <w:kern w:val="0"/>
+          <w:sz w:val="28"/>
+          <w:szCs w:val="22"/>
+          <w:lang w:val="en-US"/>
+          <w14:ligatures w14:val="none"/>
+        </w:rPr>
+        <w:t>ScenarioConfig</w:t>
+      </w:r>
+      <w:proofErr w:type="spellEnd"/>
+      <w:r>
+        <w:rPr>
+          <w:rFonts w:ascii="Times New Roman" w:eastAsia="Times New Roman" w:hAnsi="Times New Roman"/>
+          <w:kern w:val="0"/>
+          <w:sz w:val="28"/>
+          <w:szCs w:val="22"/>
+          <w14:ligatures w14:val="none"/>
+        </w:rPr>
+        <w:t xml:space="preserve">, </w:t>
+      </w:r>
+      <w:proofErr w:type="spellStart"/>
+      <w:r>
+        <w:rPr>
+          <w:rFonts w:ascii="Times New Roman" w:eastAsia="Times New Roman" w:hAnsi="Times New Roman"/>
+          <w:kern w:val="0"/>
+          <w:sz w:val="28"/>
+          <w:szCs w:val="22"/>
+          <w:lang w:val="en-US"/>
+          <w14:ligatures w14:val="none"/>
+        </w:rPr>
+        <w:t>WorkloadDistributionConfig</w:t>
+      </w:r>
+      <w:proofErr w:type="spellEnd"/>
+      <w:r>
+        <w:rPr>
+          <w:rFonts w:ascii="Times New Roman" w:eastAsia="Times New Roman" w:hAnsi="Times New Roman"/>
+          <w:kern w:val="0"/>
+          <w:sz w:val="28"/>
+          <w:szCs w:val="22"/>
+          <w14:ligatures w14:val="none"/>
+        </w:rPr>
+        <w:t xml:space="preserve">, </w:t>
+      </w:r>
+      <w:r>
+        <w:rPr>
+          <w:rFonts w:ascii="Times New Roman" w:eastAsia="Times New Roman" w:hAnsi="Times New Roman"/>
+          <w:kern w:val="0"/>
+          <w:sz w:val="28"/>
+          <w:szCs w:val="22"/>
+          <w:lang w:val="en-US"/>
+          <w14:ligatures w14:val="none"/>
+        </w:rPr>
+        <w:t>build</w:t>
+      </w:r>
+      <w:r>
+        <w:rPr>
+          <w:rFonts w:ascii="Times New Roman" w:eastAsia="Times New Roman" w:hAnsi="Times New Roman"/>
+          <w:kern w:val="0"/>
+          <w:sz w:val="28"/>
+          <w:szCs w:val="22"/>
+          <w14:ligatures w14:val="none"/>
+        </w:rPr>
+        <w:t>_</w:t>
+      </w:r>
+      <w:r>
+        <w:rPr>
+          <w:rFonts w:ascii="Times New Roman" w:eastAsia="Times New Roman" w:hAnsi="Times New Roman"/>
+          <w:kern w:val="0"/>
+          <w:sz w:val="28"/>
+          <w:szCs w:val="22"/>
+          <w:lang w:val="en-US"/>
+          <w14:ligatures w14:val="none"/>
+        </w:rPr>
+        <w:t>base</w:t>
+      </w:r>
+      <w:r>
+        <w:rPr>
+          <w:rFonts w:ascii="Times New Roman" w:eastAsia="Times New Roman" w:hAnsi="Times New Roman"/>
+          <w:kern w:val="0"/>
+          <w:sz w:val="28"/>
+          <w:szCs w:val="22"/>
+          <w14:ligatures w14:val="none"/>
+        </w:rPr>
+        <w:t>_</w:t>
+      </w:r>
+      <w:r>
+        <w:rPr>
+          <w:rFonts w:ascii="Times New Roman" w:eastAsia="Times New Roman" w:hAnsi="Times New Roman"/>
+          <w:kern w:val="0"/>
+          <w:sz w:val="28"/>
+          <w:szCs w:val="22"/>
+          <w:lang w:val="en-US"/>
+          <w14:ligatures w14:val="none"/>
+        </w:rPr>
+        <w:t>scenario</w:t>
+      </w:r>
+      <w:r>
+        <w:rPr>
+          <w:rFonts w:ascii="Times New Roman" w:eastAsia="Times New Roman" w:hAnsi="Times New Roman"/>
+          <w:kern w:val="0"/>
+          <w:sz w:val="28"/>
+          <w:szCs w:val="22"/>
+          <w14:ligatures w14:val="none"/>
+        </w:rPr>
+        <w:t xml:space="preserve">, </w:t>
+      </w:r>
+      <w:r>
+        <w:rPr>
+          <w:rFonts w:ascii="Times New Roman" w:eastAsia="Times New Roman" w:hAnsi="Times New Roman"/>
+          <w:kern w:val="0"/>
+          <w:sz w:val="28"/>
+          <w:szCs w:val="22"/>
+          <w:lang w:val="en-US"/>
+          <w14:ligatures w14:val="none"/>
+        </w:rPr>
+        <w:t>standard</w:t>
+      </w:r>
+      <w:r>
+        <w:rPr>
+          <w:rFonts w:ascii="Times New Roman" w:eastAsia="Times New Roman" w:hAnsi="Times New Roman"/>
+          <w:kern w:val="0"/>
+          <w:sz w:val="28"/>
+          <w:szCs w:val="22"/>
+          <w14:ligatures w14:val="none"/>
+        </w:rPr>
+        <w:t>_</w:t>
+      </w:r>
+      <w:r>
+        <w:rPr>
+          <w:rFonts w:ascii="Times New Roman" w:eastAsia="Times New Roman" w:hAnsi="Times New Roman"/>
+          <w:kern w:val="0"/>
+          <w:sz w:val="28"/>
+          <w:szCs w:val="22"/>
+          <w:lang w:val="en-US"/>
+          <w14:ligatures w14:val="none"/>
+        </w:rPr>
+        <w:t>workload</w:t>
+      </w:r>
+      <w:r>
+        <w:rPr>
+          <w:rFonts w:ascii="Times New Roman" w:eastAsia="Times New Roman" w:hAnsi="Times New Roman"/>
+          <w:kern w:val="0"/>
+          <w:sz w:val="28"/>
+          <w:szCs w:val="22"/>
+          <w14:ligatures w14:val="none"/>
+        </w:rPr>
+        <w:t>_</w:t>
+      </w:r>
+      <w:r>
+        <w:rPr>
+          <w:rFonts w:ascii="Times New Roman" w:eastAsia="Times New Roman" w:hAnsi="Times New Roman"/>
+          <w:kern w:val="0"/>
+          <w:sz w:val="28"/>
+          <w:szCs w:val="22"/>
+          <w:lang w:val="en-US"/>
+          <w14:ligatures w14:val="none"/>
+        </w:rPr>
+        <w:t>family</w:t>
+      </w:r>
+      <w:r>
+        <w:rPr>
+          <w:rFonts w:ascii="Times New Roman" w:eastAsia="Times New Roman" w:hAnsi="Times New Roman"/>
+          <w:kern w:val="0"/>
+          <w:sz w:val="28"/>
+          <w:szCs w:val="22"/>
+          <w14:ligatures w14:val="none"/>
+        </w:rPr>
+        <w:t xml:space="preserve"> </w:t>
+      </w:r>
+      <w:r>
+        <w:rPr>
+          <w:rFonts w:ascii="Times New Roman" w:eastAsia="Times New Roman" w:hAnsi="Times New Roman"/>
+          <w:kern w:val="0"/>
+          <w:sz w:val="28"/>
+          <w:szCs w:val="22"/>
+          <w14:ligatures w14:val="none"/>
+        </w:rPr>
+        <w:t>из</w:t>
+      </w:r>
+      <w:r>
+        <w:rPr>
+          <w:rFonts w:ascii="Times New Roman" w:eastAsia="Times New Roman" w:hAnsi="Times New Roman"/>
+          <w:kern w:val="0"/>
+          <w:sz w:val="28"/>
+          <w:szCs w:val="22"/>
+          <w14:ligatures w14:val="none"/>
+        </w:rPr>
+        <w:t xml:space="preserve"> </w:t>
+      </w:r>
+      <w:r>
+        <w:rPr>
+          <w:rFonts w:ascii="Times New Roman" w:eastAsia="Times New Roman" w:hAnsi="Times New Roman"/>
+          <w:kern w:val="0"/>
+          <w:sz w:val="28"/>
+          <w:szCs w:val="22"/>
+          <w:lang w:val="en-US"/>
+          <w14:ligatures w14:val="none"/>
+        </w:rPr>
+        <w:t>params</w:t>
+      </w:r>
+      <w:r>
+        <w:rPr>
+          <w:rFonts w:ascii="Times New Roman" w:eastAsia="Times New Roman" w:hAnsi="Times New Roman"/>
+          <w:kern w:val="0"/>
+          <w:sz w:val="28"/>
+          <w:szCs w:val="22"/>
+          <w14:ligatures w14:val="none"/>
+        </w:rPr>
+        <w:t>.</w:t>
+      </w:r>
+      <w:proofErr w:type="spellStart"/>
+      <w:r>
+        <w:rPr>
+          <w:rFonts w:ascii="Times New Roman" w:eastAsia="Times New Roman" w:hAnsi="Times New Roman"/>
+          <w:kern w:val="0"/>
+          <w:sz w:val="28"/>
+          <w:szCs w:val="22"/>
+          <w:lang w:val="en-US"/>
+          <w14:ligatures w14:val="none"/>
+        </w:rPr>
+        <w:t>py</w:t>
+      </w:r>
+      <w:proofErr w:type="spellEnd"/>
+      <w:r>
+        <w:rPr>
+          <w:rFonts w:ascii="Times New Roman" w:eastAsia="Times New Roman" w:hAnsi="Times New Roman"/>
+          <w:kern w:val="0"/>
+          <w:sz w:val="28"/>
+          <w:szCs w:val="22"/>
+          <w14:ligatures w14:val="none"/>
+        </w:rPr>
+        <w:t xml:space="preserve"> </w:t>
+      </w:r>
+      <w:r>
+        <w:rPr>
+          <w:rFonts w:ascii="Times New Roman" w:eastAsia="Times New Roman" w:hAnsi="Times New Roman"/>
+          <w:kern w:val="0"/>
+          <w:sz w:val="28"/>
+          <w:szCs w:val="22"/>
+          <w14:ligatures w14:val="none"/>
+        </w:rPr>
+        <w:t>и</w:t>
+      </w:r>
+      <w:r>
+        <w:rPr>
+          <w:rFonts w:ascii="Times New Roman" w:eastAsia="Times New Roman" w:hAnsi="Times New Roman"/>
+          <w:kern w:val="0"/>
+          <w:sz w:val="28"/>
+          <w:szCs w:val="22"/>
+          <w14:ligatures w14:val="none"/>
+        </w:rPr>
+        <w:t xml:space="preserve"> </w:t>
+      </w:r>
+      <w:proofErr w:type="spellStart"/>
+      <w:r>
+        <w:rPr>
+          <w:rFonts w:ascii="Times New Roman" w:eastAsia="Times New Roman" w:hAnsi="Times New Roman"/>
+          <w:kern w:val="0"/>
+          <w:sz w:val="28"/>
+          <w:szCs w:val="22"/>
+          <w:lang w:val="en-US"/>
+          <w14:ligatures w14:val="none"/>
+        </w:rPr>
+        <w:t>RejectionReason</w:t>
+      </w:r>
+      <w:proofErr w:type="spellEnd"/>
+      <w:r>
+        <w:rPr>
+          <w:rFonts w:ascii="Times New Roman" w:eastAsia="Times New Roman" w:hAnsi="Times New Roman"/>
+          <w:kern w:val="0"/>
+          <w:sz w:val="28"/>
+          <w:szCs w:val="22"/>
+          <w14:ligatures w14:val="none"/>
+        </w:rPr>
+        <w:t xml:space="preserve">, </w:t>
+      </w:r>
+      <w:proofErr w:type="spellStart"/>
+      <w:r>
+        <w:rPr>
+          <w:rFonts w:ascii="Times New Roman" w:eastAsia="Times New Roman" w:hAnsi="Times New Roman"/>
+          <w:kern w:val="0"/>
+          <w:sz w:val="28"/>
+          <w:szCs w:val="22"/>
+          <w:lang w:val="en-US"/>
+          <w14:ligatures w14:val="none"/>
+        </w:rPr>
+        <w:t>SystemState</w:t>
+      </w:r>
+      <w:proofErr w:type="spellEnd"/>
+      <w:r>
+        <w:rPr>
+          <w:rFonts w:ascii="Times New Roman" w:eastAsia="Times New Roman" w:hAnsi="Times New Roman"/>
+          <w:kern w:val="0"/>
+          <w:sz w:val="28"/>
+          <w:szCs w:val="22"/>
+          <w14:ligatures w14:val="none"/>
+        </w:rPr>
+        <w:t xml:space="preserve"> </w:t>
+      </w:r>
+      <w:r>
+        <w:rPr>
+          <w:rFonts w:ascii="Times New Roman" w:eastAsia="Times New Roman" w:hAnsi="Times New Roman"/>
+          <w:kern w:val="0"/>
+          <w:sz w:val="28"/>
+          <w:szCs w:val="22"/>
+          <w14:ligatures w14:val="none"/>
+        </w:rPr>
+        <w:t>классы</w:t>
+      </w:r>
+      <w:r>
+        <w:rPr>
+          <w:rFonts w:ascii="Times New Roman" w:eastAsia="Times New Roman" w:hAnsi="Times New Roman"/>
+          <w:kern w:val="0"/>
+          <w:sz w:val="28"/>
+          <w:szCs w:val="22"/>
+          <w14:ligatures w14:val="none"/>
+        </w:rPr>
+        <w:t xml:space="preserve"> </w:t>
+      </w:r>
+      <w:r>
+        <w:rPr>
+          <w:rFonts w:ascii="Times New Roman" w:eastAsia="Times New Roman" w:hAnsi="Times New Roman"/>
+          <w:kern w:val="0"/>
+          <w:sz w:val="28"/>
+          <w:szCs w:val="22"/>
+          <w14:ligatures w14:val="none"/>
+        </w:rPr>
+        <w:t xml:space="preserve">из </w:t>
+      </w:r>
+      <w:r>
+        <w:rPr>
+          <w:rFonts w:ascii="Times New Roman" w:eastAsia="Times New Roman" w:hAnsi="Times New Roman"/>
+          <w:kern w:val="0"/>
+          <w:sz w:val="28"/>
+          <w:szCs w:val="22"/>
+          <w:lang w:val="en-US"/>
+          <w14:ligatures w14:val="none"/>
+        </w:rPr>
+        <w:t>model</w:t>
+      </w:r>
+      <w:r>
+        <w:rPr>
+          <w:rFonts w:ascii="Times New Roman" w:eastAsia="Times New Roman" w:hAnsi="Times New Roman"/>
+          <w:kern w:val="0"/>
+          <w:sz w:val="28"/>
+          <w:szCs w:val="22"/>
+          <w14:ligatures w14:val="none"/>
+        </w:rPr>
+        <w:t>.</w:t>
+      </w:r>
+      <w:proofErr w:type="spellStart"/>
+      <w:r>
+        <w:rPr>
+          <w:rFonts w:ascii="Times New Roman" w:eastAsia="Times New Roman" w:hAnsi="Times New Roman"/>
+          <w:kern w:val="0"/>
+          <w:sz w:val="28"/>
+          <w:szCs w:val="22"/>
+          <w:lang w:val="en-US"/>
+          <w14:ligatures w14:val="none"/>
+        </w:rPr>
+        <w:t>py</w:t>
+      </w:r>
+      <w:proofErr w:type="spellEnd"/>
+      <w:r>
+        <w:rPr>
+          <w:rFonts w:ascii="Times New Roman" w:eastAsia="Times New Roman" w:hAnsi="Times New Roman"/>
+          <w:kern w:val="0"/>
+          <w:sz w:val="28"/>
+          <w:szCs w:val="22"/>
+          <w14:ligatures w14:val="none"/>
+        </w:rPr>
+        <w:t xml:space="preserve">. </w:t>
+      </w:r>
+    </w:p>
+    <w:p>
+      <w:pPr>
+        <w:spacing w:after="0" w:line="360" w:lineRule="auto"/>
+        <w:ind w:firstLine="708"/>
+        <w:jc w:val="both"/>
+        <w:rPr>
+          <w:rFonts w:ascii="Times New Roman" w:eastAsia="Times New Roman" w:hAnsi="Times New Roman"/>
+          <w:kern w:val="0"/>
+          <w:sz w:val="28"/>
+          <w:szCs w:val="22"/>
+          <w14:ligatures w14:val="none"/>
+        </w:rPr>
+      </w:pPr>
+      <w:r>
+        <w:rPr>
+          <w:rFonts w:ascii="Times New Roman" w:eastAsia="Times New Roman" w:hAnsi="Times New Roman"/>
+          <w:kern w:val="0"/>
+          <w:sz w:val="28"/>
+          <w:szCs w:val="22"/>
+          <w14:ligatures w14:val="none"/>
+        </w:rPr>
+        <w:t xml:space="preserve">Результат одного прогона оформляется в виде структуры </w:t>
+      </w:r>
+      <w:proofErr w:type="spellStart"/>
+      <w:r>
+        <w:rPr>
+          <w:rFonts w:ascii="Times New Roman" w:eastAsia="Times New Roman" w:hAnsi="Times New Roman"/>
+          <w:kern w:val="0"/>
+          <w:sz w:val="28"/>
+          <w:szCs w:val="22"/>
+          <w:lang w:val="en-US"/>
+          <w14:ligatures w14:val="none"/>
+        </w:rPr>
+        <w:t>SimulationResult</w:t>
+      </w:r>
+      <w:proofErr w:type="spellEnd"/>
+      <w:r>
+        <w:rPr>
+          <w:rFonts w:ascii="Times New Roman" w:eastAsia="Times New Roman" w:hAnsi="Times New Roman"/>
+          <w:kern w:val="0"/>
+          <w:sz w:val="28"/>
+          <w:szCs w:val="22"/>
+          <w14:ligatures w14:val="none"/>
+        </w:rPr>
+        <w:t xml:space="preserve">. </w:t>
+      </w:r>
+      <w:r>
+        <w:rPr>
+          <w:rFonts w:ascii="Times New Roman" w:eastAsia="Times New Roman" w:hAnsi="Times New Roman"/>
+          <w:kern w:val="0"/>
+          <w:sz w:val="28"/>
+          <w:szCs w:val="22"/>
+          <w14:ligatures w14:val="none"/>
+        </w:rPr>
+        <w:t>Также класс содержит:</w:t>
+      </w:r>
+    </w:p>
+    <w:p>
+      <w:pPr>
+        <w:pStyle w:val="a7"/>
+        <w:numPr>
+          <w:ilvl w:val="0"/>
+          <w:numId w:val="4"/>
+        </w:numPr>
+        <w:spacing w:after="0" w:line="360" w:lineRule="auto"/>
+        <w:jc w:val="both"/>
+        <w:rPr>
+          <w:rFonts w:ascii="Times New Roman" w:eastAsia="Times New Roman" w:hAnsi="Times New Roman"/>
+          <w:kern w:val="0"/>
+          <w:sz w:val="28"/>
+          <w:szCs w:val="22"/>
+          <w14:ligatures w14:val="none"/>
+        </w:rPr>
+      </w:pPr>
+      <w:r>
+        <w:rPr>
+          <w:rFonts w:ascii="Times New Roman" w:eastAsia="Times New Roman" w:hAnsi="Times New Roman"/>
+          <w:kern w:val="0"/>
+          <w:sz w:val="28"/>
+          <w:szCs w:val="22"/>
+          <w14:ligatures w14:val="none"/>
+        </w:rPr>
+        <w:t xml:space="preserve">оценку стационарного распределения по числу заявок </w:t>
+      </w:r>
+      <m:oMath>
+        <m:acc>
+          <m:accPr>
+            <m:ctrlPr>
+              <w:rPr>
+                <w:rFonts w:ascii="Cambria Math" w:eastAsia="Times New Roman" w:hAnsi="Cambria Math"/>
+                <w:kern w:val="0"/>
+                <w:sz w:val="28"/>
+                <w:szCs w:val="22"/>
+                <w14:ligatures w14:val="none"/>
+              </w:rPr>
+            </m:ctrlPr>
+          </m:accPr>
+          <m:e>
+            <m:r>
+              <w:rPr>
+                <w:rFonts w:ascii="Cambria Math" w:eastAsia="Times New Roman" w:hAnsi="Cambria Math"/>
+                <w:kern w:val="0"/>
+                <w:sz w:val="28"/>
+                <w:szCs w:val="22"/>
+                <w14:ligatures w14:val="none"/>
+              </w:rPr>
+              <m:t>π</m:t>
+            </m:r>
+          </m:e>
+        </m:acc>
+        <m:r>
+          <w:rPr>
+            <w:rFonts w:ascii="Cambria Math" w:eastAsia="Times New Roman" w:hAnsi="Cambria Math"/>
+            <w:kern w:val="0"/>
+            <w:sz w:val="28"/>
+            <w:szCs w:val="22"/>
+            <w14:ligatures w14:val="none"/>
+          </w:rPr>
+          <m:t>(k)</m:t>
+        </m:r>
+      </m:oMath>
+      <w:r>
+        <w:rPr>
+          <w:rFonts w:ascii="Times New Roman" w:eastAsia="Times New Roman" w:hAnsi="Times New Roman"/>
+          <w:kern w:val="0"/>
+          <w:sz w:val="28"/>
+          <w:szCs w:val="22"/>
+          <w14:ligatures w14:val="none"/>
+        </w:rPr>
+        <w:t xml:space="preserve">, </w:t>
+      </w:r>
+    </w:p>
+    <w:p>
+      <w:pPr>
+        <w:pStyle w:val="a7"/>
+        <w:numPr>
+          <w:ilvl w:val="0"/>
+          <w:numId w:val="4"/>
+        </w:numPr>
+        <w:spacing w:after="0" w:line="360" w:lineRule="auto"/>
+        <w:jc w:val="both"/>
+        <w:rPr>
+          <w:rFonts w:ascii="Times New Roman" w:eastAsia="Times New Roman" w:hAnsi="Times New Roman"/>
+          <w:kern w:val="0"/>
+          <w:sz w:val="28"/>
+          <w:szCs w:val="22"/>
+          <w14:ligatures w14:val="none"/>
+        </w:rPr>
+      </w:pPr>
+      <w:r>
+        <w:rPr>
+          <w:rFonts w:ascii="Times New Roman" w:eastAsia="Times New Roman" w:hAnsi="Times New Roman"/>
+          <w:kern w:val="0"/>
+          <w:sz w:val="28"/>
+          <w:szCs w:val="22"/>
+          <w14:ligatures w14:val="none"/>
+        </w:rPr>
+        <w:lastRenderedPageBreak/>
+        <w:t xml:space="preserve">среднее число заявок в системе, </w:t>
+      </w:r>
+    </w:p>
+    <w:p>
+      <w:pPr>
+        <w:pStyle w:val="a7"/>
+        <w:numPr>
+          <w:ilvl w:val="0"/>
+          <w:numId w:val="4"/>
+        </w:numPr>
+        <w:spacing w:after="0" w:line="360" w:lineRule="auto"/>
+        <w:jc w:val="both"/>
+        <w:rPr>
+          <w:rFonts w:ascii="Times New Roman" w:eastAsia="Times New Roman" w:hAnsi="Times New Roman"/>
+          <w:kern w:val="0"/>
+          <w:sz w:val="28"/>
+          <w:szCs w:val="22"/>
+          <w14:ligatures w14:val="none"/>
+        </w:rPr>
+      </w:pPr>
+      <w:r>
+        <w:rPr>
+          <w:rFonts w:ascii="Times New Roman" w:eastAsia="Times New Roman" w:hAnsi="Times New Roman"/>
+          <w:kern w:val="0"/>
+          <w:sz w:val="28"/>
+          <w:szCs w:val="22"/>
+          <w14:ligatures w14:val="none"/>
+        </w:rPr>
+        <w:t xml:space="preserve">средний занятый ресурс, </w:t>
+      </w:r>
+    </w:p>
+    <w:p>
+      <w:pPr>
+        <w:pStyle w:val="a7"/>
+        <w:numPr>
+          <w:ilvl w:val="0"/>
+          <w:numId w:val="4"/>
+        </w:numPr>
+        <w:spacing w:after="0" w:line="360" w:lineRule="auto"/>
+        <w:jc w:val="both"/>
+        <w:rPr>
+          <w:rFonts w:ascii="Times New Roman" w:eastAsia="Times New Roman" w:hAnsi="Times New Roman"/>
+          <w:kern w:val="0"/>
+          <w:sz w:val="28"/>
+          <w:szCs w:val="22"/>
+          <w14:ligatures w14:val="none"/>
+        </w:rPr>
+      </w:pPr>
+      <w:r>
+        <w:rPr>
+          <w:rFonts w:ascii="Times New Roman" w:eastAsia="Times New Roman" w:hAnsi="Times New Roman"/>
+          <w:kern w:val="0"/>
+          <w:sz w:val="28"/>
+          <w:szCs w:val="22"/>
+          <w14:ligatures w14:val="none"/>
+        </w:rPr>
+        <w:t xml:space="preserve">число попыток поступления, </w:t>
+      </w:r>
+    </w:p>
+    <w:p>
+      <w:pPr>
+        <w:pStyle w:val="a7"/>
+        <w:numPr>
+          <w:ilvl w:val="0"/>
+          <w:numId w:val="4"/>
+        </w:numPr>
+        <w:spacing w:after="0" w:line="360" w:lineRule="auto"/>
+        <w:jc w:val="both"/>
+        <w:rPr>
+          <w:rFonts w:ascii="Times New Roman" w:eastAsia="Times New Roman" w:hAnsi="Times New Roman"/>
+          <w:kern w:val="0"/>
+          <w:sz w:val="28"/>
+          <w:szCs w:val="22"/>
+          <w14:ligatures w14:val="none"/>
+        </w:rPr>
+      </w:pPr>
+      <w:r>
+        <w:rPr>
+          <w:rFonts w:ascii="Times New Roman" w:eastAsia="Times New Roman" w:hAnsi="Times New Roman"/>
+          <w:kern w:val="0"/>
+          <w:sz w:val="28"/>
+          <w:szCs w:val="22"/>
+          <w14:ligatures w14:val="none"/>
+        </w:rPr>
+        <w:t xml:space="preserve">число принятых и отклонённых заявок, </w:t>
+      </w:r>
+    </w:p>
+    <w:p>
+      <w:pPr>
+        <w:pStyle w:val="a7"/>
+        <w:numPr>
+          <w:ilvl w:val="0"/>
+          <w:numId w:val="4"/>
+        </w:numPr>
+        <w:spacing w:after="0" w:line="360" w:lineRule="auto"/>
+        <w:jc w:val="both"/>
+        <w:rPr>
+          <w:rFonts w:ascii="Times New Roman" w:eastAsia="Times New Roman" w:hAnsi="Times New Roman"/>
+          <w:kern w:val="0"/>
+          <w:sz w:val="28"/>
+          <w:szCs w:val="22"/>
+          <w14:ligatures w14:val="none"/>
+        </w:rPr>
+      </w:pPr>
+      <w:r>
+        <w:rPr>
+          <w:rFonts w:ascii="Times New Roman" w:eastAsia="Times New Roman" w:hAnsi="Times New Roman"/>
+          <w:kern w:val="0"/>
+          <w:sz w:val="28"/>
+          <w:szCs w:val="22"/>
+          <w14:ligatures w14:val="none"/>
+        </w:rPr>
+        <w:t xml:space="preserve">разбиение отказов по причинам, </w:t>
+      </w:r>
+    </w:p>
+    <w:p>
+      <w:pPr>
+        <w:pStyle w:val="a7"/>
+        <w:numPr>
+          <w:ilvl w:val="0"/>
+          <w:numId w:val="4"/>
+        </w:numPr>
+        <w:spacing w:after="0" w:line="360" w:lineRule="auto"/>
+        <w:jc w:val="both"/>
+        <w:rPr>
+          <w:rFonts w:ascii="Times New Roman" w:eastAsia="Times New Roman" w:hAnsi="Times New Roman"/>
+          <w:kern w:val="0"/>
+          <w:sz w:val="28"/>
+          <w:szCs w:val="22"/>
+          <w14:ligatures w14:val="none"/>
+        </w:rPr>
+      </w:pPr>
+      <w:r>
+        <w:rPr>
+          <w:rFonts w:ascii="Times New Roman" w:eastAsia="Times New Roman" w:hAnsi="Times New Roman"/>
+          <w:kern w:val="0"/>
+          <w:sz w:val="28"/>
+          <w:szCs w:val="22"/>
+          <w14:ligatures w14:val="none"/>
+        </w:rPr>
+        <w:t>число завершённых обслуживаний, вероятность отказа и эффективную пропускную способность</w:t>
+      </w:r>
+    </w:p>
+    <w:p>
+      <w:pPr>
+        <w:spacing w:after="0" w:line="360" w:lineRule="auto"/>
+        <w:ind w:firstLine="708"/>
+        <w:jc w:val="both"/>
+        <w:rPr>
+          <w:rFonts w:ascii="Times New Roman" w:eastAsia="Times New Roman" w:hAnsi="Times New Roman"/>
+          <w:kern w:val="0"/>
+          <w:sz w:val="28"/>
+          <w:szCs w:val="22"/>
+          <w14:ligatures w14:val="none"/>
+        </w:rPr>
+      </w:pPr>
+      <w:r>
+        <w:rPr>
+          <w:rFonts w:ascii="Times New Roman" w:eastAsia="Times New Roman" w:hAnsi="Times New Roman"/>
+          <w:kern w:val="0"/>
+          <w:sz w:val="28"/>
+          <w:szCs w:val="22"/>
+          <w14:ligatures w14:val="none"/>
+        </w:rPr>
+        <w:t>В файле также содержаться вспомогательные функции</w:t>
+      </w:r>
+      <w:r>
+        <w:rPr>
+          <w:rFonts w:ascii="Times New Roman" w:eastAsia="Times New Roman" w:hAnsi="Times New Roman"/>
+          <w:kern w:val="0"/>
+          <w:sz w:val="28"/>
+          <w:szCs w:val="22"/>
+          <w14:ligatures w14:val="none"/>
+        </w:rPr>
+        <w:t>:</w:t>
+      </w:r>
+      <w:r>
+        <w:rPr>
+          <w:rFonts w:ascii="Times New Roman" w:eastAsia="Times New Roman" w:hAnsi="Times New Roman"/>
+          <w:kern w:val="0"/>
+          <w:sz w:val="28"/>
+          <w:szCs w:val="22"/>
+          <w14:ligatures w14:val="none"/>
+        </w:rPr>
+        <w:t xml:space="preserve"> </w:t>
+      </w:r>
+      <w:proofErr w:type="spellStart"/>
+      <w:r>
+        <w:rPr>
+          <w:rFonts w:ascii="Times New Roman" w:eastAsia="Times New Roman" w:hAnsi="Times New Roman"/>
+          <w:kern w:val="0"/>
+          <w:sz w:val="28"/>
+          <w:szCs w:val="22"/>
+          <w14:ligatures w14:val="none"/>
+        </w:rPr>
+        <w:t>derive_run_seed</w:t>
+      </w:r>
+      <w:proofErr w:type="spellEnd"/>
+      <w:r>
+        <w:rPr>
+          <w:rFonts w:ascii="Times New Roman" w:eastAsia="Times New Roman" w:hAnsi="Times New Roman"/>
+          <w:kern w:val="0"/>
+          <w:sz w:val="28"/>
+          <w:szCs w:val="22"/>
+          <w14:ligatures w14:val="none"/>
+        </w:rPr>
+        <w:t xml:space="preserve"> </w:t>
+      </w:r>
+      <w:r>
+        <w:rPr>
+          <w:rFonts w:ascii="Times New Roman" w:eastAsia="Times New Roman" w:hAnsi="Times New Roman"/>
+          <w:kern w:val="0"/>
+          <w:sz w:val="28"/>
+          <w:szCs w:val="22"/>
+          <w14:ligatures w14:val="none"/>
+        </w:rPr>
+        <w:t xml:space="preserve">позволяет воспроизводить результаты случайных параметров по </w:t>
+      </w:r>
+      <w:r>
+        <w:rPr>
+          <w:rFonts w:ascii="Times New Roman" w:eastAsia="Times New Roman" w:hAnsi="Times New Roman"/>
+          <w:kern w:val="0"/>
+          <w:sz w:val="28"/>
+          <w:szCs w:val="22"/>
+          <w:lang w:val="en-US"/>
+          <w14:ligatures w14:val="none"/>
+        </w:rPr>
+        <w:t>seed</w:t>
+      </w:r>
+      <w:r>
+        <w:rPr>
+          <w:rFonts w:ascii="Times New Roman" w:eastAsia="Times New Roman" w:hAnsi="Times New Roman"/>
+          <w:kern w:val="0"/>
+          <w:sz w:val="28"/>
+          <w:szCs w:val="22"/>
+          <w14:ligatures w14:val="none"/>
+        </w:rPr>
+        <w:t xml:space="preserve">, </w:t>
+      </w:r>
+      <w:proofErr w:type="spellStart"/>
+      <w:r>
+        <w:rPr>
+          <w:rFonts w:ascii="Times New Roman" w:eastAsia="Times New Roman" w:hAnsi="Times New Roman"/>
+          <w:kern w:val="0"/>
+          <w:sz w:val="28"/>
+          <w:szCs w:val="22"/>
+          <w14:ligatures w14:val="none"/>
+        </w:rPr>
+        <w:t>sample_resource_demand</w:t>
+      </w:r>
+      <w:proofErr w:type="spellEnd"/>
+      <w:r>
+        <w:rPr>
+          <w:rFonts w:ascii="Times New Roman" w:eastAsia="Times New Roman" w:hAnsi="Times New Roman"/>
+          <w:kern w:val="0"/>
+          <w:sz w:val="28"/>
+          <w:szCs w:val="22"/>
+          <w14:ligatures w14:val="none"/>
+        </w:rPr>
+        <w:t xml:space="preserve"> генерирует требование заявки к ресурсу</w:t>
+      </w:r>
+      <w:r>
+        <w:rPr>
+          <w:rFonts w:ascii="Times New Roman" w:eastAsia="Times New Roman" w:hAnsi="Times New Roman"/>
+          <w:kern w:val="0"/>
+          <w:sz w:val="28"/>
+          <w:szCs w:val="22"/>
+          <w14:ligatures w14:val="none"/>
+        </w:rPr>
+        <w:t>. Функция</w:t>
+      </w:r>
+      <w:r>
+        <w:rPr>
+          <w:rFonts w:ascii="Times New Roman" w:eastAsia="Times New Roman" w:hAnsi="Times New Roman"/>
+          <w:kern w:val="0"/>
+          <w:sz w:val="28"/>
+          <w:szCs w:val="22"/>
+          <w14:ligatures w14:val="none"/>
+        </w:rPr>
+        <w:t xml:space="preserve"> </w:t>
+      </w:r>
+      <w:proofErr w:type="spellStart"/>
+      <w:r>
+        <w:rPr>
+          <w:rFonts w:ascii="Times New Roman" w:eastAsia="Times New Roman" w:hAnsi="Times New Roman"/>
+          <w:kern w:val="0"/>
+          <w:sz w:val="28"/>
+          <w:szCs w:val="22"/>
+          <w14:ligatures w14:val="none"/>
+        </w:rPr>
+        <w:t>sample_workload</w:t>
+      </w:r>
+      <w:proofErr w:type="spellEnd"/>
+      <w:r>
+        <w:rPr>
+          <w:rFonts w:ascii="Times New Roman" w:eastAsia="Times New Roman" w:hAnsi="Times New Roman"/>
+          <w:kern w:val="0"/>
+          <w:sz w:val="28"/>
+          <w:szCs w:val="22"/>
+          <w14:ligatures w14:val="none"/>
+        </w:rPr>
+        <w:t xml:space="preserve"> генерирует объем работы заявки</w:t>
+      </w:r>
+      <w:r>
+        <w:rPr>
+          <w:rFonts w:ascii="Times New Roman" w:eastAsia="Times New Roman" w:hAnsi="Times New Roman"/>
+          <w:kern w:val="0"/>
+          <w:sz w:val="28"/>
+          <w:szCs w:val="22"/>
+          <w14:ligatures w14:val="none"/>
+        </w:rPr>
+        <w:t xml:space="preserve"> и может сравнивать сценарий с различными законами обслуживания. </w:t>
+      </w:r>
+      <w:r>
+        <w:rPr>
+          <w:rFonts w:ascii="Times New Roman" w:eastAsia="Times New Roman" w:hAnsi="Times New Roman"/>
+          <w:kern w:val="0"/>
+          <w:sz w:val="28"/>
+          <w:szCs w:val="22"/>
+          <w14:ligatures w14:val="none"/>
+        </w:rPr>
+        <w:t xml:space="preserve">В зависимости от выбранной конфигурации здесь может генерироваться детерминированный, экспоненциальный, </w:t>
+      </w:r>
+      <w:proofErr w:type="spellStart"/>
+      <w:r>
+        <w:rPr>
+          <w:rFonts w:ascii="Times New Roman" w:eastAsia="Times New Roman" w:hAnsi="Times New Roman"/>
+          <w:kern w:val="0"/>
+          <w:sz w:val="28"/>
+          <w:szCs w:val="22"/>
+          <w14:ligatures w14:val="none"/>
+        </w:rPr>
+        <w:t>эрланговский</w:t>
+      </w:r>
+      <w:proofErr w:type="spellEnd"/>
+      <w:r>
+        <w:rPr>
+          <w:rFonts w:ascii="Times New Roman" w:eastAsia="Times New Roman" w:hAnsi="Times New Roman"/>
+          <w:kern w:val="0"/>
+          <w:sz w:val="28"/>
+          <w:szCs w:val="22"/>
+          <w14:ligatures w14:val="none"/>
+        </w:rPr>
+        <w:t xml:space="preserve"> или </w:t>
+      </w:r>
+      <w:proofErr w:type="spellStart"/>
+      <w:r>
+        <w:rPr>
+          <w:rFonts w:ascii="Times New Roman" w:eastAsia="Times New Roman" w:hAnsi="Times New Roman"/>
+          <w:kern w:val="0"/>
+          <w:sz w:val="28"/>
+          <w:szCs w:val="22"/>
+          <w14:ligatures w14:val="none"/>
+        </w:rPr>
+        <w:t>гиперэкспоненциальный</w:t>
+      </w:r>
+      <w:proofErr w:type="spellEnd"/>
+      <w:r>
+        <w:rPr>
+          <w:rFonts w:ascii="Times New Roman" w:eastAsia="Times New Roman" w:hAnsi="Times New Roman"/>
+          <w:kern w:val="0"/>
+          <w:sz w:val="28"/>
+          <w:szCs w:val="22"/>
+          <w14:ligatures w14:val="none"/>
+        </w:rPr>
+        <w:t xml:space="preserve"> объём работы заявки</w:t>
+      </w:r>
+      <w:r>
+        <w:rPr>
+          <w:rFonts w:ascii="Times New Roman" w:eastAsia="Times New Roman" w:hAnsi="Times New Roman"/>
+          <w:kern w:val="0"/>
+          <w:sz w:val="28"/>
+          <w:szCs w:val="22"/>
+          <w14:ligatures w14:val="none"/>
+        </w:rPr>
+        <w:t>. Функция</w:t>
+      </w:r>
+      <w:r>
+        <w:rPr>
+          <w:rFonts w:ascii="Times New Roman" w:eastAsia="Times New Roman" w:hAnsi="Times New Roman"/>
+          <w:kern w:val="0"/>
+          <w:sz w:val="28"/>
+          <w:szCs w:val="22"/>
+          <w14:ligatures w14:val="none"/>
+        </w:rPr>
+        <w:t xml:space="preserve"> </w:t>
+      </w:r>
+      <w:proofErr w:type="spellStart"/>
+      <w:r>
+        <w:rPr>
+          <w:rFonts w:ascii="Times New Roman" w:eastAsia="Times New Roman" w:hAnsi="Times New Roman"/>
+          <w:kern w:val="0"/>
+          <w:sz w:val="28"/>
+          <w:szCs w:val="22"/>
+          <w14:ligatures w14:val="none"/>
+        </w:rPr>
+        <w:t>sample_arrival_delta</w:t>
+      </w:r>
+      <w:proofErr w:type="spellEnd"/>
+      <w:r>
+        <w:rPr>
+          <w:rFonts w:ascii="Times New Roman" w:eastAsia="Times New Roman" w:hAnsi="Times New Roman"/>
+          <w:kern w:val="0"/>
+          <w:sz w:val="28"/>
+          <w:szCs w:val="22"/>
+          <w14:ligatures w14:val="none"/>
+        </w:rPr>
+        <w:t xml:space="preserve"> генерирует время до следующего поступления. </w:t>
+      </w:r>
+    </w:p>
+    <w:p>
+      <w:pPr>
+        <w:spacing w:after="0" w:line="360" w:lineRule="auto"/>
+        <w:ind w:firstLine="708"/>
+        <w:jc w:val="both"/>
+        <w:rPr>
+          <w:rFonts w:ascii="Times New Roman" w:eastAsia="Times New Roman" w:hAnsi="Times New Roman"/>
+          <w:kern w:val="0"/>
+          <w:sz w:val="28"/>
+          <w:szCs w:val="22"/>
+          <w14:ligatures w14:val="none"/>
+        </w:rPr>
+      </w:pPr>
+      <w:r>
+        <w:rPr>
+          <w:rFonts w:ascii="Times New Roman" w:eastAsia="Times New Roman" w:hAnsi="Times New Roman"/>
+          <w:kern w:val="0"/>
+          <w:sz w:val="28"/>
+          <w:szCs w:val="22"/>
+          <w14:ligatures w14:val="none"/>
+        </w:rPr>
+        <w:t xml:space="preserve">Основная симуляция выполняется функцией </w:t>
+      </w:r>
+      <w:r>
+        <w:rPr>
+          <w:rFonts w:ascii="Times New Roman" w:eastAsia="Times New Roman" w:hAnsi="Times New Roman"/>
+          <w:kern w:val="0"/>
+          <w:sz w:val="28"/>
+          <w:szCs w:val="22"/>
+          <w:lang w:val="en-US"/>
+          <w14:ligatures w14:val="none"/>
+        </w:rPr>
+        <w:t>simulate</w:t>
+      </w:r>
+      <w:r>
+        <w:rPr>
+          <w:rFonts w:ascii="Times New Roman" w:eastAsia="Times New Roman" w:hAnsi="Times New Roman"/>
+          <w:kern w:val="0"/>
+          <w:sz w:val="28"/>
+          <w:szCs w:val="22"/>
+          <w14:ligatures w14:val="none"/>
+        </w:rPr>
+        <w:t>_</w:t>
+      </w:r>
+      <w:r>
+        <w:rPr>
+          <w:rFonts w:ascii="Times New Roman" w:eastAsia="Times New Roman" w:hAnsi="Times New Roman"/>
+          <w:kern w:val="0"/>
+          <w:sz w:val="28"/>
+          <w:szCs w:val="22"/>
+          <w:lang w:val="en-US"/>
+          <w14:ligatures w14:val="none"/>
+        </w:rPr>
+        <w:t>one</w:t>
+      </w:r>
+      <w:r>
+        <w:rPr>
+          <w:rFonts w:ascii="Times New Roman" w:eastAsia="Times New Roman" w:hAnsi="Times New Roman"/>
+          <w:kern w:val="0"/>
+          <w:sz w:val="28"/>
+          <w:szCs w:val="22"/>
+          <w14:ligatures w14:val="none"/>
+        </w:rPr>
+        <w:t>_</w:t>
+      </w:r>
+      <w:r>
+        <w:rPr>
+          <w:rFonts w:ascii="Times New Roman" w:eastAsia="Times New Roman" w:hAnsi="Times New Roman"/>
+          <w:kern w:val="0"/>
+          <w:sz w:val="28"/>
+          <w:szCs w:val="22"/>
+          <w:lang w:val="en-US"/>
+          <w14:ligatures w14:val="none"/>
+        </w:rPr>
+        <w:t>run</w:t>
+      </w:r>
+      <w:r>
+        <w:rPr>
+          <w:rFonts w:ascii="Times New Roman" w:eastAsia="Times New Roman" w:hAnsi="Times New Roman"/>
+          <w:kern w:val="0"/>
+          <w:sz w:val="28"/>
+          <w:szCs w:val="22"/>
+          <w14:ligatures w14:val="none"/>
+        </w:rPr>
+        <w:t xml:space="preserve">, принимающей на вход сценарий из </w:t>
+      </w:r>
+      <w:proofErr w:type="spellStart"/>
+      <w:r>
+        <w:rPr>
+          <w:rFonts w:ascii="Times New Roman" w:eastAsia="Times New Roman" w:hAnsi="Times New Roman"/>
+          <w:kern w:val="0"/>
+          <w:sz w:val="28"/>
+          <w:szCs w:val="22"/>
+          <w:lang w:val="en-US"/>
+          <w14:ligatures w14:val="none"/>
+        </w:rPr>
+        <w:t>ScenarioConfig</w:t>
+      </w:r>
+      <w:proofErr w:type="spellEnd"/>
+      <w:r>
+        <w:rPr>
+          <w:rFonts w:ascii="Times New Roman" w:eastAsia="Times New Roman" w:hAnsi="Times New Roman"/>
+          <w:kern w:val="0"/>
+          <w:sz w:val="28"/>
+          <w:szCs w:val="22"/>
+          <w14:ligatures w14:val="none"/>
+        </w:rPr>
+        <w:t xml:space="preserve">, </w:t>
+      </w:r>
+      <w:r>
+        <w:rPr>
+          <w:rFonts w:ascii="Times New Roman" w:eastAsia="Times New Roman" w:hAnsi="Times New Roman"/>
+          <w:kern w:val="0"/>
+          <w:sz w:val="28"/>
+          <w:szCs w:val="22"/>
+          <w:lang w:val="en-US"/>
+          <w14:ligatures w14:val="none"/>
+        </w:rPr>
+        <w:t>replication</w:t>
+      </w:r>
+      <w:r>
+        <w:rPr>
+          <w:rFonts w:ascii="Times New Roman" w:eastAsia="Times New Roman" w:hAnsi="Times New Roman"/>
+          <w:kern w:val="0"/>
+          <w:sz w:val="28"/>
+          <w:szCs w:val="22"/>
+          <w14:ligatures w14:val="none"/>
+        </w:rPr>
+        <w:t>_</w:t>
+      </w:r>
+      <w:r>
+        <w:rPr>
+          <w:rFonts w:ascii="Times New Roman" w:eastAsia="Times New Roman" w:hAnsi="Times New Roman"/>
+          <w:kern w:val="0"/>
+          <w:sz w:val="28"/>
+          <w:szCs w:val="22"/>
+          <w:lang w:val="en-US"/>
+          <w14:ligatures w14:val="none"/>
+        </w:rPr>
+        <w:t>index</w:t>
+      </w:r>
+      <w:r>
+        <w:rPr>
+          <w:rFonts w:ascii="Times New Roman" w:eastAsia="Times New Roman" w:hAnsi="Times New Roman"/>
+          <w:kern w:val="0"/>
+          <w:sz w:val="28"/>
+          <w:szCs w:val="22"/>
+          <w14:ligatures w14:val="none"/>
+        </w:rPr>
+        <w:t xml:space="preserve"> </w:t>
+      </w:r>
+      <w:r>
+        <w:rPr>
+          <w:rFonts w:ascii="Times New Roman" w:eastAsia="Times New Roman" w:hAnsi="Times New Roman"/>
+          <w:kern w:val="0"/>
+          <w:sz w:val="28"/>
+          <w:szCs w:val="22"/>
+          <w14:ligatures w14:val="none"/>
+        </w:rPr>
+        <w:t xml:space="preserve">и </w:t>
+      </w:r>
+      <w:r>
+        <w:rPr>
+          <w:rFonts w:ascii="Times New Roman" w:eastAsia="Times New Roman" w:hAnsi="Times New Roman"/>
+          <w:kern w:val="0"/>
+          <w:sz w:val="28"/>
+          <w:szCs w:val="22"/>
+          <w:lang w:val="en-US"/>
+          <w14:ligatures w14:val="none"/>
+        </w:rPr>
+        <w:t>seed</w:t>
+      </w:r>
+      <w:r>
+        <w:rPr>
+          <w:rFonts w:ascii="Times New Roman" w:eastAsia="Times New Roman" w:hAnsi="Times New Roman"/>
+          <w:kern w:val="0"/>
+          <w:sz w:val="28"/>
+          <w:szCs w:val="22"/>
+          <w14:ligatures w14:val="none"/>
+        </w:rPr>
+        <w:t xml:space="preserve"> </w:t>
+      </w:r>
+      <w:r>
+        <w:rPr>
+          <w:rFonts w:ascii="Times New Roman" w:eastAsia="Times New Roman" w:hAnsi="Times New Roman"/>
+          <w:kern w:val="0"/>
+          <w:sz w:val="28"/>
+          <w:szCs w:val="22"/>
+          <w14:ligatures w14:val="none"/>
+        </w:rPr>
+        <w:t xml:space="preserve">и </w:t>
+      </w:r>
+      <w:r>
+        <w:rPr>
+          <w:rFonts w:ascii="Times New Roman" w:eastAsia="Times New Roman" w:hAnsi="Times New Roman"/>
+          <w:kern w:val="0"/>
+          <w:sz w:val="28"/>
+          <w:szCs w:val="22"/>
+          <w14:ligatures w14:val="none"/>
+        </w:rPr>
+        <w:t xml:space="preserve">на выходе мы получаем объект типа </w:t>
+      </w:r>
+      <w:proofErr w:type="spellStart"/>
+      <w:r>
+        <w:rPr>
+          <w:rFonts w:ascii="Times New Roman" w:eastAsia="Times New Roman" w:hAnsi="Times New Roman"/>
+          <w:kern w:val="0"/>
+          <w:sz w:val="28"/>
+          <w:szCs w:val="22"/>
+          <w:lang w:val="en-US"/>
+          <w14:ligatures w14:val="none"/>
+        </w:rPr>
+        <w:t>SimulationResult</w:t>
+      </w:r>
+      <w:proofErr w:type="spellEnd"/>
+      <w:r>
+        <w:rPr>
+          <w:rFonts w:ascii="Times New Roman" w:eastAsia="Times New Roman" w:hAnsi="Times New Roman"/>
+          <w:kern w:val="0"/>
+          <w:sz w:val="28"/>
+          <w:szCs w:val="22"/>
+          <w14:ligatures w14:val="none"/>
+        </w:rPr>
+        <w:t xml:space="preserve">. </w:t>
+      </w:r>
+      <w:r>
+        <w:rPr>
+          <w:rFonts w:ascii="Times New Roman" w:eastAsia="Times New Roman" w:hAnsi="Times New Roman"/>
+          <w:kern w:val="0"/>
+          <w:sz w:val="28"/>
+          <w:szCs w:val="22"/>
+          <w14:ligatures w14:val="none"/>
+        </w:rPr>
+        <w:t>В начале работы выполняется проверка сценария, инициализируется генератор случайных чисел, создаётся пустое состояние системы и извлекаются основные числовые параметры прогона, включая горизонт моделирования, длину разгона и малый численный допуск. Далее инициализируются накопители статистики: времена пребывания в состояниях, интеграл занятого ресурса по времени, счётчики попыток поступления, принятых заявок, отказов по причинам и завершённых обслуживаний. Отдельно подготавливаются структуры для хранения траектории и журнала событий</w:t>
+      </w:r>
+      <w:r>
+        <w:rPr>
+          <w:rFonts w:ascii="Times New Roman" w:eastAsia="Times New Roman" w:hAnsi="Times New Roman"/>
+          <w:kern w:val="0"/>
+          <w:sz w:val="28"/>
+          <w:szCs w:val="22"/>
+          <w14:ligatures w14:val="none"/>
+        </w:rPr>
+        <w:t>.</w:t>
+      </w:r>
+    </w:p>
+    <w:p>
+      <w:pPr>
+        <w:spacing w:after="0" w:line="360" w:lineRule="auto"/>
+        <w:ind w:firstLine="708"/>
+        <w:jc w:val="both"/>
+        <w:rPr>
+          <w:rFonts w:ascii="Times New Roman" w:eastAsia="Times New Roman" w:hAnsi="Times New Roman"/>
+          <w:kern w:val="0"/>
+          <w:sz w:val="28"/>
+          <w:szCs w:val="22"/>
+          <w14:ligatures w14:val="none"/>
+        </w:rPr>
+      </w:pPr>
+      <w:r>
+        <w:rPr>
+          <w:rFonts w:ascii="Times New Roman" w:eastAsia="Times New Roman" w:hAnsi="Times New Roman"/>
+          <w:kern w:val="0"/>
+          <w:sz w:val="28"/>
+          <w:szCs w:val="22"/>
+          <w14:ligatures w14:val="none"/>
+        </w:rPr>
+        <w:t xml:space="preserve">На каждом шаге цикла </w:t>
+      </w:r>
+      <w:r>
+        <w:rPr>
+          <w:rFonts w:ascii="Times New Roman" w:eastAsia="Times New Roman" w:hAnsi="Times New Roman"/>
+          <w:kern w:val="0"/>
+          <w:sz w:val="28"/>
+          <w:szCs w:val="22"/>
+          <w:lang w:val="en-US"/>
+          <w14:ligatures w14:val="none"/>
+        </w:rPr>
+        <w:t>while</w:t>
+      </w:r>
+      <w:r>
+        <w:rPr>
+          <w:rFonts w:ascii="Times New Roman" w:eastAsia="Times New Roman" w:hAnsi="Times New Roman"/>
+          <w:kern w:val="0"/>
+          <w:sz w:val="28"/>
+          <w:szCs w:val="22"/>
+          <w14:ligatures w14:val="none"/>
+        </w:rPr>
+        <w:t xml:space="preserve"> вычисляется время до следующего поступления и время до ближайшего завершения обслуживания, после чего выбирается ближайшее событие. Если до конца горизонта моделирования </w:t>
+      </w:r>
+      <w:r>
+        <w:rPr>
+          <w:rFonts w:ascii="Times New Roman" w:eastAsia="Times New Roman" w:hAnsi="Times New Roman"/>
+          <w:kern w:val="0"/>
+          <w:sz w:val="28"/>
+          <w:szCs w:val="22"/>
+          <w14:ligatures w14:val="none"/>
+        </w:rPr>
+        <w:lastRenderedPageBreak/>
+        <w:t>больше не ожидается ни одного события, система просто доводится до финального момента времени, и оставшийся интервал учитывается в статистике. В противном случае сначала вычисляется вклад интервала между текущим и следующим событием в стационарные оценки, затем система продвигается по времени, а после этого обрабатывается тип события</w:t>
+      </w:r>
+      <w:r>
+        <w:rPr>
+          <w:rFonts w:ascii="Times New Roman" w:eastAsia="Times New Roman" w:hAnsi="Times New Roman"/>
+          <w:kern w:val="0"/>
+          <w:sz w:val="28"/>
+          <w:szCs w:val="22"/>
+          <w14:ligatures w14:val="none"/>
+        </w:rPr>
+        <w:t xml:space="preserve">. </w:t>
+      </w:r>
+    </w:p>
+    <w:p>
+      <w:pPr>
+        <w:spacing w:after="0" w:line="360" w:lineRule="auto"/>
+        <w:ind w:firstLine="708"/>
+        <w:jc w:val="both"/>
+        <w:rPr>
+          <w:rFonts w:ascii="Times New Roman" w:eastAsia="Times New Roman" w:hAnsi="Times New Roman"/>
+          <w:kern w:val="0"/>
+          <w:sz w:val="28"/>
+          <w:szCs w:val="22"/>
+          <w14:ligatures w14:val="none"/>
+        </w:rPr>
+      </w:pPr>
+      <w:r>
+        <w:rPr>
+          <w:rFonts w:ascii="Times New Roman" w:eastAsia="Times New Roman" w:hAnsi="Times New Roman"/>
+          <w:kern w:val="0"/>
+          <w:sz w:val="28"/>
+          <w:szCs w:val="22"/>
+          <w14:ligatures w14:val="none"/>
+        </w:rPr>
+        <w:t xml:space="preserve">Система изменяется только в дискретных точках, где происходят события, а между ними считается, что число заявок и занятый ресурс постоянны, так что мы избегаем дискретной временной сетки. </w:t>
+      </w:r>
+    </w:p>
+    <w:p>
+      <w:pPr>
+        <w:spacing w:after="0" w:line="360" w:lineRule="auto"/>
+        <w:ind w:firstLine="708"/>
+        <w:jc w:val="both"/>
+        <w:rPr>
+          <w:rFonts w:ascii="Times New Roman" w:eastAsia="Times New Roman" w:hAnsi="Times New Roman"/>
+          <w:kern w:val="0"/>
+          <w:sz w:val="28"/>
+          <w:szCs w:val="22"/>
+          <w14:ligatures w14:val="none"/>
+        </w:rPr>
+      </w:pPr>
+      <w:r>
+        <w:rPr>
+          <w:rFonts w:ascii="Times New Roman" w:eastAsia="Times New Roman" w:hAnsi="Times New Roman"/>
+          <w:kern w:val="0"/>
+          <w:sz w:val="28"/>
+          <w:szCs w:val="22"/>
+          <w14:ligatures w14:val="none"/>
+        </w:rPr>
+        <w:t xml:space="preserve">На основе суммарного времени пребывания в каждом состоянии вычисляется оценка стационарного распределения </w:t>
+      </w:r>
+      <m:oMath>
+        <m:acc>
+          <m:accPr>
+            <m:ctrlPr>
+              <w:rPr>
+                <w:rFonts w:ascii="Cambria Math" w:eastAsia="Times New Roman" w:hAnsi="Cambria Math"/>
+                <w:kern w:val="0"/>
+                <w:sz w:val="28"/>
+                <w:szCs w:val="22"/>
+                <w14:ligatures w14:val="none"/>
+              </w:rPr>
+            </m:ctrlPr>
+          </m:accPr>
+          <m:e>
+            <m:r>
+              <w:rPr>
+                <w:rFonts w:ascii="Cambria Math" w:eastAsia="Times New Roman" w:hAnsi="Cambria Math"/>
+                <w:kern w:val="0"/>
+                <w:sz w:val="28"/>
+                <w:szCs w:val="22"/>
+                <w14:ligatures w14:val="none"/>
+              </w:rPr>
+              <m:t>π</m:t>
+            </m:r>
+          </m:e>
+        </m:acc>
+        <m:r>
+          <w:rPr>
+            <w:rFonts w:ascii="Cambria Math" w:eastAsia="Times New Roman" w:hAnsi="Cambria Math"/>
+            <w:kern w:val="0"/>
+            <w:sz w:val="28"/>
+            <w:szCs w:val="22"/>
+            <w14:ligatures w14:val="none"/>
+          </w:rPr>
+          <m:t>(k)</m:t>
+        </m:r>
+      </m:oMath>
+      <w:r>
+        <w:rPr>
+          <w:rFonts w:ascii="Times New Roman" w:eastAsia="Times New Roman" w:hAnsi="Times New Roman"/>
+          <w:kern w:val="0"/>
+          <w:sz w:val="28"/>
+          <w:szCs w:val="22"/>
+          <w14:ligatures w14:val="none"/>
+        </w:rPr>
+        <w:t xml:space="preserve">, затем через неё определяется среднее число заявок в системе. Средний занятый ресурс </w:t>
+      </w:r>
+      <w:proofErr w:type="gramStart"/>
+      <w:r>
+        <w:rPr>
+          <w:rFonts w:ascii="Times New Roman" w:eastAsia="Times New Roman" w:hAnsi="Times New Roman"/>
+          <w:kern w:val="0"/>
+          <w:sz w:val="28"/>
+          <w:szCs w:val="22"/>
+          <w14:ligatures w14:val="none"/>
+        </w:rPr>
+        <w:t>получается</w:t>
+      </w:r>
+      <w:proofErr w:type="gramEnd"/>
+      <w:r>
+        <w:rPr>
+          <w:rFonts w:ascii="Times New Roman" w:eastAsia="Times New Roman" w:hAnsi="Times New Roman"/>
+          <w:kern w:val="0"/>
+          <w:sz w:val="28"/>
+          <w:szCs w:val="22"/>
+          <w14:ligatures w14:val="none"/>
+        </w:rPr>
+        <w:t xml:space="preserve"> как отношение интеграла занятого ресурса по времени к длине наблюдаемого интервала. Вероятность отказа вычисляется как отношение числа отказов к числу попыток поступления, а пропускная способность — как отношение числа завершённых обслуживаний к наблюдаемому времени.</w:t>
+      </w:r>
+    </w:p>
+    <w:p>
+      <w:pPr>
+        <w:spacing w:after="0" w:line="360" w:lineRule="auto"/>
+        <w:ind w:firstLine="708"/>
+        <w:jc w:val="both"/>
+        <w:rPr>
+          <w:rFonts w:ascii="Times New Roman" w:eastAsia="Times New Roman" w:hAnsi="Times New Roman"/>
+          <w:kern w:val="0"/>
+          <w:sz w:val="28"/>
+          <w:szCs w:val="22"/>
+          <w14:ligatures w14:val="none"/>
+        </w:rPr>
+      </w:pPr>
+      <w:r>
+        <w:rPr>
+          <w:rFonts w:ascii="Times New Roman" w:eastAsia="Times New Roman" w:hAnsi="Times New Roman"/>
+          <w:kern w:val="0"/>
+          <w:sz w:val="28"/>
+          <w:szCs w:val="22"/>
+          <w14:ligatures w14:val="none"/>
+        </w:rPr>
+        <w:t xml:space="preserve">Результаты выводятся с помощью функции </w:t>
+      </w:r>
+      <w:r>
+        <w:rPr>
+          <w:rFonts w:ascii="Times New Roman" w:eastAsia="Times New Roman" w:hAnsi="Times New Roman"/>
+          <w:kern w:val="0"/>
+          <w:sz w:val="28"/>
+          <w:szCs w:val="22"/>
+          <w:lang w:val="en-US"/>
+          <w14:ligatures w14:val="none"/>
+        </w:rPr>
+        <w:t>print</w:t>
+      </w:r>
+      <w:r>
+        <w:rPr>
+          <w:rFonts w:ascii="Times New Roman" w:eastAsia="Times New Roman" w:hAnsi="Times New Roman"/>
+          <w:kern w:val="0"/>
+          <w:sz w:val="28"/>
+          <w:szCs w:val="22"/>
+          <w14:ligatures w14:val="none"/>
+        </w:rPr>
+        <w:t>_</w:t>
+      </w:r>
+      <w:r>
+        <w:rPr>
+          <w:rFonts w:ascii="Times New Roman" w:eastAsia="Times New Roman" w:hAnsi="Times New Roman"/>
+          <w:kern w:val="0"/>
+          <w:sz w:val="28"/>
+          <w:szCs w:val="22"/>
+          <w:lang w:val="en-US"/>
+          <w14:ligatures w14:val="none"/>
+        </w:rPr>
+        <w:t>result</w:t>
+      </w:r>
+      <w:r>
+        <w:rPr>
+          <w:rFonts w:ascii="Times New Roman" w:eastAsia="Times New Roman" w:hAnsi="Times New Roman"/>
+          <w:kern w:val="0"/>
+          <w:sz w:val="28"/>
+          <w:szCs w:val="22"/>
+          <w14:ligatures w14:val="none"/>
+        </w:rPr>
+        <w:t xml:space="preserve">, </w:t>
+      </w:r>
+      <w:r>
+        <w:rPr>
+          <w:rFonts w:ascii="Times New Roman" w:eastAsia="Times New Roman" w:hAnsi="Times New Roman"/>
+          <w:kern w:val="0"/>
+          <w:sz w:val="28"/>
+          <w:szCs w:val="22"/>
+          <w14:ligatures w14:val="none"/>
+        </w:rPr>
+        <w:t xml:space="preserve">которая выводит ключевые результаты одного прогона. Файл может запускаться отдельно для проверки корректности работы модели. </w:t>
+      </w:r>
+    </w:p>
+    <w:p>
+      <w:pPr>
+        <w:spacing w:after="0" w:line="360" w:lineRule="auto"/>
+        <w:ind w:firstLine="708"/>
+        <w:jc w:val="both"/>
+        <w:rPr>
+          <w:rFonts w:ascii="Times New Roman" w:eastAsia="Times New Roman" w:hAnsi="Times New Roman"/>
+          <w:kern w:val="0"/>
+          <w:sz w:val="28"/>
+          <w:szCs w:val="22"/>
+          <w14:ligatures w14:val="none"/>
+        </w:rPr>
+      </w:pPr>
+      <w:r>
+        <w:rPr>
+          <w:rFonts w:ascii="Times New Roman" w:eastAsia="Times New Roman" w:hAnsi="Times New Roman"/>
+          <w:kern w:val="0"/>
+          <w:sz w:val="28"/>
+          <w:szCs w:val="22"/>
+          <w14:ligatures w14:val="none"/>
+        </w:rPr>
+        <w:t xml:space="preserve">Полученные результаты переходят в </w:t>
+      </w:r>
+      <w:r>
+        <w:rPr>
+          <w:rFonts w:ascii="Times New Roman" w:eastAsia="Times New Roman" w:hAnsi="Times New Roman"/>
+          <w:kern w:val="0"/>
+          <w:sz w:val="28"/>
+          <w:szCs w:val="22"/>
+          <w:lang w:val="en-US"/>
+          <w14:ligatures w14:val="none"/>
+        </w:rPr>
+        <w:t>experiments</w:t>
+      </w:r>
+      <w:r>
+        <w:rPr>
+          <w:rFonts w:ascii="Times New Roman" w:eastAsia="Times New Roman" w:hAnsi="Times New Roman"/>
+          <w:kern w:val="0"/>
+          <w:sz w:val="28"/>
+          <w:szCs w:val="22"/>
+          <w14:ligatures w14:val="none"/>
+        </w:rPr>
+        <w:t>.</w:t>
+      </w:r>
+      <w:proofErr w:type="spellStart"/>
+      <w:r>
+        <w:rPr>
+          <w:rFonts w:ascii="Times New Roman" w:eastAsia="Times New Roman" w:hAnsi="Times New Roman"/>
+          <w:kern w:val="0"/>
+          <w:sz w:val="28"/>
+          <w:szCs w:val="22"/>
+          <w:lang w:val="en-US"/>
+          <w14:ligatures w14:val="none"/>
+        </w:rPr>
+        <w:t>py</w:t>
+      </w:r>
+      <w:proofErr w:type="spellEnd"/>
+      <w:r>
+        <w:rPr>
+          <w:rFonts w:ascii="Times New Roman" w:eastAsia="Times New Roman" w:hAnsi="Times New Roman"/>
+          <w:kern w:val="0"/>
+          <w:sz w:val="28"/>
+          <w:szCs w:val="22"/>
+          <w14:ligatures w14:val="none"/>
+        </w:rPr>
+        <w:t xml:space="preserve">, </w:t>
+      </w:r>
+      <w:r>
+        <w:rPr>
+          <w:rFonts w:ascii="Times New Roman" w:eastAsia="Times New Roman" w:hAnsi="Times New Roman"/>
+          <w:kern w:val="0"/>
+          <w:sz w:val="28"/>
+          <w:szCs w:val="22"/>
+          <w14:ligatures w14:val="none"/>
+        </w:rPr>
+        <w:t xml:space="preserve">который отвечает за постановку серии сравнительных прогонов. Во-первых, данный файл позволяет для данного сценария выполнить серию независимых прогонов и получить устойчивую статистику. Во-вторых, он переводит эти результаты в удобную агрегированную форму. Модуль определяет </w:t>
+      </w:r>
+      <w:r>
+        <w:rPr>
+          <w:rFonts w:ascii="Times New Roman" w:eastAsia="Times New Roman" w:hAnsi="Times New Roman"/>
+          <w:kern w:val="0"/>
+          <w:sz w:val="28"/>
+          <w:szCs w:val="22"/>
+          <w14:ligatures w14:val="none"/>
+        </w:rPr>
+        <w:t xml:space="preserve">какие сценарии сравниваются, сколько раз каждый из них повторяется, какие показатели усредняются и в каком виде результаты сохраняются для дальнейшей обработки. </w:t>
+      </w:r>
+    </w:p>
+    <w:p>
+      <w:pPr>
+        <w:spacing w:after="0" w:line="360" w:lineRule="auto"/>
+        <w:ind w:firstLine="708"/>
+        <w:jc w:val="both"/>
+        <w:rPr>
+          <w:rFonts w:ascii="Times New Roman" w:eastAsia="Times New Roman" w:hAnsi="Times New Roman"/>
+          <w:kern w:val="0"/>
+          <w:sz w:val="28"/>
+          <w:szCs w:val="22"/>
+          <w14:ligatures w14:val="none"/>
+        </w:rPr>
+      </w:pPr>
+      <w:r>
+        <w:rPr>
+          <w:rFonts w:ascii="Times New Roman" w:eastAsia="Times New Roman" w:hAnsi="Times New Roman"/>
+          <w:kern w:val="0"/>
+          <w:sz w:val="28"/>
+          <w:szCs w:val="22"/>
+          <w14:ligatures w14:val="none"/>
+        </w:rPr>
+        <w:t xml:space="preserve">В начале задаются функции </w:t>
+      </w:r>
+      <w:r>
+        <w:rPr>
+          <w:rFonts w:ascii="Times New Roman" w:eastAsia="Times New Roman" w:hAnsi="Times New Roman"/>
+          <w:kern w:val="0"/>
+          <w:sz w:val="28"/>
+          <w:szCs w:val="22"/>
+          <w:lang w:val="en-US"/>
+          <w14:ligatures w14:val="none"/>
+        </w:rPr>
+        <w:t>mean</w:t>
+      </w:r>
+      <w:r>
+        <w:rPr>
+          <w:rFonts w:ascii="Times New Roman" w:eastAsia="Times New Roman" w:hAnsi="Times New Roman"/>
+          <w:kern w:val="0"/>
+          <w:sz w:val="28"/>
+          <w:szCs w:val="22"/>
+          <w14:ligatures w14:val="none"/>
+        </w:rPr>
+        <w:t xml:space="preserve"> </w:t>
+      </w:r>
+      <w:r>
+        <w:rPr>
+          <w:rFonts w:ascii="Times New Roman" w:eastAsia="Times New Roman" w:hAnsi="Times New Roman"/>
+          <w:kern w:val="0"/>
+          <w:sz w:val="28"/>
+          <w:szCs w:val="22"/>
+          <w14:ligatures w14:val="none"/>
+        </w:rPr>
+        <w:t xml:space="preserve">и </w:t>
+      </w:r>
+      <w:r>
+        <w:rPr>
+          <w:rFonts w:ascii="Times New Roman" w:eastAsia="Times New Roman" w:hAnsi="Times New Roman"/>
+          <w:kern w:val="0"/>
+          <w:sz w:val="28"/>
+          <w:szCs w:val="22"/>
+          <w:lang w:val="en-US"/>
+          <w14:ligatures w14:val="none"/>
+        </w:rPr>
+        <w:t>sample</w:t>
+      </w:r>
+      <w:r>
+        <w:rPr>
+          <w:rFonts w:ascii="Times New Roman" w:eastAsia="Times New Roman" w:hAnsi="Times New Roman"/>
+          <w:kern w:val="0"/>
+          <w:sz w:val="28"/>
+          <w:szCs w:val="22"/>
+          <w14:ligatures w14:val="none"/>
+        </w:rPr>
+        <w:t>_</w:t>
+      </w:r>
+      <w:r>
+        <w:rPr>
+          <w:rFonts w:ascii="Times New Roman" w:eastAsia="Times New Roman" w:hAnsi="Times New Roman"/>
+          <w:kern w:val="0"/>
+          <w:sz w:val="28"/>
+          <w:szCs w:val="22"/>
+          <w:lang w:val="en-US"/>
+          <w14:ligatures w14:val="none"/>
+        </w:rPr>
+        <w:t>std</w:t>
+      </w:r>
+      <w:r>
+        <w:rPr>
+          <w:rFonts w:ascii="Times New Roman" w:eastAsia="Times New Roman" w:hAnsi="Times New Roman"/>
+          <w:kern w:val="0"/>
+          <w:sz w:val="28"/>
+          <w:szCs w:val="22"/>
+          <w14:ligatures w14:val="none"/>
+        </w:rPr>
+        <w:t xml:space="preserve">, </w:t>
+      </w:r>
+      <w:r>
+        <w:rPr>
+          <w:rFonts w:ascii="Times New Roman" w:eastAsia="Times New Roman" w:hAnsi="Times New Roman"/>
+          <w:kern w:val="0"/>
+          <w:sz w:val="28"/>
+          <w:szCs w:val="22"/>
+          <w14:ligatures w14:val="none"/>
+        </w:rPr>
+        <w:t xml:space="preserve">которые реализуют вычисление среднего и выборочного стандартного отклонения по списку наблюдений. Мы агрегируем данные и формируем статистический результат </w:t>
+      </w:r>
+      <w:r>
+        <w:rPr>
+          <w:rFonts w:ascii="Times New Roman" w:eastAsia="Times New Roman" w:hAnsi="Times New Roman"/>
+          <w:kern w:val="0"/>
+          <w:sz w:val="28"/>
+          <w:szCs w:val="22"/>
+          <w14:ligatures w14:val="none"/>
+        </w:rPr>
+        <w:lastRenderedPageBreak/>
+        <w:t xml:space="preserve">эксперимента. Функция </w:t>
+      </w:r>
+      <w:r>
+        <w:rPr>
+          <w:rFonts w:ascii="Times New Roman" w:eastAsia="Times New Roman" w:hAnsi="Times New Roman"/>
+          <w:kern w:val="0"/>
+          <w:sz w:val="28"/>
+          <w:szCs w:val="22"/>
+          <w:lang w:val="en-US"/>
+          <w14:ligatures w14:val="none"/>
+        </w:rPr>
+        <w:t>ensure</w:t>
+      </w:r>
+      <w:r>
+        <w:rPr>
+          <w:rFonts w:ascii="Times New Roman" w:eastAsia="Times New Roman" w:hAnsi="Times New Roman"/>
+          <w:kern w:val="0"/>
+          <w:sz w:val="28"/>
+          <w:szCs w:val="22"/>
+          <w14:ligatures w14:val="none"/>
+        </w:rPr>
+        <w:t>_</w:t>
+      </w:r>
+      <w:r>
+        <w:rPr>
+          <w:rFonts w:ascii="Times New Roman" w:eastAsia="Times New Roman" w:hAnsi="Times New Roman"/>
+          <w:kern w:val="0"/>
+          <w:sz w:val="28"/>
+          <w:szCs w:val="22"/>
+          <w:lang w:val="en-US"/>
+          <w14:ligatures w14:val="none"/>
+        </w:rPr>
+        <w:t>result</w:t>
+      </w:r>
+      <w:r>
+        <w:rPr>
+          <w:rFonts w:ascii="Times New Roman" w:eastAsia="Times New Roman" w:hAnsi="Times New Roman"/>
+          <w:kern w:val="0"/>
+          <w:sz w:val="28"/>
+          <w:szCs w:val="22"/>
+          <w14:ligatures w14:val="none"/>
+        </w:rPr>
+        <w:t>_</w:t>
+      </w:r>
+      <w:proofErr w:type="spellStart"/>
+      <w:r>
+        <w:rPr>
+          <w:rFonts w:ascii="Times New Roman" w:eastAsia="Times New Roman" w:hAnsi="Times New Roman"/>
+          <w:kern w:val="0"/>
+          <w:sz w:val="28"/>
+          <w:szCs w:val="22"/>
+          <w:lang w:val="en-US"/>
+          <w14:ligatures w14:val="none"/>
+        </w:rPr>
+        <w:t>dirs</w:t>
+      </w:r>
+      <w:proofErr w:type="spellEnd"/>
+      <w:r>
+        <w:rPr>
+          <w:rFonts w:ascii="Times New Roman" w:eastAsia="Times New Roman" w:hAnsi="Times New Roman"/>
+          <w:kern w:val="0"/>
+          <w:sz w:val="28"/>
+          <w:szCs w:val="22"/>
+          <w14:ligatures w14:val="none"/>
+        </w:rPr>
+        <w:t xml:space="preserve"> </w:t>
+      </w:r>
+      <w:r>
+        <w:rPr>
+          <w:rFonts w:ascii="Times New Roman" w:eastAsia="Times New Roman" w:hAnsi="Times New Roman"/>
+          <w:kern w:val="0"/>
+          <w:sz w:val="28"/>
+          <w:szCs w:val="22"/>
+          <w14:ligatures w14:val="none"/>
+        </w:rPr>
+        <w:t xml:space="preserve">создает каталоги для хранения сырых агрегированных данных. </w:t>
+      </w:r>
+    </w:p>
+    <w:p>
+      <w:pPr>
+        <w:spacing w:after="0" w:line="360" w:lineRule="auto"/>
+        <w:ind w:firstLine="708"/>
+        <w:jc w:val="both"/>
+        <w:rPr>
+          <w:rFonts w:ascii="Times New Roman" w:eastAsia="Times New Roman" w:hAnsi="Times New Roman"/>
+          <w:kern w:val="0"/>
+          <w:sz w:val="28"/>
+          <w:szCs w:val="22"/>
+          <w14:ligatures w14:val="none"/>
+        </w:rPr>
+      </w:pPr>
+      <w:r>
+        <w:rPr>
+          <w:rFonts w:ascii="Times New Roman" w:eastAsia="Times New Roman" w:hAnsi="Times New Roman"/>
+          <w:kern w:val="0"/>
+          <w:sz w:val="28"/>
+          <w:szCs w:val="22"/>
+          <w14:ligatures w14:val="none"/>
+        </w:rPr>
+        <w:t xml:space="preserve">Центральная функция модуля </w:t>
+      </w:r>
+      <w:proofErr w:type="spellStart"/>
+      <w:r>
+        <w:rPr>
+          <w:rFonts w:ascii="Times New Roman" w:eastAsia="Times New Roman" w:hAnsi="Times New Roman"/>
+          <w:kern w:val="0"/>
+          <w:sz w:val="28"/>
+          <w:szCs w:val="22"/>
+          <w14:ligatures w14:val="none"/>
+        </w:rPr>
+        <w:t>aggregate_results</w:t>
+      </w:r>
+      <w:proofErr w:type="spellEnd"/>
+      <w:r>
+        <w:rPr>
+          <w:rFonts w:ascii="Times New Roman" w:eastAsia="Times New Roman" w:hAnsi="Times New Roman"/>
+          <w:kern w:val="0"/>
+          <w:sz w:val="28"/>
+          <w:szCs w:val="22"/>
+          <w14:ligatures w14:val="none"/>
+        </w:rPr>
+        <w:t xml:space="preserve"> собирает список объектов </w:t>
+      </w:r>
+      <w:proofErr w:type="spellStart"/>
+      <w:r>
+        <w:rPr>
+          <w:rFonts w:ascii="Times New Roman" w:eastAsia="Times New Roman" w:hAnsi="Times New Roman"/>
+          <w:kern w:val="0"/>
+          <w:sz w:val="28"/>
+          <w:szCs w:val="22"/>
+          <w:lang w:val="en-US"/>
+          <w14:ligatures w14:val="none"/>
+        </w:rPr>
+        <w:t>SimulationResults</w:t>
+      </w:r>
+      <w:proofErr w:type="spellEnd"/>
+      <w:r>
+        <w:rPr>
+          <w:rFonts w:ascii="Times New Roman" w:eastAsia="Times New Roman" w:hAnsi="Times New Roman"/>
+          <w:kern w:val="0"/>
+          <w:sz w:val="28"/>
+          <w:szCs w:val="22"/>
+          <w14:ligatures w14:val="none"/>
+        </w:rPr>
+        <w:t xml:space="preserve"> в одну строку для данного сценария. </w:t>
+      </w:r>
+      <w:r>
+        <w:rPr>
+          <w:rFonts w:ascii="Times New Roman" w:eastAsia="Times New Roman" w:hAnsi="Times New Roman"/>
+          <w:kern w:val="0"/>
+          <w:sz w:val="28"/>
+          <w:szCs w:val="22"/>
+          <w14:ligatures w14:val="none"/>
+        </w:rPr>
+        <w:t xml:space="preserve">На этом этапе вычисляются средние значения и стандартные отклонения по таким метрикам, как среднее число заявок в системе, средний занятый ресурс, вероятность отказа и пропускная способность. </w:t>
+      </w:r>
+    </w:p>
+    <w:p>
+      <w:pPr>
+        <w:spacing w:after="0" w:line="360" w:lineRule="auto"/>
+        <w:ind w:firstLine="708"/>
+        <w:jc w:val="both"/>
+        <w:rPr>
+          <w:rFonts w:ascii="Times New Roman" w:eastAsia="Times New Roman" w:hAnsi="Times New Roman"/>
+          <w:kern w:val="0"/>
+          <w:sz w:val="28"/>
+          <w:szCs w:val="22"/>
+          <w14:ligatures w14:val="none"/>
+        </w:rPr>
+      </w:pPr>
+      <w:r>
+        <w:rPr>
+          <w:rFonts w:ascii="Times New Roman" w:eastAsia="Times New Roman" w:hAnsi="Times New Roman"/>
+          <w:kern w:val="0"/>
+          <w:sz w:val="28"/>
+          <w:szCs w:val="22"/>
+          <w14:ligatures w14:val="none"/>
+        </w:rPr>
+        <w:t xml:space="preserve">Следующий содержательный блок образует функция </w:t>
+      </w:r>
+      <w:proofErr w:type="spellStart"/>
+      <w:r>
+        <w:rPr>
+          <w:rFonts w:ascii="Times New Roman" w:eastAsia="Times New Roman" w:hAnsi="Times New Roman"/>
+          <w:kern w:val="0"/>
+          <w:sz w:val="28"/>
+          <w:szCs w:val="22"/>
+          <w14:ligatures w14:val="none"/>
+        </w:rPr>
+        <w:t>run_workload_sensitivity_experiments</w:t>
+      </w:r>
+      <w:proofErr w:type="spellEnd"/>
+      <w:r>
+        <w:rPr>
+          <w:rFonts w:ascii="Times New Roman" w:eastAsia="Times New Roman" w:hAnsi="Times New Roman"/>
+          <w:kern w:val="0"/>
+          <w:sz w:val="28"/>
+          <w:szCs w:val="22"/>
+          <w14:ligatures w14:val="none"/>
+        </w:rPr>
+        <w:t xml:space="preserve">. </w:t>
+      </w:r>
+      <w:r>
+        <w:rPr>
+          <w:rFonts w:ascii="Times New Roman" w:eastAsia="Times New Roman" w:hAnsi="Times New Roman"/>
+          <w:kern w:val="0"/>
+          <w:sz w:val="28"/>
+          <w:szCs w:val="22"/>
+          <w14:ligatures w14:val="none"/>
+        </w:rPr>
+        <w:t xml:space="preserve">В данной версии программы фиксируются ёмкость системы, число приборов, совокупный ресурс, </w:t>
+      </w:r>
+      <w:proofErr w:type="spellStart"/>
+      <w:r>
+        <w:rPr>
+          <w:rFonts w:ascii="Times New Roman" w:eastAsia="Times New Roman" w:hAnsi="Times New Roman"/>
+          <w:kern w:val="0"/>
+          <w:sz w:val="28"/>
+          <w:szCs w:val="22"/>
+          <w14:ligatures w14:val="none"/>
+        </w:rPr>
+        <w:t>state-dependent</w:t>
+      </w:r>
+      <w:proofErr w:type="spellEnd"/>
+      <w:r>
+        <w:rPr>
+          <w:rFonts w:ascii="Times New Roman" w:eastAsia="Times New Roman" w:hAnsi="Times New Roman"/>
+          <w:kern w:val="0"/>
+          <w:sz w:val="28"/>
+          <w:szCs w:val="22"/>
+          <w14:ligatures w14:val="none"/>
+        </w:rPr>
+        <w:t xml:space="preserve"> профили </w:t>
+      </w:r>
+      <m:oMath>
+        <m:sSub>
+          <m:sSubPr>
+            <m:ctrlPr>
+              <w:rPr>
+                <w:rFonts w:ascii="Cambria Math" w:eastAsia="Times New Roman" w:hAnsi="Cambria Math"/>
+                <w:kern w:val="0"/>
+                <w:sz w:val="28"/>
+                <w:szCs w:val="22"/>
+                <w14:ligatures w14:val="none"/>
+              </w:rPr>
+            </m:ctrlPr>
+          </m:sSubPr>
+          <m:e>
+            <m:r>
+              <w:rPr>
+                <w:rFonts w:ascii="Cambria Math" w:eastAsia="Times New Roman" w:hAnsi="Cambria Math"/>
+                <w:kern w:val="0"/>
+                <w:sz w:val="28"/>
+                <w:szCs w:val="22"/>
+                <w14:ligatures w14:val="none"/>
+              </w:rPr>
+              <m:t>λ</m:t>
+            </m:r>
+          </m:e>
+          <m:sub>
+            <m:r>
+              <w:rPr>
+                <w:rFonts w:ascii="Cambria Math" w:eastAsia="Times New Roman" w:hAnsi="Cambria Math"/>
+                <w:kern w:val="0"/>
+                <w:sz w:val="28"/>
+                <w:szCs w:val="22"/>
+                <w14:ligatures w14:val="none"/>
+              </w:rPr>
+              <m:t>k</m:t>
+            </m:r>
+          </m:sub>
+        </m:sSub>
+      </m:oMath>
+      <w:r>
+        <w:rPr>
+          <w:rFonts w:ascii="Times New Roman" w:eastAsia="Times New Roman" w:hAnsi="Times New Roman"/>
+          <w:kern w:val="0"/>
+          <w:sz w:val="28"/>
+          <w:szCs w:val="22"/>
+          <w14:ligatures w14:val="none"/>
+        </w:rPr>
+        <w:t xml:space="preserve">и </w:t>
+      </w:r>
+      <m:oMath>
+        <m:sSub>
+          <m:sSubPr>
+            <m:ctrlPr>
+              <w:rPr>
+                <w:rFonts w:ascii="Cambria Math" w:eastAsia="Times New Roman" w:hAnsi="Cambria Math"/>
+                <w:kern w:val="0"/>
+                <w:sz w:val="28"/>
+                <w:szCs w:val="22"/>
+                <w14:ligatures w14:val="none"/>
+              </w:rPr>
+            </m:ctrlPr>
+          </m:sSubPr>
+          <m:e>
+            <m:r>
+              <w:rPr>
+                <w:rFonts w:ascii="Cambria Math" w:eastAsia="Times New Roman" w:hAnsi="Cambria Math"/>
+                <w:kern w:val="0"/>
+                <w:sz w:val="28"/>
+                <w:szCs w:val="22"/>
+                <w14:ligatures w14:val="none"/>
+              </w:rPr>
+              <m:t>σ</m:t>
+            </m:r>
+          </m:e>
+          <m:sub>
+            <m:r>
+              <w:rPr>
+                <w:rFonts w:ascii="Cambria Math" w:eastAsia="Times New Roman" w:hAnsi="Cambria Math"/>
+                <w:kern w:val="0"/>
+                <w:sz w:val="28"/>
+                <w:szCs w:val="22"/>
+                <w14:ligatures w14:val="none"/>
+              </w:rPr>
+              <m:t>k</m:t>
+            </m:r>
+          </m:sub>
+        </m:sSub>
+      </m:oMath>
+      <w:r>
+        <w:rPr>
+          <w:rFonts w:ascii="Times New Roman" w:eastAsia="Times New Roman" w:hAnsi="Times New Roman"/>
+          <w:kern w:val="0"/>
+          <w:sz w:val="28"/>
+          <w:szCs w:val="22"/>
+          <w14:ligatures w14:val="none"/>
+        </w:rPr>
+        <w:t>, а также распределение ресурсных требований; изменяется только распределение объёма работы при одном и том же среднем.</w:t>
+      </w:r>
+      <w:r>
+        <w:rPr>
+          <w:rFonts w:ascii="Times New Roman" w:eastAsia="Times New Roman" w:hAnsi="Times New Roman"/>
+          <w:kern w:val="0"/>
+          <w:sz w:val="28"/>
+          <w:szCs w:val="22"/>
+          <w14:ligatures w14:val="none"/>
+        </w:rPr>
+        <w:t xml:space="preserve"> Логика эксперимента в том, что </w:t>
+      </w:r>
+      <w:r>
+        <w:rPr>
+          <w:rFonts w:ascii="Times New Roman" w:eastAsia="Times New Roman" w:hAnsi="Times New Roman"/>
+          <w:kern w:val="0"/>
+          <w:sz w:val="28"/>
+          <w:szCs w:val="22"/>
+          <w14:ligatures w14:val="none"/>
+        </w:rPr>
+        <w:t xml:space="preserve">выделяется один варьируемый фактор, а остальные характеристики системы остаются неизменными. При переходе к дальнейшему развитию темы тот же механизм </w:t>
+      </w:r>
+      <w:r>
+        <w:rPr>
+          <w:rFonts w:ascii="Times New Roman" w:eastAsia="Times New Roman" w:hAnsi="Times New Roman"/>
+          <w:kern w:val="0"/>
+          <w:sz w:val="28"/>
+          <w:szCs w:val="22"/>
+          <w14:ligatures w14:val="none"/>
+        </w:rPr>
+        <w:t>будет</w:t>
+      </w:r>
+      <w:r>
+        <w:rPr>
+          <w:rFonts w:ascii="Times New Roman" w:eastAsia="Times New Roman" w:hAnsi="Times New Roman"/>
+          <w:kern w:val="0"/>
+          <w:sz w:val="28"/>
+          <w:szCs w:val="22"/>
+          <w14:ligatures w14:val="none"/>
+        </w:rPr>
+        <w:t xml:space="preserve"> расширен для сравнения различных типов входящего потока</w:t>
+      </w:r>
+      <w:r>
+        <w:rPr>
+          <w:rFonts w:ascii="Times New Roman" w:eastAsia="Times New Roman" w:hAnsi="Times New Roman"/>
+          <w:kern w:val="0"/>
+          <w:sz w:val="28"/>
+          <w:szCs w:val="22"/>
+          <w14:ligatures w14:val="none"/>
+        </w:rPr>
+        <w:t>.</w:t>
+      </w:r>
+    </w:p>
+    <w:p>
+      <w:pPr>
+        <w:spacing w:after="0" w:line="360" w:lineRule="auto"/>
+        <w:ind w:firstLine="708"/>
+        <w:jc w:val="both"/>
+        <w:rPr>
+          <w:rFonts w:ascii="Times New Roman" w:eastAsia="Times New Roman" w:hAnsi="Times New Roman"/>
+          <w:kern w:val="0"/>
+          <w:sz w:val="28"/>
+          <w:szCs w:val="22"/>
+          <w14:ligatures w14:val="none"/>
+        </w:rPr>
+      </w:pPr>
+      <w:r>
+        <w:rPr>
+          <w:rFonts w:ascii="Times New Roman" w:eastAsia="Times New Roman" w:hAnsi="Times New Roman"/>
+          <w:kern w:val="0"/>
+          <w:sz w:val="28"/>
+          <w:szCs w:val="22"/>
+          <w14:ligatures w14:val="none"/>
+        </w:rPr>
+        <w:t xml:space="preserve">Внутри </w:t>
+      </w:r>
+      <w:proofErr w:type="spellStart"/>
+      <w:r>
+        <w:rPr>
+          <w:rFonts w:ascii="Times New Roman" w:eastAsia="Times New Roman" w:hAnsi="Times New Roman"/>
+          <w:kern w:val="0"/>
+          <w:sz w:val="28"/>
+          <w:szCs w:val="22"/>
+          <w14:ligatures w14:val="none"/>
+        </w:rPr>
+        <w:t>run_workload_sensitivity_experiments</w:t>
+      </w:r>
+      <w:proofErr w:type="spellEnd"/>
+      <w:r>
+        <w:rPr>
+          <w:rFonts w:ascii="Times New Roman" w:eastAsia="Times New Roman" w:hAnsi="Times New Roman"/>
+          <w:kern w:val="0"/>
+          <w:sz w:val="28"/>
+          <w:szCs w:val="22"/>
+          <w14:ligatures w14:val="none"/>
+        </w:rPr>
+        <w:t xml:space="preserve"> </w:t>
+      </w:r>
+      <w:r>
+        <w:rPr>
+          <w:rFonts w:ascii="Times New Roman" w:eastAsia="Times New Roman" w:hAnsi="Times New Roman"/>
+          <w:kern w:val="0"/>
+          <w:sz w:val="28"/>
+          <w:szCs w:val="22"/>
+          <w14:ligatures w14:val="none"/>
+        </w:rPr>
+        <w:t xml:space="preserve">для каждого распределения из семейства сценариев сначала строится базовая конфигурация через </w:t>
+      </w:r>
+      <w:proofErr w:type="spellStart"/>
+      <w:r>
+        <w:rPr>
+          <w:rFonts w:ascii="Times New Roman" w:eastAsia="Times New Roman" w:hAnsi="Times New Roman"/>
+          <w:kern w:val="0"/>
+          <w:sz w:val="28"/>
+          <w:szCs w:val="22"/>
+          <w14:ligatures w14:val="none"/>
+        </w:rPr>
+        <w:t>build_base_scenario</w:t>
+      </w:r>
+      <w:proofErr w:type="spellEnd"/>
+      <w:r>
+        <w:rPr>
+          <w:rFonts w:ascii="Times New Roman" w:eastAsia="Times New Roman" w:hAnsi="Times New Roman"/>
+          <w:kern w:val="0"/>
+          <w:sz w:val="28"/>
+          <w:szCs w:val="22"/>
+          <w14:ligatures w14:val="none"/>
+        </w:rPr>
+        <w:t xml:space="preserve">, а затем при необходимости корректируются параметры числа повторов и длины моделирования. После запускается серия прогонов через вызовы </w:t>
+      </w:r>
+      <w:proofErr w:type="spellStart"/>
+      <w:r>
+        <w:rPr>
+          <w:rFonts w:ascii="Times New Roman" w:eastAsia="Times New Roman" w:hAnsi="Times New Roman"/>
+          <w:kern w:val="0"/>
+          <w:sz w:val="28"/>
+          <w:szCs w:val="22"/>
+          <w14:ligatures w14:val="none"/>
+        </w:rPr>
+        <w:t>simulate_one_run</w:t>
+      </w:r>
+      <w:proofErr w:type="spellEnd"/>
+      <w:r>
+        <w:rPr>
+          <w:rFonts w:ascii="Times New Roman" w:eastAsia="Times New Roman" w:hAnsi="Times New Roman"/>
+          <w:kern w:val="0"/>
+          <w:sz w:val="28"/>
+          <w:szCs w:val="22"/>
+          <w14:ligatures w14:val="none"/>
+        </w:rPr>
+        <w:t xml:space="preserve">, и результаты каждого прогона сохраняются как в общий список сырых результатов, так и во внутренний список результатов текущего сценария. Когда серия повторов завершена, по ней строится агрегированная </w:t>
+      </w:r>
+      <w:proofErr w:type="spellStart"/>
+      <w:r>
+        <w:rPr>
+          <w:rFonts w:ascii="Times New Roman" w:eastAsia="Times New Roman" w:hAnsi="Times New Roman"/>
+          <w:kern w:val="0"/>
+          <w:sz w:val="28"/>
+          <w:szCs w:val="22"/>
+          <w14:ligatures w14:val="none"/>
+        </w:rPr>
+        <w:t>summary</w:t>
+      </w:r>
+      <w:proofErr w:type="spellEnd"/>
+      <w:r>
+        <w:rPr>
+          <w:rFonts w:ascii="Times New Roman" w:eastAsia="Times New Roman" w:hAnsi="Times New Roman"/>
+          <w:kern w:val="0"/>
+          <w:sz w:val="28"/>
+          <w:szCs w:val="22"/>
+          <w14:ligatures w14:val="none"/>
+        </w:rPr>
+        <w:t>-строка.</w:t>
+      </w:r>
+    </w:p>
+    <w:p>
+      <w:pPr>
+        <w:spacing w:after="0" w:line="360" w:lineRule="auto"/>
+        <w:ind w:firstLine="708"/>
+        <w:jc w:val="both"/>
+        <w:rPr>
+          <w:rFonts w:ascii="Times New Roman" w:eastAsia="Times New Roman" w:hAnsi="Times New Roman"/>
+          <w:kern w:val="0"/>
+          <w:sz w:val="28"/>
+          <w:szCs w:val="22"/>
+          <w14:ligatures w14:val="none"/>
+        </w:rPr>
+      </w:pPr>
+      <w:r>
+        <w:rPr>
+          <w:rFonts w:ascii="Times New Roman" w:eastAsia="Times New Roman" w:hAnsi="Times New Roman"/>
+          <w:kern w:val="0"/>
+          <w:sz w:val="28"/>
+          <w:szCs w:val="22"/>
+          <w14:ligatures w14:val="none"/>
+        </w:rPr>
+        <w:t xml:space="preserve">После из этой строки с помощью </w:t>
+      </w:r>
+      <w:r>
+        <w:rPr>
+          <w:rFonts w:ascii="Times New Roman" w:eastAsia="Times New Roman" w:hAnsi="Times New Roman"/>
+          <w:kern w:val="0"/>
+          <w:sz w:val="28"/>
+          <w:szCs w:val="22"/>
+          <w:lang w:val="en-US"/>
+          <w14:ligatures w14:val="none"/>
+        </w:rPr>
+        <w:t>build</w:t>
+      </w:r>
+      <w:r>
+        <w:rPr>
+          <w:rFonts w:ascii="Times New Roman" w:eastAsia="Times New Roman" w:hAnsi="Times New Roman"/>
+          <w:kern w:val="0"/>
+          <w:sz w:val="28"/>
+          <w:szCs w:val="22"/>
+          <w14:ligatures w14:val="none"/>
+        </w:rPr>
+        <w:t>_</w:t>
+      </w:r>
+      <w:r>
+        <w:rPr>
+          <w:rFonts w:ascii="Times New Roman" w:eastAsia="Times New Roman" w:hAnsi="Times New Roman"/>
+          <w:kern w:val="0"/>
+          <w:sz w:val="28"/>
+          <w:szCs w:val="22"/>
+          <w:lang w:val="en-US"/>
+          <w14:ligatures w14:val="none"/>
+        </w:rPr>
+        <w:t>raw</w:t>
+      </w:r>
+      <w:r>
+        <w:rPr>
+          <w:rFonts w:ascii="Times New Roman" w:eastAsia="Times New Roman" w:hAnsi="Times New Roman"/>
+          <w:kern w:val="0"/>
+          <w:sz w:val="28"/>
+          <w:szCs w:val="22"/>
+          <w14:ligatures w14:val="none"/>
+        </w:rPr>
+        <w:t>_</w:t>
+      </w:r>
+      <w:r>
+        <w:rPr>
+          <w:rFonts w:ascii="Times New Roman" w:eastAsia="Times New Roman" w:hAnsi="Times New Roman"/>
+          <w:kern w:val="0"/>
+          <w:sz w:val="28"/>
+          <w:szCs w:val="22"/>
+          <w:lang w:val="en-US"/>
+          <w14:ligatures w14:val="none"/>
+        </w:rPr>
+        <w:t>rows</w:t>
+      </w:r>
+      <w:r>
+        <w:rPr>
+          <w:rFonts w:ascii="Times New Roman" w:eastAsia="Times New Roman" w:hAnsi="Times New Roman"/>
+          <w:kern w:val="0"/>
+          <w:sz w:val="28"/>
+          <w:szCs w:val="22"/>
+          <w14:ligatures w14:val="none"/>
+        </w:rPr>
+        <w:t xml:space="preserve"> </w:t>
+      </w:r>
+      <w:r>
+        <w:rPr>
+          <w:rFonts w:ascii="Times New Roman" w:eastAsia="Times New Roman" w:hAnsi="Times New Roman"/>
+          <w:kern w:val="0"/>
+          <w:sz w:val="28"/>
+          <w:szCs w:val="22"/>
+          <w14:ligatures w14:val="none"/>
+        </w:rPr>
+        <w:t xml:space="preserve">и </w:t>
+      </w:r>
+      <w:r>
+        <w:rPr>
+          <w:rFonts w:ascii="Times New Roman" w:eastAsia="Times New Roman" w:hAnsi="Times New Roman"/>
+          <w:kern w:val="0"/>
+          <w:sz w:val="28"/>
+          <w:szCs w:val="22"/>
+          <w:lang w:val="en-US"/>
+          <w14:ligatures w14:val="none"/>
+        </w:rPr>
+        <w:t>save</w:t>
+      </w:r>
+      <w:r>
+        <w:rPr>
+          <w:rFonts w:ascii="Times New Roman" w:eastAsia="Times New Roman" w:hAnsi="Times New Roman"/>
+          <w:kern w:val="0"/>
+          <w:sz w:val="28"/>
+          <w:szCs w:val="22"/>
+          <w14:ligatures w14:val="none"/>
+        </w:rPr>
+        <w:t>_</w:t>
+      </w:r>
+      <w:proofErr w:type="spellStart"/>
+      <w:r>
+        <w:rPr>
+          <w:rFonts w:ascii="Times New Roman" w:eastAsia="Times New Roman" w:hAnsi="Times New Roman"/>
+          <w:kern w:val="0"/>
+          <w:sz w:val="28"/>
+          <w:szCs w:val="22"/>
+          <w:lang w:val="en-US"/>
+          <w14:ligatures w14:val="none"/>
+        </w:rPr>
+        <w:t>raws</w:t>
+      </w:r>
+      <w:proofErr w:type="spellEnd"/>
+      <w:r>
+        <w:rPr>
+          <w:rFonts w:ascii="Times New Roman" w:eastAsia="Times New Roman" w:hAnsi="Times New Roman"/>
+          <w:kern w:val="0"/>
+          <w:sz w:val="28"/>
+          <w:szCs w:val="22"/>
+          <w14:ligatures w14:val="none"/>
+        </w:rPr>
+        <w:t>_</w:t>
+      </w:r>
+      <w:r>
+        <w:rPr>
+          <w:rFonts w:ascii="Times New Roman" w:eastAsia="Times New Roman" w:hAnsi="Times New Roman"/>
+          <w:kern w:val="0"/>
+          <w:sz w:val="28"/>
+          <w:szCs w:val="22"/>
+          <w:lang w:val="en-US"/>
+          <w14:ligatures w14:val="none"/>
+        </w:rPr>
+        <w:t>to</w:t>
+      </w:r>
+      <w:r>
+        <w:rPr>
+          <w:rFonts w:ascii="Times New Roman" w:eastAsia="Times New Roman" w:hAnsi="Times New Roman"/>
+          <w:kern w:val="0"/>
+          <w:sz w:val="28"/>
+          <w:szCs w:val="22"/>
+          <w14:ligatures w14:val="none"/>
+        </w:rPr>
+        <w:t>_</w:t>
+      </w:r>
+      <w:r>
+        <w:rPr>
+          <w:rFonts w:ascii="Times New Roman" w:eastAsia="Times New Roman" w:hAnsi="Times New Roman"/>
+          <w:kern w:val="0"/>
+          <w:sz w:val="28"/>
+          <w:szCs w:val="22"/>
+          <w:lang w:val="en-US"/>
+          <w14:ligatures w14:val="none"/>
+        </w:rPr>
+        <w:t>csv</w:t>
+      </w:r>
+      <w:r>
+        <w:rPr>
+          <w:rFonts w:ascii="Times New Roman" w:eastAsia="Times New Roman" w:hAnsi="Times New Roman"/>
+          <w:kern w:val="0"/>
+          <w:sz w:val="28"/>
+          <w:szCs w:val="22"/>
+          <w14:ligatures w14:val="none"/>
+        </w:rPr>
+        <w:t xml:space="preserve"> </w:t>
+      </w:r>
+      <w:r>
+        <w:rPr>
+          <w:rFonts w:ascii="Times New Roman" w:eastAsia="Times New Roman" w:hAnsi="Times New Roman"/>
+          <w:kern w:val="0"/>
+          <w:sz w:val="28"/>
+          <w:szCs w:val="22"/>
+          <w14:ligatures w14:val="none"/>
+        </w:rPr>
+        <w:t xml:space="preserve">результат преобразуется и сохраняется в </w:t>
+      </w:r>
+      <w:r>
+        <w:rPr>
+          <w:rFonts w:ascii="Times New Roman" w:eastAsia="Times New Roman" w:hAnsi="Times New Roman"/>
+          <w:kern w:val="0"/>
+          <w:sz w:val="28"/>
+          <w:szCs w:val="22"/>
+          <w:lang w:val="en-US"/>
+          <w14:ligatures w14:val="none"/>
+        </w:rPr>
+        <w:t>run</w:t>
+      </w:r>
+      <w:r>
+        <w:rPr>
+          <w:rFonts w:ascii="Times New Roman" w:eastAsia="Times New Roman" w:hAnsi="Times New Roman"/>
+          <w:kern w:val="0"/>
+          <w:sz w:val="28"/>
+          <w:szCs w:val="22"/>
+          <w14:ligatures w14:val="none"/>
+        </w:rPr>
+        <w:t>_</w:t>
+      </w:r>
+      <w:r>
+        <w:rPr>
+          <w:rFonts w:ascii="Times New Roman" w:eastAsia="Times New Roman" w:hAnsi="Times New Roman"/>
+          <w:kern w:val="0"/>
+          <w:sz w:val="28"/>
+          <w:szCs w:val="22"/>
+          <w:lang w:val="en-US"/>
+          <w14:ligatures w14:val="none"/>
+        </w:rPr>
+        <w:t>results</w:t>
+      </w:r>
+      <w:r>
+        <w:rPr>
+          <w:rFonts w:ascii="Times New Roman" w:eastAsia="Times New Roman" w:hAnsi="Times New Roman"/>
+          <w:kern w:val="0"/>
+          <w:sz w:val="28"/>
+          <w:szCs w:val="22"/>
+          <w14:ligatures w14:val="none"/>
+        </w:rPr>
+        <w:t>.</w:t>
+      </w:r>
+      <w:r>
+        <w:rPr>
+          <w:rFonts w:ascii="Times New Roman" w:eastAsia="Times New Roman" w:hAnsi="Times New Roman"/>
+          <w:kern w:val="0"/>
+          <w:sz w:val="28"/>
+          <w:szCs w:val="22"/>
+          <w:lang w:val="en-US"/>
+          <w14:ligatures w14:val="none"/>
+        </w:rPr>
+        <w:t>csv</w:t>
+      </w:r>
+      <w:r>
+        <w:rPr>
+          <w:rFonts w:ascii="Times New Roman" w:eastAsia="Times New Roman" w:hAnsi="Times New Roman"/>
+          <w:kern w:val="0"/>
+          <w:sz w:val="28"/>
+          <w:szCs w:val="22"/>
+          <w14:ligatures w14:val="none"/>
+        </w:rPr>
+        <w:t xml:space="preserve"> </w:t>
+      </w:r>
+      <w:r>
+        <w:rPr>
+          <w:rFonts w:ascii="Times New Roman" w:eastAsia="Times New Roman" w:hAnsi="Times New Roman"/>
+          <w:kern w:val="0"/>
+          <w:sz w:val="28"/>
+          <w:szCs w:val="22"/>
+          <w14:ligatures w14:val="none"/>
+        </w:rPr>
+        <w:t xml:space="preserve">и </w:t>
+      </w:r>
+      <w:r>
+        <w:rPr>
+          <w:rFonts w:ascii="Times New Roman" w:eastAsia="Times New Roman" w:hAnsi="Times New Roman"/>
+          <w:kern w:val="0"/>
+          <w:sz w:val="28"/>
+          <w:szCs w:val="22"/>
+          <w:lang w:val="en-US"/>
+          <w14:ligatures w14:val="none"/>
+        </w:rPr>
+        <w:t>summary</w:t>
+      </w:r>
+      <w:r>
+        <w:rPr>
+          <w:rFonts w:ascii="Times New Roman" w:eastAsia="Times New Roman" w:hAnsi="Times New Roman"/>
+          <w:kern w:val="0"/>
+          <w:sz w:val="28"/>
+          <w:szCs w:val="22"/>
+          <w14:ligatures w14:val="none"/>
+        </w:rPr>
+        <w:t>_</w:t>
+      </w:r>
+      <w:r>
+        <w:rPr>
+          <w:rFonts w:ascii="Times New Roman" w:eastAsia="Times New Roman" w:hAnsi="Times New Roman"/>
+          <w:kern w:val="0"/>
+          <w:sz w:val="28"/>
+          <w:szCs w:val="22"/>
+          <w:lang w:val="en-US"/>
+          <w14:ligatures w14:val="none"/>
+        </w:rPr>
+        <w:t>results</w:t>
+      </w:r>
+      <w:r>
+        <w:rPr>
+          <w:rFonts w:ascii="Times New Roman" w:eastAsia="Times New Roman" w:hAnsi="Times New Roman"/>
+          <w:kern w:val="0"/>
+          <w:sz w:val="28"/>
+          <w:szCs w:val="22"/>
+          <w14:ligatures w14:val="none"/>
+        </w:rPr>
+        <w:t>.</w:t>
+      </w:r>
+      <w:r>
+        <w:rPr>
+          <w:rFonts w:ascii="Times New Roman" w:eastAsia="Times New Roman" w:hAnsi="Times New Roman"/>
+          <w:kern w:val="0"/>
+          <w:sz w:val="28"/>
+          <w:szCs w:val="22"/>
+          <w:lang w:val="en-US"/>
+          <w14:ligatures w14:val="none"/>
+        </w:rPr>
+        <w:t>csv</w:t>
+      </w:r>
+      <w:r>
+        <w:rPr>
+          <w:rFonts w:ascii="Times New Roman" w:eastAsia="Times New Roman" w:hAnsi="Times New Roman"/>
+          <w:kern w:val="0"/>
+          <w:sz w:val="28"/>
+          <w:szCs w:val="22"/>
+          <w14:ligatures w14:val="none"/>
+        </w:rPr>
+        <w:t xml:space="preserve">. Последний файл является удобной формой для представления результатов серии и используется для построения графиков. </w:t>
+      </w:r>
+    </w:p>
+    <w:p>
+      <w:pPr>
+        <w:spacing w:after="0" w:line="360" w:lineRule="auto"/>
+        <w:ind w:firstLine="708"/>
+        <w:jc w:val="both"/>
+        <w:rPr>
+          <w:rFonts w:ascii="Times New Roman" w:eastAsia="Times New Roman" w:hAnsi="Times New Roman"/>
+          <w:kern w:val="0"/>
+          <w:sz w:val="28"/>
+          <w:szCs w:val="22"/>
+          <w14:ligatures w14:val="none"/>
+        </w:rPr>
+      </w:pPr>
+      <w:r>
+        <w:rPr>
+          <w:rFonts w:ascii="Times New Roman" w:eastAsia="Times New Roman" w:hAnsi="Times New Roman"/>
+          <w:kern w:val="0"/>
+          <w:sz w:val="28"/>
+          <w:szCs w:val="22"/>
+          <w14:ligatures w14:val="none"/>
+        </w:rPr>
+        <w:t xml:space="preserve">Функция </w:t>
+      </w:r>
+      <w:r>
+        <w:rPr>
+          <w:rFonts w:ascii="Times New Roman" w:eastAsia="Times New Roman" w:hAnsi="Times New Roman"/>
+          <w:kern w:val="0"/>
+          <w:sz w:val="28"/>
+          <w:szCs w:val="22"/>
+          <w:lang w:val="en-US"/>
+          <w14:ligatures w14:val="none"/>
+        </w:rPr>
+        <w:t>run</w:t>
+      </w:r>
+      <w:r>
+        <w:rPr>
+          <w:rFonts w:ascii="Times New Roman" w:eastAsia="Times New Roman" w:hAnsi="Times New Roman"/>
+          <w:kern w:val="0"/>
+          <w:sz w:val="28"/>
+          <w:szCs w:val="22"/>
+          <w14:ligatures w14:val="none"/>
+        </w:rPr>
+        <w:t>_</w:t>
+      </w:r>
+      <w:r>
+        <w:rPr>
+          <w:rFonts w:ascii="Times New Roman" w:eastAsia="Times New Roman" w:hAnsi="Times New Roman"/>
+          <w:kern w:val="0"/>
+          <w:sz w:val="28"/>
+          <w:szCs w:val="22"/>
+          <w:lang w:val="en-US"/>
+          <w14:ligatures w14:val="none"/>
+        </w:rPr>
+        <w:t>all</w:t>
+      </w:r>
+      <w:r>
+        <w:rPr>
+          <w:rFonts w:ascii="Times New Roman" w:eastAsia="Times New Roman" w:hAnsi="Times New Roman"/>
+          <w:kern w:val="0"/>
+          <w:sz w:val="28"/>
+          <w:szCs w:val="22"/>
+          <w14:ligatures w14:val="none"/>
+        </w:rPr>
+        <w:t>_</w:t>
+      </w:r>
+      <w:r>
+        <w:rPr>
+          <w:rFonts w:ascii="Times New Roman" w:eastAsia="Times New Roman" w:hAnsi="Times New Roman"/>
+          <w:kern w:val="0"/>
+          <w:sz w:val="28"/>
+          <w:szCs w:val="22"/>
+          <w:lang w:val="en-US"/>
+          <w14:ligatures w14:val="none"/>
+        </w:rPr>
+        <w:t>experiments</w:t>
+      </w:r>
+      <w:r>
+        <w:rPr>
+          <w:rFonts w:ascii="Times New Roman" w:eastAsia="Times New Roman" w:hAnsi="Times New Roman"/>
+          <w:kern w:val="0"/>
+          <w:sz w:val="28"/>
+          <w:szCs w:val="22"/>
+          <w14:ligatures w14:val="none"/>
+        </w:rPr>
+        <w:t xml:space="preserve"> </w:t>
+      </w:r>
+      <w:proofErr w:type="spellStart"/>
+      <w:r>
+        <w:rPr>
+          <w:rFonts w:ascii="Times New Roman" w:eastAsia="Times New Roman" w:hAnsi="Times New Roman"/>
+          <w:kern w:val="0"/>
+          <w:sz w:val="28"/>
+          <w:szCs w:val="22"/>
+          <w14:ligatures w14:val="none"/>
+        </w:rPr>
+        <w:t>апускает</w:t>
+      </w:r>
+      <w:proofErr w:type="spellEnd"/>
+      <w:r>
+        <w:rPr>
+          <w:rFonts w:ascii="Times New Roman" w:eastAsia="Times New Roman" w:hAnsi="Times New Roman"/>
+          <w:kern w:val="0"/>
+          <w:sz w:val="28"/>
+          <w:szCs w:val="22"/>
+          <w14:ligatures w14:val="none"/>
+        </w:rPr>
+        <w:t xml:space="preserve"> полный цикл серии экспериментов: создаёт структуру каталогов, формирует набор сценариев, </w:t>
+      </w:r>
+      <w:r>
+        <w:rPr>
+          <w:rFonts w:ascii="Times New Roman" w:eastAsia="Times New Roman" w:hAnsi="Times New Roman"/>
+          <w:kern w:val="0"/>
+          <w:sz w:val="28"/>
+          <w:szCs w:val="22"/>
+          <w14:ligatures w14:val="none"/>
+        </w:rPr>
+        <w:lastRenderedPageBreak/>
+        <w:t xml:space="preserve">получает сырые результаты, агрегирует их и сохраняет их в итоговые CSV-файлы. </w:t>
+      </w:r>
+      <w:r>
+        <w:rPr>
+          <w:rFonts w:ascii="Times New Roman" w:eastAsia="Times New Roman" w:hAnsi="Times New Roman"/>
+          <w:kern w:val="0"/>
+          <w:sz w:val="28"/>
+          <w:szCs w:val="22"/>
+          <w14:ligatures w14:val="none"/>
+        </w:rPr>
+        <w:t>В</w:t>
+      </w:r>
+      <w:r>
+        <w:rPr>
+          <w:rFonts w:ascii="Times New Roman" w:eastAsia="Times New Roman" w:hAnsi="Times New Roman"/>
+          <w:kern w:val="0"/>
+          <w:sz w:val="28"/>
+          <w:szCs w:val="22"/>
+          <w14:ligatures w14:val="none"/>
+        </w:rPr>
+        <w:t>ходом служит набор параметров исследования, а выходом — структурированный набор таблиц, пригодных для последующего построения графиков и анализа</w:t>
+      </w:r>
+      <w:r>
+        <w:rPr>
+          <w:rFonts w:ascii="Times New Roman" w:eastAsia="Times New Roman" w:hAnsi="Times New Roman"/>
+          <w:kern w:val="0"/>
+          <w:sz w:val="28"/>
+          <w:szCs w:val="22"/>
+          <w14:ligatures w14:val="none"/>
+        </w:rPr>
+        <w:t>.</w:t>
+      </w:r>
+    </w:p>
+    <w:p>
+      <w:pPr>
+        <w:spacing w:after="0" w:line="360" w:lineRule="auto"/>
+        <w:ind w:firstLine="708"/>
+        <w:jc w:val="both"/>
+        <w:rPr>
+          <w:rFonts w:ascii="Times New Roman" w:eastAsia="Times New Roman" w:hAnsi="Times New Roman"/>
+          <w:kern w:val="0"/>
+          <w:sz w:val="28"/>
+          <w:szCs w:val="22"/>
+          <w14:ligatures w14:val="none"/>
+        </w:rPr>
+      </w:pPr>
+      <w:r>
+        <w:rPr>
+          <w:rFonts w:ascii="Times New Roman" w:eastAsia="Times New Roman" w:hAnsi="Times New Roman"/>
+          <w:kern w:val="0"/>
+          <w:sz w:val="28"/>
+          <w:szCs w:val="22"/>
+          <w14:ligatures w14:val="none"/>
+        </w:rPr>
+        <w:t xml:space="preserve">Последние несколько модулей не столько связаны с самим экспериментом, сколько с выведением результатов в удобной форме. </w:t>
+      </w:r>
+    </w:p>
+    <w:p>
+      <w:pPr>
+        <w:spacing w:after="0" w:line="360" w:lineRule="auto"/>
+        <w:ind w:firstLine="708"/>
+        <w:jc w:val="both"/>
+        <w:rPr>
+          <w:rFonts w:ascii="Times New Roman" w:eastAsia="Times New Roman" w:hAnsi="Times New Roman"/>
+          <w:kern w:val="0"/>
+          <w:sz w:val="28"/>
+          <w:szCs w:val="22"/>
+          <w14:ligatures w14:val="none"/>
+        </w:rPr>
+      </w:pPr>
+      <w:r>
+        <w:rPr>
+          <w:rFonts w:ascii="Times New Roman" w:eastAsia="Times New Roman" w:hAnsi="Times New Roman"/>
+          <w:kern w:val="0"/>
+          <w:sz w:val="28"/>
+          <w:szCs w:val="22"/>
+          <w14:ligatures w14:val="none"/>
+        </w:rPr>
+        <w:t xml:space="preserve">Файл </w:t>
+      </w:r>
+      <w:r>
+        <w:rPr>
+          <w:rFonts w:ascii="Times New Roman" w:eastAsia="Times New Roman" w:hAnsi="Times New Roman"/>
+          <w:kern w:val="0"/>
+          <w:sz w:val="28"/>
+          <w:szCs w:val="22"/>
+          <w:lang w:val="en-US"/>
+          <w14:ligatures w14:val="none"/>
+        </w:rPr>
+        <w:t>plots</w:t>
+      </w:r>
+      <w:r>
+        <w:rPr>
+          <w:rFonts w:ascii="Times New Roman" w:eastAsia="Times New Roman" w:hAnsi="Times New Roman"/>
+          <w:kern w:val="0"/>
+          <w:sz w:val="28"/>
+          <w:szCs w:val="22"/>
+          <w14:ligatures w14:val="none"/>
+        </w:rPr>
+        <w:t>.</w:t>
+      </w:r>
+      <w:proofErr w:type="spellStart"/>
+      <w:r>
+        <w:rPr>
+          <w:rFonts w:ascii="Times New Roman" w:eastAsia="Times New Roman" w:hAnsi="Times New Roman"/>
+          <w:kern w:val="0"/>
+          <w:sz w:val="28"/>
+          <w:szCs w:val="22"/>
+          <w:lang w:val="en-US"/>
+          <w14:ligatures w14:val="none"/>
+        </w:rPr>
+        <w:t>py</w:t>
+      </w:r>
+      <w:proofErr w:type="spellEnd"/>
+      <w:r>
+        <w:rPr>
+          <w:rFonts w:ascii="Times New Roman" w:eastAsia="Times New Roman" w:hAnsi="Times New Roman"/>
+          <w:kern w:val="0"/>
+          <w:sz w:val="28"/>
+          <w:szCs w:val="22"/>
+          <w14:ligatures w14:val="none"/>
+        </w:rPr>
+        <w:t xml:space="preserve"> </w:t>
+      </w:r>
+      <w:r>
+        <w:rPr>
+          <w:rFonts w:ascii="Times New Roman" w:eastAsia="Times New Roman" w:hAnsi="Times New Roman"/>
+          <w:kern w:val="0"/>
+          <w:sz w:val="28"/>
+          <w:szCs w:val="22"/>
+          <w14:ligatures w14:val="none"/>
+        </w:rPr>
+        <w:t xml:space="preserve">отвечает за визуализацию результатов из </w:t>
+      </w:r>
+      <w:r>
+        <w:rPr>
+          <w:rFonts w:ascii="Times New Roman" w:eastAsia="Times New Roman" w:hAnsi="Times New Roman"/>
+          <w:kern w:val="0"/>
+          <w:sz w:val="28"/>
+          <w:szCs w:val="22"/>
+          <w:lang w:val="en-US"/>
+          <w14:ligatures w14:val="none"/>
+        </w:rPr>
+        <w:t>summary</w:t>
+      </w:r>
+      <w:r>
+        <w:rPr>
+          <w:rFonts w:ascii="Times New Roman" w:eastAsia="Times New Roman" w:hAnsi="Times New Roman"/>
+          <w:kern w:val="0"/>
+          <w:sz w:val="28"/>
+          <w:szCs w:val="22"/>
+          <w14:ligatures w14:val="none"/>
+        </w:rPr>
+        <w:t>_</w:t>
+      </w:r>
+      <w:r>
+        <w:rPr>
+          <w:rFonts w:ascii="Times New Roman" w:eastAsia="Times New Roman" w:hAnsi="Times New Roman"/>
+          <w:kern w:val="0"/>
+          <w:sz w:val="28"/>
+          <w:szCs w:val="22"/>
+          <w:lang w:val="en-US"/>
+          <w14:ligatures w14:val="none"/>
+        </w:rPr>
+        <w:t>results</w:t>
+      </w:r>
+      <w:r>
+        <w:rPr>
+          <w:rFonts w:ascii="Times New Roman" w:eastAsia="Times New Roman" w:hAnsi="Times New Roman"/>
+          <w:kern w:val="0"/>
+          <w:sz w:val="28"/>
+          <w:szCs w:val="22"/>
+          <w14:ligatures w14:val="none"/>
+        </w:rPr>
+        <w:t>.</w:t>
+      </w:r>
+      <w:r>
+        <w:rPr>
+          <w:rFonts w:ascii="Times New Roman" w:eastAsia="Times New Roman" w:hAnsi="Times New Roman"/>
+          <w:kern w:val="0"/>
+          <w:sz w:val="28"/>
+          <w:szCs w:val="22"/>
+          <w:lang w:val="en-US"/>
+          <w14:ligatures w14:val="none"/>
+        </w:rPr>
+        <w:t>csv</w:t>
+      </w:r>
+      <w:r>
+        <w:rPr>
+          <w:rFonts w:ascii="Times New Roman" w:eastAsia="Times New Roman" w:hAnsi="Times New Roman"/>
+          <w:kern w:val="0"/>
+          <w:sz w:val="28"/>
+          <w:szCs w:val="22"/>
+          <w14:ligatures w14:val="none"/>
+        </w:rPr>
+        <w:t xml:space="preserve">. В текущей версии модуль строит столбчатые диаграммы для среднего числа заявок в системе, вероятности отказа и эффективной пропускной способности, а также отдельный график для оценки стационарного распределения </w:t>
+      </w:r>
+      <m:oMath>
+        <m:acc>
+          <m:accPr>
+            <m:ctrlPr>
+              <w:rPr>
+                <w:rFonts w:ascii="Cambria Math" w:eastAsia="Times New Roman" w:hAnsi="Cambria Math"/>
+                <w:kern w:val="0"/>
+                <w:sz w:val="28"/>
+                <w:szCs w:val="22"/>
+                <w14:ligatures w14:val="none"/>
+              </w:rPr>
+            </m:ctrlPr>
+          </m:accPr>
+          <m:e>
+            <m:r>
+              <w:rPr>
+                <w:rFonts w:ascii="Cambria Math" w:eastAsia="Times New Roman" w:hAnsi="Cambria Math"/>
+                <w:kern w:val="0"/>
+                <w:sz w:val="28"/>
+                <w:szCs w:val="22"/>
+                <w14:ligatures w14:val="none"/>
+              </w:rPr>
+              <m:t>π</m:t>
+            </m:r>
+          </m:e>
+        </m:acc>
+        <m:r>
+          <w:rPr>
+            <w:rFonts w:ascii="Cambria Math" w:eastAsia="Times New Roman" w:hAnsi="Cambria Math"/>
+            <w:kern w:val="0"/>
+            <w:sz w:val="28"/>
+            <w:szCs w:val="22"/>
+            <w14:ligatures w14:val="none"/>
+          </w:rPr>
+          <m:t>(k)</m:t>
+        </m:r>
+      </m:oMath>
+      <w:r>
+        <w:rPr>
+          <w:rFonts w:ascii="Times New Roman" w:eastAsia="Times New Roman" w:hAnsi="Times New Roman"/>
+          <w:kern w:val="0"/>
+          <w:sz w:val="28"/>
+          <w:szCs w:val="22"/>
+          <w14:ligatures w14:val="none"/>
+        </w:rPr>
+        <w:t>по всем сравниваемым распределениям объёма работы.</w:t>
+      </w:r>
+    </w:p>
+    <w:p>
+      <w:pPr>
+        <w:spacing w:after="0" w:line="360" w:lineRule="auto"/>
+        <w:ind w:firstLine="708"/>
+        <w:jc w:val="both"/>
+        <w:rPr>
+          <w:rFonts w:ascii="Times New Roman" w:eastAsia="Times New Roman" w:hAnsi="Times New Roman"/>
+          <w:kern w:val="0"/>
+          <w:sz w:val="28"/>
+          <w:szCs w:val="22"/>
+          <w14:ligatures w14:val="none"/>
+        </w:rPr>
+      </w:pPr>
+      <w:r>
+        <w:rPr>
+          <w:rFonts w:ascii="Times New Roman" w:eastAsia="Times New Roman" w:hAnsi="Times New Roman"/>
+          <w:kern w:val="0"/>
+          <w:sz w:val="28"/>
+          <w:szCs w:val="22"/>
+          <w14:ligatures w14:val="none"/>
+        </w:rPr>
+        <w:t xml:space="preserve">Файл </w:t>
+      </w:r>
+      <w:r>
+        <w:rPr>
+          <w:rFonts w:ascii="Times New Roman" w:eastAsia="Times New Roman" w:hAnsi="Times New Roman"/>
+          <w:kern w:val="0"/>
+          <w:sz w:val="28"/>
+          <w:szCs w:val="22"/>
+          <w:lang w:val="en-US"/>
+          <w14:ligatures w14:val="none"/>
+        </w:rPr>
+        <w:t>run</w:t>
+      </w:r>
+      <w:r>
+        <w:rPr>
+          <w:rFonts w:ascii="Times New Roman" w:eastAsia="Times New Roman" w:hAnsi="Times New Roman"/>
+          <w:kern w:val="0"/>
+          <w:sz w:val="28"/>
+          <w:szCs w:val="22"/>
+          <w14:ligatures w14:val="none"/>
+        </w:rPr>
+        <w:t>.</w:t>
+      </w:r>
+      <w:proofErr w:type="spellStart"/>
+      <w:r>
+        <w:rPr>
+          <w:rFonts w:ascii="Times New Roman" w:eastAsia="Times New Roman" w:hAnsi="Times New Roman"/>
+          <w:kern w:val="0"/>
+          <w:sz w:val="28"/>
+          <w:szCs w:val="22"/>
+          <w:lang w:val="en-US"/>
+          <w14:ligatures w14:val="none"/>
+        </w:rPr>
+        <w:t>py</w:t>
+      </w:r>
+      <w:proofErr w:type="spellEnd"/>
+      <w:r>
+        <w:rPr>
+          <w:rFonts w:ascii="Times New Roman" w:eastAsia="Times New Roman" w:hAnsi="Times New Roman"/>
+          <w:kern w:val="0"/>
+          <w:sz w:val="28"/>
+          <w:szCs w:val="22"/>
+          <w14:ligatures w14:val="none"/>
+        </w:rPr>
+        <w:t xml:space="preserve"> </w:t>
+      </w:r>
+      <w:r>
+        <w:rPr>
+          <w:rFonts w:ascii="Times New Roman" w:eastAsia="Times New Roman" w:hAnsi="Times New Roman"/>
+          <w:kern w:val="0"/>
+          <w:sz w:val="28"/>
+          <w:szCs w:val="22"/>
+          <w14:ligatures w14:val="none"/>
+        </w:rPr>
+        <w:t xml:space="preserve">последовательно вызывает функции из </w:t>
+      </w:r>
+      <w:r>
+        <w:rPr>
+          <w:rFonts w:ascii="Times New Roman" w:eastAsia="Times New Roman" w:hAnsi="Times New Roman"/>
+          <w:kern w:val="0"/>
+          <w:sz w:val="28"/>
+          <w:szCs w:val="22"/>
+          <w:lang w:val="en-US"/>
+          <w14:ligatures w14:val="none"/>
+        </w:rPr>
+        <w:t>experiments</w:t>
+      </w:r>
+      <w:r>
+        <w:rPr>
+          <w:rFonts w:ascii="Times New Roman" w:eastAsia="Times New Roman" w:hAnsi="Times New Roman"/>
+          <w:kern w:val="0"/>
+          <w:sz w:val="28"/>
+          <w:szCs w:val="22"/>
+          <w14:ligatures w14:val="none"/>
+        </w:rPr>
+        <w:t>.</w:t>
+      </w:r>
+      <w:proofErr w:type="spellStart"/>
+      <w:r>
+        <w:rPr>
+          <w:rFonts w:ascii="Times New Roman" w:eastAsia="Times New Roman" w:hAnsi="Times New Roman"/>
+          <w:kern w:val="0"/>
+          <w:sz w:val="28"/>
+          <w:szCs w:val="22"/>
+          <w:lang w:val="en-US"/>
+          <w14:ligatures w14:val="none"/>
+        </w:rPr>
+        <w:t>py</w:t>
+      </w:r>
+      <w:proofErr w:type="spellEnd"/>
+      <w:r>
+        <w:rPr>
+          <w:rFonts w:ascii="Times New Roman" w:eastAsia="Times New Roman" w:hAnsi="Times New Roman"/>
+          <w:kern w:val="0"/>
+          <w:sz w:val="28"/>
+          <w:szCs w:val="22"/>
+          <w14:ligatures w14:val="none"/>
+        </w:rPr>
+        <w:t xml:space="preserve"> </w:t>
+      </w:r>
+      <w:r>
+        <w:rPr>
+          <w:rFonts w:ascii="Times New Roman" w:eastAsia="Times New Roman" w:hAnsi="Times New Roman"/>
+          <w:kern w:val="0"/>
+          <w:sz w:val="28"/>
+          <w:szCs w:val="22"/>
+          <w14:ligatures w14:val="none"/>
+        </w:rPr>
+        <w:t xml:space="preserve">и </w:t>
+      </w:r>
+      <w:r>
+        <w:rPr>
+          <w:rFonts w:ascii="Times New Roman" w:eastAsia="Times New Roman" w:hAnsi="Times New Roman"/>
+          <w:kern w:val="0"/>
+          <w:sz w:val="28"/>
+          <w:szCs w:val="22"/>
+          <w:lang w:val="en-US"/>
+          <w14:ligatures w14:val="none"/>
+        </w:rPr>
+        <w:t>plots</w:t>
+      </w:r>
+      <w:r>
+        <w:rPr>
+          <w:rFonts w:ascii="Times New Roman" w:eastAsia="Times New Roman" w:hAnsi="Times New Roman"/>
+          <w:kern w:val="0"/>
+          <w:sz w:val="28"/>
+          <w:szCs w:val="22"/>
+          <w14:ligatures w14:val="none"/>
+        </w:rPr>
+        <w:t>.</w:t>
+      </w:r>
+      <w:proofErr w:type="spellStart"/>
+      <w:r>
+        <w:rPr>
+          <w:rFonts w:ascii="Times New Roman" w:eastAsia="Times New Roman" w:hAnsi="Times New Roman"/>
+          <w:kern w:val="0"/>
+          <w:sz w:val="28"/>
+          <w:szCs w:val="22"/>
+          <w:lang w:val="en-US"/>
+          <w14:ligatures w14:val="none"/>
+        </w:rPr>
+        <w:t>py</w:t>
+      </w:r>
+      <w:proofErr w:type="spellEnd"/>
+      <w:r>
+        <w:rPr>
+          <w:rFonts w:ascii="Times New Roman" w:eastAsia="Times New Roman" w:hAnsi="Times New Roman"/>
+          <w:kern w:val="0"/>
+          <w:sz w:val="28"/>
+          <w:szCs w:val="22"/>
+          <w14:ligatures w14:val="none"/>
+        </w:rPr>
+        <w:t xml:space="preserve">, </w:t>
+      </w:r>
+      <w:r>
+        <w:rPr>
+          <w:rFonts w:ascii="Times New Roman" w:eastAsia="Times New Roman" w:hAnsi="Times New Roman"/>
+          <w:kern w:val="0"/>
+          <w:sz w:val="28"/>
+          <w:szCs w:val="22"/>
+          <w14:ligatures w14:val="none"/>
+        </w:rPr>
+        <w:t xml:space="preserve">а также создается </w:t>
+      </w:r>
+      <w:proofErr w:type="spellStart"/>
+      <w:r>
+        <w:rPr>
+          <w:rFonts w:ascii="Times New Roman" w:eastAsia="Times New Roman" w:hAnsi="Times New Roman"/>
+          <w:kern w:val="0"/>
+          <w:sz w:val="28"/>
+          <w:szCs w:val="22"/>
+          <w:lang w:val="en-US"/>
+          <w14:ligatures w14:val="none"/>
+        </w:rPr>
+        <w:t>json</w:t>
+      </w:r>
+      <w:proofErr w:type="spellEnd"/>
+      <w:r>
+        <w:rPr>
+          <w:rFonts w:ascii="Times New Roman" w:eastAsia="Times New Roman" w:hAnsi="Times New Roman"/>
+          <w:kern w:val="0"/>
+          <w:sz w:val="28"/>
+          <w:szCs w:val="22"/>
+          <w14:ligatures w14:val="none"/>
+        </w:rPr>
+        <w:t xml:space="preserve"> </w:t>
+      </w:r>
+      <w:r>
+        <w:rPr>
+          <w:rFonts w:ascii="Times New Roman" w:eastAsia="Times New Roman" w:hAnsi="Times New Roman"/>
+          <w:kern w:val="0"/>
+          <w:sz w:val="28"/>
+          <w:szCs w:val="22"/>
+          <w14:ligatures w14:val="none"/>
+        </w:rPr>
+        <w:t xml:space="preserve">отчет и </w:t>
+      </w:r>
+      <w:r>
+        <w:rPr>
+          <w:rFonts w:ascii="Times New Roman" w:eastAsia="Times New Roman" w:hAnsi="Times New Roman"/>
+          <w:kern w:val="0"/>
+          <w:sz w:val="28"/>
+          <w:szCs w:val="22"/>
+          <w:lang w:val="en-US"/>
+          <w14:ligatures w14:val="none"/>
+        </w:rPr>
+        <w:t>txt</w:t>
+      </w:r>
+      <w:r>
+        <w:rPr>
+          <w:rFonts w:ascii="Times New Roman" w:eastAsia="Times New Roman" w:hAnsi="Times New Roman"/>
+          <w:kern w:val="0"/>
+          <w:sz w:val="28"/>
+          <w:szCs w:val="22"/>
+          <w14:ligatures w14:val="none"/>
+        </w:rPr>
+        <w:t xml:space="preserve"> </w:t>
+      </w:r>
+      <w:r>
+        <w:rPr>
+          <w:rFonts w:ascii="Times New Roman" w:eastAsia="Times New Roman" w:hAnsi="Times New Roman"/>
+          <w:kern w:val="0"/>
+          <w:sz w:val="28"/>
+          <w:szCs w:val="22"/>
+          <w14:ligatures w14:val="none"/>
+        </w:rPr>
+        <w:t>с сырыми результатами. С</w:t>
+      </w:r>
+      <w:r>
+        <w:rPr>
+          <w:rFonts w:ascii="Times New Roman" w:eastAsia="Times New Roman" w:hAnsi="Times New Roman"/>
+          <w:kern w:val="0"/>
+          <w:sz w:val="28"/>
+          <w:szCs w:val="22"/>
+          <w14:ligatures w14:val="none"/>
+        </w:rPr>
+        <w:t xml:space="preserve">начала вызывается </w:t>
+      </w:r>
+      <w:proofErr w:type="spellStart"/>
+      <w:r>
+        <w:rPr>
+          <w:rFonts w:ascii="Times New Roman" w:eastAsia="Times New Roman" w:hAnsi="Times New Roman"/>
+          <w:kern w:val="0"/>
+          <w:sz w:val="28"/>
+          <w:szCs w:val="22"/>
+          <w14:ligatures w14:val="none"/>
+        </w:rPr>
+        <w:t>run_all_experiments</w:t>
+      </w:r>
+      <w:proofErr w:type="spellEnd"/>
+      <w:r>
+        <w:rPr>
+          <w:rFonts w:ascii="Times New Roman" w:eastAsia="Times New Roman" w:hAnsi="Times New Roman"/>
+          <w:kern w:val="0"/>
+          <w:sz w:val="28"/>
+          <w:szCs w:val="22"/>
+          <w14:ligatures w14:val="none"/>
+        </w:rPr>
+        <w:t xml:space="preserve">, который через цепочку модулей params.py </w:t>
+      </w:r>
+      <w:r>
+        <w:rPr>
+          <w:rFonts w:ascii="Times New Roman" w:eastAsia="Times New Roman" w:hAnsi="Times New Roman"/>
+          <w:kern w:val="0"/>
+          <w:sz w:val="28"/>
+          <w:szCs w:val="22"/>
+          <w14:ligatures w14:val="none"/>
+        </w:rPr>
+        <w:t>-</w:t>
+      </w:r>
+      <w:r>
+        <w:rPr>
+          <w:rFonts w:ascii="Times New Roman" w:eastAsia="Times New Roman" w:hAnsi="Times New Roman"/>
+          <w:kern w:val="0"/>
+          <w:sz w:val="28"/>
+          <w:szCs w:val="22"/>
+          <w14:ligatures w14:val="none"/>
+        </w:rPr>
+        <w:t xml:space="preserve"> model.py </w:t>
+      </w:r>
+      <w:r>
+        <w:rPr>
+          <w:rFonts w:ascii="Times New Roman" w:eastAsia="Times New Roman" w:hAnsi="Times New Roman"/>
+          <w:kern w:val="0"/>
+          <w:sz w:val="28"/>
+          <w:szCs w:val="22"/>
+          <w14:ligatures w14:val="none"/>
+        </w:rPr>
+        <w:t>-</w:t>
+      </w:r>
+      <w:r>
+        <w:rPr>
+          <w:rFonts w:ascii="Times New Roman" w:eastAsia="Times New Roman" w:hAnsi="Times New Roman"/>
+          <w:kern w:val="0"/>
+          <w:sz w:val="28"/>
+          <w:szCs w:val="22"/>
+          <w14:ligatures w14:val="none"/>
+        </w:rPr>
+        <w:t xml:space="preserve"> simulation.py </w:t>
+      </w:r>
+      <w:r>
+        <w:rPr>
+          <w:rFonts w:ascii="Times New Roman" w:eastAsia="Times New Roman" w:hAnsi="Times New Roman"/>
+          <w:kern w:val="0"/>
+          <w:sz w:val="28"/>
+          <w:szCs w:val="22"/>
+          <w14:ligatures w14:val="none"/>
+        </w:rPr>
+        <w:t>-</w:t>
+      </w:r>
+      <w:r>
+        <w:rPr>
+          <w:rFonts w:ascii="Times New Roman" w:eastAsia="Times New Roman" w:hAnsi="Times New Roman"/>
+          <w:kern w:val="0"/>
+          <w:sz w:val="28"/>
+          <w:szCs w:val="22"/>
+          <w14:ligatures w14:val="none"/>
+        </w:rPr>
+        <w:t xml:space="preserve"> experiments.py формирует исходные и агрегированные таблицы; затем вызывается </w:t>
+      </w:r>
+      <w:proofErr w:type="spellStart"/>
+      <w:r>
+        <w:rPr>
+          <w:rFonts w:ascii="Times New Roman" w:eastAsia="Times New Roman" w:hAnsi="Times New Roman"/>
+          <w:kern w:val="0"/>
+          <w:sz w:val="28"/>
+          <w:szCs w:val="22"/>
+          <w14:ligatures w14:val="none"/>
+        </w:rPr>
+        <w:t>build_all_plots</w:t>
+      </w:r>
+      <w:proofErr w:type="spellEnd"/>
+      <w:r>
+        <w:rPr>
+          <w:rFonts w:ascii="Times New Roman" w:eastAsia="Times New Roman" w:hAnsi="Times New Roman"/>
+          <w:kern w:val="0"/>
+          <w:sz w:val="28"/>
+          <w:szCs w:val="22"/>
+          <w14:ligatures w14:val="none"/>
+        </w:rPr>
+        <w:t>, превращающий агрегированные данные в набор графиков; далее сохраняются короткие служебные отчёты, фиксирующие состояние конвейера и перечень полученных артефактов</w:t>
+      </w:r>
+      <w:r>
+        <w:rPr>
+          <w:rFonts w:ascii="Times New Roman" w:eastAsia="Times New Roman" w:hAnsi="Times New Roman"/>
+          <w:kern w:val="0"/>
+          <w:sz w:val="28"/>
+          <w:szCs w:val="22"/>
+          <w14:ligatures w14:val="none"/>
+        </w:rPr>
+        <w:t xml:space="preserve">. </w:t>
+      </w:r>
+    </w:p>
+    <w:p>
+      <w:pPr>
+        <w:spacing w:after="0" w:line="360" w:lineRule="auto"/>
+        <w:ind w:firstLine="708"/>
+        <w:jc w:val="both"/>
+        <w:rPr>
+          <w:rFonts w:ascii="Times New Roman" w:eastAsia="Times New Roman" w:hAnsi="Times New Roman"/>
+          <w:kern w:val="0"/>
+          <w:sz w:val="28"/>
+          <w:szCs w:val="22"/>
+          <w14:ligatures w14:val="none"/>
+        </w:rPr>
+      </w:pPr>
+      <w:r>
+        <w:rPr>
+          <w:rFonts w:ascii="Times New Roman" w:eastAsia="Times New Roman" w:hAnsi="Times New Roman"/>
+          <w:kern w:val="0"/>
+          <w:sz w:val="28"/>
+          <w:szCs w:val="22"/>
+          <w14:ligatures w14:val="none"/>
+        </w:rPr>
+        <w:t xml:space="preserve">Внешний </w:t>
+      </w:r>
+      <w:r>
+        <w:rPr>
+          <w:rFonts w:ascii="Times New Roman" w:eastAsia="Times New Roman" w:hAnsi="Times New Roman"/>
+          <w:kern w:val="0"/>
+          <w:sz w:val="28"/>
+          <w:szCs w:val="22"/>
+          <w:lang w:val="en-US"/>
+          <w14:ligatures w14:val="none"/>
+        </w:rPr>
+        <w:t>batch</w:t>
+      </w:r>
+      <w:r>
+        <w:rPr>
+          <w:rFonts w:ascii="Times New Roman" w:eastAsia="Times New Roman" w:hAnsi="Times New Roman"/>
+          <w:kern w:val="0"/>
+          <w:sz w:val="28"/>
+          <w:szCs w:val="22"/>
+          <w14:ligatures w14:val="none"/>
+        </w:rPr>
+        <w:t xml:space="preserve">-скрипт </w:t>
+      </w:r>
+      <w:r>
+        <w:rPr>
+          <w:rFonts w:ascii="Times New Roman" w:eastAsia="Times New Roman" w:hAnsi="Times New Roman"/>
+          <w:kern w:val="0"/>
+          <w:sz w:val="28"/>
+          <w:szCs w:val="22"/>
+          <w:lang w:val="en-US"/>
+          <w14:ligatures w14:val="none"/>
+        </w:rPr>
+        <w:t>run</w:t>
+      </w:r>
+      <w:r>
+        <w:rPr>
+          <w:rFonts w:ascii="Times New Roman" w:eastAsia="Times New Roman" w:hAnsi="Times New Roman"/>
+          <w:kern w:val="0"/>
+          <w:sz w:val="28"/>
+          <w:szCs w:val="22"/>
+          <w14:ligatures w14:val="none"/>
+        </w:rPr>
+        <w:t>_</w:t>
+      </w:r>
+      <w:r>
+        <w:rPr>
+          <w:rFonts w:ascii="Times New Roman" w:eastAsia="Times New Roman" w:hAnsi="Times New Roman"/>
+          <w:kern w:val="0"/>
+          <w:sz w:val="28"/>
+          <w:szCs w:val="22"/>
+          <w:lang w:val="en-US"/>
+          <w14:ligatures w14:val="none"/>
+        </w:rPr>
+        <w:t>python</w:t>
+      </w:r>
+      <w:r>
+        <w:rPr>
+          <w:rFonts w:ascii="Times New Roman" w:eastAsia="Times New Roman" w:hAnsi="Times New Roman"/>
+          <w:kern w:val="0"/>
+          <w:sz w:val="28"/>
+          <w:szCs w:val="22"/>
+          <w14:ligatures w14:val="none"/>
+        </w:rPr>
+        <w:t>.</w:t>
+      </w:r>
+      <w:r>
+        <w:rPr>
+          <w:rFonts w:ascii="Times New Roman" w:eastAsia="Times New Roman" w:hAnsi="Times New Roman"/>
+          <w:kern w:val="0"/>
+          <w:sz w:val="28"/>
+          <w:szCs w:val="22"/>
+          <w:lang w:val="en-US"/>
+          <w14:ligatures w14:val="none"/>
+        </w:rPr>
+        <w:t>bat</w:t>
+      </w:r>
+      <w:r>
+        <w:rPr>
+          <w:rFonts w:ascii="Times New Roman" w:eastAsia="Times New Roman" w:hAnsi="Times New Roman"/>
+          <w:kern w:val="0"/>
+          <w:sz w:val="28"/>
+          <w:szCs w:val="22"/>
+          <w14:ligatures w14:val="none"/>
+        </w:rPr>
+        <w:t xml:space="preserve"> </w:t>
+      </w:r>
+      <w:r>
+        <w:rPr>
+          <w:rFonts w:ascii="Times New Roman" w:eastAsia="Times New Roman" w:hAnsi="Times New Roman"/>
+          <w:kern w:val="0"/>
+          <w:sz w:val="28"/>
+          <w:szCs w:val="22"/>
+          <w14:ligatures w14:val="none"/>
+        </w:rPr>
+        <w:t>позволяет</w:t>
+      </w:r>
+      <w:r>
+        <w:rPr>
+          <w:rFonts w:ascii="Times New Roman" w:eastAsia="Times New Roman" w:hAnsi="Times New Roman"/>
+          <w:kern w:val="0"/>
+          <w:sz w:val="28"/>
+          <w:szCs w:val="22"/>
+          <w14:ligatures w14:val="none"/>
+        </w:rPr>
+        <w:t xml:space="preserve"> </w:t>
+      </w:r>
+      <w:r>
+        <w:rPr>
+          <w:rFonts w:ascii="Times New Roman" w:eastAsia="Times New Roman" w:hAnsi="Times New Roman"/>
+          <w:kern w:val="0"/>
+          <w:sz w:val="28"/>
+          <w:szCs w:val="22"/>
+          <w14:ligatures w14:val="none"/>
+        </w:rPr>
+        <w:t xml:space="preserve">правильно запустить окружение и создать на выходе </w:t>
+      </w:r>
+      <w:r>
+        <w:rPr>
+          <w:rFonts w:ascii="Times New Roman" w:eastAsia="Times New Roman" w:hAnsi="Times New Roman"/>
+          <w:kern w:val="0"/>
+          <w:sz w:val="28"/>
+          <w:szCs w:val="22"/>
+          <w:lang w:val="en-US"/>
+          <w14:ligatures w14:val="none"/>
+        </w:rPr>
+        <w:t>zip</w:t>
+      </w:r>
+      <w:r>
+        <w:rPr>
+          <w:rFonts w:ascii="Times New Roman" w:eastAsia="Times New Roman" w:hAnsi="Times New Roman"/>
+          <w:kern w:val="0"/>
+          <w:sz w:val="28"/>
+          <w:szCs w:val="22"/>
+          <w14:ligatures w14:val="none"/>
+        </w:rPr>
+        <w:t xml:space="preserve"> </w:t>
+      </w:r>
+      <w:r>
+        <w:rPr>
+          <w:rFonts w:ascii="Times New Roman" w:eastAsia="Times New Roman" w:hAnsi="Times New Roman"/>
+          <w:kern w:val="0"/>
+          <w:sz w:val="28"/>
+          <w:szCs w:val="22"/>
+          <w14:ligatures w14:val="none"/>
+        </w:rPr>
+        <w:t xml:space="preserve">файл всего эксперимента. </w:t>
+      </w:r>
+    </w:p>
+    <w:p>
+      <w:pPr>
+        <w:spacing w:after="0" w:line="360" w:lineRule="auto"/>
+        <w:ind w:firstLine="708"/>
+        <w:jc w:val="both"/>
+        <w:rPr>
+          <w:rFonts w:ascii="Times New Roman" w:eastAsia="Times New Roman" w:hAnsi="Times New Roman"/>
+          <w:kern w:val="0"/>
+          <w:sz w:val="28"/>
+          <w:szCs w:val="22"/>
+          <w14:ligatures w14:val="none"/>
+        </w:rPr>
+      </w:pPr>
+      <w:r>
+        <w:rPr>
+          <w:rFonts w:ascii="Times New Roman" w:eastAsia="Times New Roman" w:hAnsi="Times New Roman"/>
+          <w:kern w:val="0"/>
+          <w:sz w:val="28"/>
+          <w:szCs w:val="22"/>
+          <w14:ligatures w14:val="none"/>
+        </w:rPr>
+        <w:t xml:space="preserve">Далее представлены результаты одного </w:t>
+      </w:r>
+      <w:r>
+        <w:rPr>
+          <w:rFonts w:ascii="Times New Roman" w:eastAsia="Times New Roman" w:hAnsi="Times New Roman"/>
+          <w:kern w:val="0"/>
+          <w:sz w:val="28"/>
+          <w:szCs w:val="22"/>
+          <w14:ligatures w14:val="none"/>
+        </w:rPr>
+        <w:t xml:space="preserve">запуска эксперимента с разным распределением времени обслуживания: </w:t>
+      </w:r>
+      <w:proofErr w:type="spellStart"/>
+      <w:r>
+        <w:rPr>
+          <w:rFonts w:ascii="Times New Roman" w:eastAsia="Times New Roman" w:hAnsi="Times New Roman"/>
+          <w:kern w:val="0"/>
+          <w:sz w:val="28"/>
+          <w:szCs w:val="22"/>
+          <w14:ligatures w14:val="none"/>
+        </w:rPr>
+        <w:t>deterministic</w:t>
+      </w:r>
+      <w:proofErr w:type="spellEnd"/>
+      <w:r>
+        <w:rPr>
+          <w:rFonts w:ascii="Times New Roman" w:eastAsia="Times New Roman" w:hAnsi="Times New Roman"/>
+          <w:kern w:val="0"/>
+          <w:sz w:val="28"/>
+          <w:szCs w:val="22"/>
+          <w14:ligatures w14:val="none"/>
+        </w:rPr>
+        <w:t xml:space="preserve">, </w:t>
+      </w:r>
+      <w:proofErr w:type="spellStart"/>
+      <w:r>
+        <w:rPr>
+          <w:rFonts w:ascii="Times New Roman" w:eastAsia="Times New Roman" w:hAnsi="Times New Roman"/>
+          <w:kern w:val="0"/>
+          <w:sz w:val="28"/>
+          <w:szCs w:val="22"/>
+          <w14:ligatures w14:val="none"/>
+        </w:rPr>
+        <w:t>exponential</w:t>
+      </w:r>
+      <w:proofErr w:type="spellEnd"/>
+      <w:r>
+        <w:rPr>
+          <w:rFonts w:ascii="Times New Roman" w:eastAsia="Times New Roman" w:hAnsi="Times New Roman"/>
+          <w:kern w:val="0"/>
+          <w:sz w:val="28"/>
+          <w:szCs w:val="22"/>
+          <w14:ligatures w14:val="none"/>
+        </w:rPr>
+        <w:t xml:space="preserve">, </w:t>
+      </w:r>
+      <w:proofErr w:type="spellStart"/>
+      <w:r>
+        <w:rPr>
+          <w:rFonts w:ascii="Times New Roman" w:eastAsia="Times New Roman" w:hAnsi="Times New Roman"/>
+          <w:kern w:val="0"/>
+          <w:sz w:val="28"/>
+          <w:szCs w:val="22"/>
+          <w14:ligatures w14:val="none"/>
+        </w:rPr>
+        <w:t>Erlang</w:t>
+      </w:r>
+      <w:proofErr w:type="spellEnd"/>
+      <m:oMath>
+        <m:d>
+          <m:dPr>
+            <m:ctrlPr>
+              <w:rPr>
+                <w:rFonts w:ascii="Cambria Math" w:eastAsia="Times New Roman" w:hAnsi="Cambria Math"/>
+                <w:kern w:val="0"/>
+                <w:sz w:val="28"/>
+                <w:szCs w:val="22"/>
+                <w14:ligatures w14:val="none"/>
+              </w:rPr>
+            </m:ctrlPr>
+          </m:dPr>
+          <m:e>
+            <m:r>
+              <w:rPr>
+                <w:rFonts w:ascii="Cambria Math" w:eastAsia="Times New Roman" w:hAnsi="Cambria Math"/>
+                <w:kern w:val="0"/>
+                <w:sz w:val="28"/>
+                <w:szCs w:val="22"/>
+                <w14:ligatures w14:val="none"/>
+              </w:rPr>
+              <m:t>2</m:t>
+            </m:r>
+          </m:e>
+        </m:d>
+      </m:oMath>
+      <w:r>
+        <w:rPr>
+          <w:rFonts w:ascii="Times New Roman" w:eastAsia="Times New Roman" w:hAnsi="Times New Roman"/>
+          <w:kern w:val="0"/>
+          <w:sz w:val="28"/>
+          <w:szCs w:val="22"/>
+          <w14:ligatures w14:val="none"/>
+        </w:rPr>
+        <w:t>, Erlang</w:t>
+      </w:r>
+      <m:oMath>
+        <m:d>
+          <m:dPr>
+            <m:ctrlPr>
+              <w:rPr>
+                <w:rFonts w:ascii="Cambria Math" w:eastAsia="Times New Roman" w:hAnsi="Cambria Math"/>
+                <w:kern w:val="0"/>
+                <w:sz w:val="28"/>
+                <w:szCs w:val="22"/>
+                <w14:ligatures w14:val="none"/>
+              </w:rPr>
+            </m:ctrlPr>
+          </m:dPr>
+          <m:e>
+            <m:r>
+              <w:rPr>
+                <w:rFonts w:ascii="Cambria Math" w:eastAsia="Times New Roman" w:hAnsi="Cambria Math"/>
+                <w:kern w:val="0"/>
+                <w:sz w:val="28"/>
+                <w:szCs w:val="22"/>
+                <w14:ligatures w14:val="none"/>
+              </w:rPr>
+              <m:t>4</m:t>
+            </m:r>
+          </m:e>
+        </m:d>
+      </m:oMath>
+      <w:r>
+        <w:rPr>
+          <w:rFonts w:ascii="Times New Roman" w:eastAsia="Times New Roman" w:hAnsi="Times New Roman"/>
+          <w:kern w:val="0"/>
+          <w:sz w:val="28"/>
+          <w:szCs w:val="22"/>
+          <w14:ligatures w14:val="none"/>
+        </w:rPr>
+        <w:t xml:space="preserve"> и </w:t>
+      </w:r>
+      <w:proofErr w:type="spellStart"/>
+      <w:r>
+        <w:rPr>
+          <w:rFonts w:ascii="Times New Roman" w:eastAsia="Times New Roman" w:hAnsi="Times New Roman"/>
+          <w:kern w:val="0"/>
+          <w:sz w:val="28"/>
+          <w:szCs w:val="22"/>
+          <w14:ligatures w14:val="none"/>
+        </w:rPr>
+        <w:t>hyperexponential</w:t>
+      </w:r>
+      <w:proofErr w:type="spellEnd"/>
+      <m:oMath>
+        <m:d>
+          <m:dPr>
+            <m:ctrlPr>
+              <w:rPr>
+                <w:rFonts w:ascii="Cambria Math" w:eastAsia="Times New Roman" w:hAnsi="Cambria Math"/>
+                <w:kern w:val="0"/>
+                <w:sz w:val="28"/>
+                <w:szCs w:val="22"/>
+                <w14:ligatures w14:val="none"/>
+              </w:rPr>
+            </m:ctrlPr>
+          </m:dPr>
+          <m:e>
+            <m:r>
+              <w:rPr>
+                <w:rFonts w:ascii="Cambria Math" w:eastAsia="Times New Roman" w:hAnsi="Cambria Math"/>
+                <w:kern w:val="0"/>
+                <w:sz w:val="28"/>
+                <w:szCs w:val="22"/>
+                <w14:ligatures w14:val="none"/>
+              </w:rPr>
+              <m:t>2</m:t>
+            </m:r>
+          </m:e>
+        </m:d>
+      </m:oMath>
+      <w:r>
+        <w:rPr>
+          <w:rFonts w:ascii="Times New Roman" w:eastAsia="Times New Roman" w:hAnsi="Times New Roman"/>
+          <w:kern w:val="0"/>
+          <w:sz w:val="28"/>
+          <w:szCs w:val="22"/>
+          <w14:ligatures w14:val="none"/>
+        </w:rPr>
+        <w:t xml:space="preserve">. </w:t>
+      </w:r>
+    </w:p>
+    <w:p>
+      <w:pPr>
+        <w:spacing w:after="0" w:line="360" w:lineRule="auto"/>
+        <w:ind w:firstLine="708"/>
+        <w:jc w:val="both"/>
+        <w:rPr>
+          <w:rFonts w:ascii="Times New Roman" w:eastAsia="Times New Roman" w:hAnsi="Times New Roman"/>
+          <w:kern w:val="0"/>
+          <w:sz w:val="28"/>
+          <w:szCs w:val="22"/>
+          <w:lang w:val="en-US"/>
+          <w14:ligatures w14:val="none"/>
+        </w:rPr>
+      </w:pPr>
+      <w:r>
+        <w:rPr>
+          <w:rFonts w:ascii="Times New Roman" w:eastAsia="Times New Roman" w:hAnsi="Times New Roman"/>
+          <w:kern w:val="0"/>
+          <w:sz w:val="28"/>
+          <w:szCs w:val="22"/>
+          <w14:ligatures w14:val="none"/>
+        </w:rPr>
+        <w:t>М</w:t>
+      </w:r>
+      <w:r>
+        <w:rPr>
+          <w:rFonts w:ascii="Times New Roman" w:eastAsia="Times New Roman" w:hAnsi="Times New Roman"/>
+          <w:kern w:val="0"/>
+          <w:sz w:val="28"/>
+          <w:szCs w:val="22"/>
+          <w14:ligatures w14:val="none"/>
+        </w:rPr>
+        <w:t xml:space="preserve">аксимальная ёмкость системы </w:t>
+      </w:r>
+      <m:oMath>
+        <m:r>
+          <w:rPr>
+            <w:rFonts w:ascii="Cambria Math" w:eastAsia="Times New Roman" w:hAnsi="Cambria Math"/>
+            <w:kern w:val="0"/>
+            <w:sz w:val="28"/>
+            <w:szCs w:val="22"/>
+            <w14:ligatures w14:val="none"/>
+          </w:rPr>
+          <m:t>K=8</m:t>
+        </m:r>
+      </m:oMath>
+      <w:r>
+        <w:rPr>
+          <w:rFonts w:ascii="Times New Roman" w:eastAsia="Times New Roman" w:hAnsi="Times New Roman"/>
+          <w:kern w:val="0"/>
+          <w:sz w:val="28"/>
+          <w:szCs w:val="22"/>
+          <w14:ligatures w14:val="none"/>
+        </w:rPr>
+        <w:t xml:space="preserve">, число обслуживающих приборов — </w:t>
+      </w:r>
+      <m:oMath>
+        <m:r>
+          <w:rPr>
+            <w:rFonts w:ascii="Cambria Math" w:eastAsia="Times New Roman" w:hAnsi="Cambria Math"/>
+            <w:kern w:val="0"/>
+            <w:sz w:val="28"/>
+            <w:szCs w:val="22"/>
+            <w14:ligatures w14:val="none"/>
+          </w:rPr>
+          <m:t>N=6</m:t>
+        </m:r>
+      </m:oMath>
+      <w:r>
+        <w:rPr>
+          <w:rFonts w:ascii="Times New Roman" w:eastAsia="Times New Roman" w:hAnsi="Times New Roman"/>
+          <w:kern w:val="0"/>
+          <w:sz w:val="28"/>
+          <w:szCs w:val="22"/>
+          <w14:ligatures w14:val="none"/>
+        </w:rPr>
+        <w:t xml:space="preserve">, а суммарный доступный ресурс — </w:t>
+      </w:r>
+      <m:oMath>
+        <m:r>
+          <w:rPr>
+            <w:rFonts w:ascii="Cambria Math" w:eastAsia="Times New Roman" w:hAnsi="Cambria Math"/>
+            <w:kern w:val="0"/>
+            <w:sz w:val="28"/>
+            <w:szCs w:val="22"/>
+            <w14:ligatures w14:val="none"/>
+          </w:rPr>
+          <m:t>R=12</m:t>
+        </m:r>
+      </m:oMath>
+      <w:r>
+        <w:rPr>
+          <w:rFonts w:ascii="Times New Roman" w:eastAsia="Times New Roman" w:hAnsi="Times New Roman"/>
+          <w:kern w:val="0"/>
+          <w:sz w:val="28"/>
+          <w:szCs w:val="22"/>
+          <w14:ligatures w14:val="none"/>
+        </w:rPr>
+        <w:t>. Требование отдельной заявки к ресурсу задавалось дискретно-равномерным распределением на множестве</w:t>
+      </w:r>
+      <w:r>
+        <w:rPr>
+          <w:rFonts w:ascii="Times New Roman" w:eastAsia="Times New Roman" w:hAnsi="Times New Roman"/>
+          <w:kern w:val="0"/>
+          <w:sz w:val="28"/>
+          <w:szCs w:val="22"/>
+          <w14:ligatures w14:val="none"/>
+        </w:rPr>
+        <w:t xml:space="preserve"> </w:t>
+      </w:r>
+      <w:r>
+        <w:rPr>
+          <w:rFonts w:ascii="Times New Roman" w:eastAsia="Times New Roman" w:hAnsi="Times New Roman"/>
+          <w:kern w:val="0"/>
+          <w:sz w:val="28"/>
+          <w:szCs w:val="22"/>
+          <w14:ligatures w14:val="none"/>
+        </w:rPr>
+        <w:t>{1,2,3}.</w:t>
+      </w:r>
+      <m:oMath>
+        <m:r>
+          <m:rPr>
+            <m:sty m:val="p"/>
+          </m:rPr>
+          <w:rPr>
+            <w:rFonts w:ascii="Cambria Math" w:eastAsia="Times New Roman" w:hAnsi="Cambria Math"/>
+            <w:kern w:val="0"/>
+            <w:sz w:val="28"/>
+            <w:szCs w:val="22"/>
+            <w14:ligatures w14:val="none"/>
+          </w:rPr>
+          <m:t xml:space="preserve"> </m:t>
+        </m:r>
+      </m:oMath>
+      <w:r>
+        <w:rPr>
+          <w:rFonts w:ascii="Times New Roman" w:eastAsia="Times New Roman" w:hAnsi="Times New Roman"/>
+          <w:kern w:val="0"/>
+          <w:sz w:val="28"/>
+          <w:szCs w:val="22"/>
+          <w14:ligatures w14:val="none"/>
+        </w:rPr>
+        <w:t xml:space="preserve"> Входящий поток описывался </w:t>
+      </w:r>
+      <w:proofErr w:type="spellStart"/>
+      <w:r>
+        <w:rPr>
+          <w:rFonts w:ascii="Times New Roman" w:eastAsia="Times New Roman" w:hAnsi="Times New Roman"/>
+          <w:kern w:val="0"/>
+          <w:sz w:val="28"/>
+          <w:szCs w:val="22"/>
+          <w14:ligatures w14:val="none"/>
+        </w:rPr>
+        <w:t>state-dependent</w:t>
+      </w:r>
+      <w:proofErr w:type="spellEnd"/>
+      <w:r>
+        <w:rPr>
+          <w:rFonts w:ascii="Times New Roman" w:eastAsia="Times New Roman" w:hAnsi="Times New Roman"/>
+          <w:kern w:val="0"/>
+          <w:sz w:val="28"/>
+          <w:szCs w:val="22"/>
+          <w14:ligatures w14:val="none"/>
+        </w:rPr>
+        <w:t xml:space="preserve"> профилем </w:t>
+      </w:r>
+      <m:oMath>
+        <m:sSub>
+          <m:sSubPr>
+            <m:ctrlPr>
+              <w:rPr>
+                <w:rFonts w:ascii="Cambria Math" w:eastAsia="Times New Roman" w:hAnsi="Cambria Math"/>
+                <w:kern w:val="0"/>
+                <w:sz w:val="28"/>
+                <w:szCs w:val="22"/>
+                <w14:ligatures w14:val="none"/>
+              </w:rPr>
+            </m:ctrlPr>
+          </m:sSubPr>
+          <m:e>
+            <m:r>
+              <w:rPr>
+                <w:rFonts w:ascii="Cambria Math" w:eastAsia="Times New Roman" w:hAnsi="Cambria Math"/>
+                <w:kern w:val="0"/>
+                <w:sz w:val="28"/>
+                <w:szCs w:val="22"/>
+                <w14:ligatures w14:val="none"/>
+              </w:rPr>
+              <m:t>λ</m:t>
+            </m:r>
+          </m:e>
+          <m:sub>
+            <m:r>
+              <w:rPr>
+                <w:rFonts w:ascii="Cambria Math" w:eastAsia="Times New Roman" w:hAnsi="Cambria Math"/>
+                <w:kern w:val="0"/>
+                <w:sz w:val="28"/>
+                <w:szCs w:val="22"/>
+                <w14:ligatures w14:val="none"/>
+              </w:rPr>
+              <m:t>k</m:t>
+            </m:r>
+          </m:sub>
+        </m:sSub>
+      </m:oMath>
+      <w:r>
+        <w:rPr>
+          <w:rFonts w:ascii="Times New Roman" w:eastAsia="Times New Roman" w:hAnsi="Times New Roman"/>
+          <w:kern w:val="0"/>
+          <w:sz w:val="28"/>
+          <w:szCs w:val="22"/>
+          <w14:ligatures w14:val="none"/>
+        </w:rPr>
+        <w:t xml:space="preserve">, при котором для состояний с </w:t>
+      </w:r>
+      <m:oMath>
+        <m:r>
+          <w:rPr>
+            <w:rFonts w:ascii="Cambria Math" w:eastAsia="Times New Roman" w:hAnsi="Cambria Math"/>
+            <w:kern w:val="0"/>
+            <w:sz w:val="28"/>
+            <w:szCs w:val="22"/>
+            <w14:ligatures w14:val="none"/>
+          </w:rPr>
+          <m:t>k&lt;5</m:t>
+        </m:r>
+      </m:oMath>
+      <w:r>
+        <w:rPr>
+          <w:rFonts w:ascii="Times New Roman" w:eastAsia="Times New Roman" w:hAnsi="Times New Roman"/>
+          <w:kern w:val="0"/>
+          <w:sz w:val="28"/>
+          <w:szCs w:val="22"/>
+          <w14:ligatures w14:val="none"/>
+        </w:rPr>
+        <w:t xml:space="preserve"> </w:t>
+      </w:r>
+      <w:r>
+        <w:rPr>
+          <w:rFonts w:ascii="Times New Roman" w:eastAsia="Times New Roman" w:hAnsi="Times New Roman"/>
+          <w:kern w:val="0"/>
+          <w:sz w:val="28"/>
+          <w:szCs w:val="22"/>
+          <w14:ligatures w14:val="none"/>
+        </w:rPr>
+        <w:t xml:space="preserve">интенсивность </w:t>
+      </w:r>
+      <w:r>
+        <w:rPr>
+          <w:rFonts w:ascii="Times New Roman" w:eastAsia="Times New Roman" w:hAnsi="Times New Roman"/>
+          <w:kern w:val="0"/>
+          <w:sz w:val="28"/>
+          <w:szCs w:val="22"/>
+          <w14:ligatures w14:val="none"/>
+        </w:rPr>
+        <w:lastRenderedPageBreak/>
+        <w:t xml:space="preserve">поступления принималась равной </w:t>
+      </w:r>
+      <m:oMath>
+        <m:r>
+          <w:rPr>
+            <w:rFonts w:ascii="Cambria Math" w:eastAsia="Times New Roman" w:hAnsi="Cambria Math"/>
+            <w:kern w:val="0"/>
+            <w:sz w:val="28"/>
+            <w:szCs w:val="22"/>
+            <w14:ligatures w14:val="none"/>
+          </w:rPr>
+          <m:t>1.80</m:t>
+        </m:r>
+      </m:oMath>
+      <w:r>
+        <w:rPr>
+          <w:rFonts w:ascii="Times New Roman" w:eastAsia="Times New Roman" w:hAnsi="Times New Roman"/>
+          <w:kern w:val="0"/>
+          <w:sz w:val="28"/>
+          <w:szCs w:val="22"/>
+          <w14:ligatures w14:val="none"/>
+        </w:rPr>
+        <w:t xml:space="preserve">, для состояний </w:t>
+      </w:r>
+      <m:oMath>
+        <m:r>
+          <w:rPr>
+            <w:rFonts w:ascii="Cambria Math" w:eastAsia="Times New Roman" w:hAnsi="Cambria Math"/>
+            <w:kern w:val="0"/>
+            <w:sz w:val="28"/>
+            <w:szCs w:val="22"/>
+            <w14:ligatures w14:val="none"/>
+          </w:rPr>
+          <m:t>k=5,6,7</m:t>
+        </m:r>
+      </m:oMath>
+      <w:r>
+        <w:rPr>
+          <w:rFonts w:ascii="Times New Roman" w:eastAsia="Times New Roman" w:hAnsi="Times New Roman"/>
+          <w:kern w:val="0"/>
+          <w:sz w:val="28"/>
+          <w:szCs w:val="22"/>
+          <w14:ligatures w14:val="none"/>
+        </w:rPr>
+        <w:t xml:space="preserve">— </w:t>
+      </w:r>
+      <m:oMath>
+        <m:r>
+          <w:rPr>
+            <w:rFonts w:ascii="Cambria Math" w:eastAsia="Times New Roman" w:hAnsi="Cambria Math"/>
+            <w:kern w:val="0"/>
+            <w:sz w:val="28"/>
+            <w:szCs w:val="22"/>
+            <w14:ligatures w14:val="none"/>
+          </w:rPr>
+          <m:t>1.10</m:t>
+        </m:r>
+      </m:oMath>
+      <w:r>
+        <w:rPr>
+          <w:rFonts w:ascii="Times New Roman" w:eastAsia="Times New Roman" w:hAnsi="Times New Roman"/>
+          <w:kern w:val="0"/>
+          <w:sz w:val="28"/>
+          <w:szCs w:val="22"/>
+          <w14:ligatures w14:val="none"/>
+        </w:rPr>
+        <w:t xml:space="preserve">, а в полном состоянии </w:t>
+      </w:r>
+      <m:oMath>
+        <m:r>
+          <w:rPr>
+            <w:rFonts w:ascii="Cambria Math" w:eastAsia="Times New Roman" w:hAnsi="Cambria Math"/>
+            <w:kern w:val="0"/>
+            <w:sz w:val="28"/>
+            <w:szCs w:val="22"/>
+            <w14:ligatures w14:val="none"/>
+          </w:rPr>
+          <m:t>k=8</m:t>
+        </m:r>
+      </m:oMath>
+      <w:r>
+        <w:rPr>
+          <w:rFonts w:ascii="Times New Roman" w:eastAsia="Times New Roman" w:hAnsi="Times New Roman"/>
+          <w:kern w:val="0"/>
+          <w:sz w:val="28"/>
+          <w:szCs w:val="22"/>
+          <w14:ligatures w14:val="none"/>
+        </w:rPr>
+        <w:t xml:space="preserve"> </w:t>
+      </w:r>
+      <w:r>
+        <w:rPr>
+          <w:rFonts w:ascii="Times New Roman" w:eastAsia="Times New Roman" w:hAnsi="Times New Roman"/>
+          <w:kern w:val="0"/>
+          <w:sz w:val="28"/>
+          <w:szCs w:val="22"/>
+          <w14:ligatures w14:val="none"/>
+        </w:rPr>
+        <w:t xml:space="preserve">поступления прекращались. Скорость обслуживания также зависела от состояния системы и задавалась профилем </w:t>
+      </w:r>
+      <m:oMath>
+        <m:sSub>
+          <m:sSubPr>
+            <m:ctrlPr>
+              <w:rPr>
+                <w:rFonts w:ascii="Cambria Math" w:eastAsia="Times New Roman" w:hAnsi="Cambria Math"/>
+                <w:kern w:val="0"/>
+                <w:sz w:val="28"/>
+                <w:szCs w:val="22"/>
+                <w14:ligatures w14:val="none"/>
+              </w:rPr>
+            </m:ctrlPr>
+          </m:sSubPr>
+          <m:e>
+            <m:r>
+              <w:rPr>
+                <w:rFonts w:ascii="Cambria Math" w:eastAsia="Times New Roman" w:hAnsi="Cambria Math"/>
+                <w:kern w:val="0"/>
+                <w:sz w:val="28"/>
+                <w:szCs w:val="22"/>
+                <w14:ligatures w14:val="none"/>
+              </w:rPr>
+              <m:t>σ</m:t>
+            </m:r>
+          </m:e>
+          <m:sub>
+            <m:r>
+              <w:rPr>
+                <w:rFonts w:ascii="Cambria Math" w:eastAsia="Times New Roman" w:hAnsi="Cambria Math"/>
+                <w:kern w:val="0"/>
+                <w:sz w:val="28"/>
+                <w:szCs w:val="22"/>
+                <w14:ligatures w14:val="none"/>
+              </w:rPr>
+              <m:t>k</m:t>
+            </m:r>
+          </m:sub>
+        </m:sSub>
+      </m:oMath>
+      <w:r>
+        <w:rPr>
+          <w:rFonts w:ascii="Times New Roman" w:eastAsia="Times New Roman" w:hAnsi="Times New Roman"/>
+          <w:kern w:val="0"/>
+          <w:sz w:val="28"/>
+          <w:szCs w:val="22"/>
+          <w14:ligatures w14:val="none"/>
+        </w:rPr>
+        <w:t xml:space="preserve">, убывающим от </w:t>
+      </w:r>
+      <m:oMath>
+        <m:r>
+          <w:rPr>
+            <w:rFonts w:ascii="Cambria Math" w:eastAsia="Times New Roman" w:hAnsi="Cambria Math"/>
+            <w:kern w:val="0"/>
+            <w:sz w:val="28"/>
+            <w:szCs w:val="22"/>
+            <w14:ligatures w14:val="none"/>
+          </w:rPr>
+          <m:t>1.15</m:t>
+        </m:r>
+      </m:oMath>
+      <w:r>
+        <w:rPr>
+          <w:rFonts w:ascii="Times New Roman" w:eastAsia="Times New Roman" w:hAnsi="Times New Roman"/>
+          <w:kern w:val="0"/>
+          <w:sz w:val="28"/>
+          <w:szCs w:val="22"/>
+          <w14:ligatures w14:val="none"/>
+        </w:rPr>
+        <w:t xml:space="preserve"> </w:t>
+      </w:r>
+      <w:r>
+        <w:rPr>
+          <w:rFonts w:ascii="Times New Roman" w:eastAsia="Times New Roman" w:hAnsi="Times New Roman"/>
+          <w:kern w:val="0"/>
+          <w:sz w:val="28"/>
+          <w:szCs w:val="22"/>
+          <w14:ligatures w14:val="none"/>
+        </w:rPr>
+        <w:t xml:space="preserve">при </w:t>
+      </w:r>
+      <m:oMath>
+        <m:r>
+          <w:rPr>
+            <w:rFonts w:ascii="Cambria Math" w:eastAsia="Times New Roman" w:hAnsi="Cambria Math"/>
+            <w:kern w:val="0"/>
+            <w:sz w:val="28"/>
+            <w:szCs w:val="22"/>
+            <w14:ligatures w14:val="none"/>
+          </w:rPr>
+          <m:t>k=0</m:t>
+        </m:r>
+      </m:oMath>
+      <w:r>
+        <w:rPr>
+          <w:rFonts w:ascii="Times New Roman" w:eastAsia="Times New Roman" w:hAnsi="Times New Roman"/>
+          <w:kern w:val="0"/>
+          <w:sz w:val="28"/>
+          <w:szCs w:val="22"/>
+          <w14:ligatures w14:val="none"/>
+        </w:rPr>
+        <w:t xml:space="preserve"> </w:t>
+      </w:r>
+      <w:r>
+        <w:rPr>
+          <w:rFonts w:ascii="Times New Roman" w:eastAsia="Times New Roman" w:hAnsi="Times New Roman"/>
+          <w:kern w:val="0"/>
+          <w:sz w:val="28"/>
+          <w:szCs w:val="22"/>
+          <w14:ligatures w14:val="none"/>
+        </w:rPr>
+        <w:t xml:space="preserve">до </w:t>
+      </w:r>
+      <m:oMath>
+        <m:r>
+          <w:rPr>
+            <w:rFonts w:ascii="Cambria Math" w:eastAsia="Times New Roman" w:hAnsi="Cambria Math"/>
+            <w:kern w:val="0"/>
+            <w:sz w:val="28"/>
+            <w:szCs w:val="22"/>
+            <w14:ligatures w14:val="none"/>
+          </w:rPr>
+          <m:t>0.59</m:t>
+        </m:r>
+      </m:oMath>
+      <w:r>
+        <w:rPr>
+          <w:rFonts w:ascii="Times New Roman" w:eastAsia="Times New Roman" w:hAnsi="Times New Roman"/>
+          <w:kern w:val="0"/>
+          <w:sz w:val="28"/>
+          <w:szCs w:val="22"/>
+          <w14:ligatures w14:val="none"/>
+        </w:rPr>
+        <w:t xml:space="preserve"> </w:t>
+      </w:r>
+      <w:r>
+        <w:rPr>
+          <w:rFonts w:ascii="Times New Roman" w:eastAsia="Times New Roman" w:hAnsi="Times New Roman"/>
+          <w:kern w:val="0"/>
+          <w:sz w:val="28"/>
+          <w:szCs w:val="22"/>
+          <w14:ligatures w14:val="none"/>
+        </w:rPr>
+        <w:t xml:space="preserve">при </w:t>
+      </w:r>
+      <m:oMath>
+        <m:r>
+          <w:rPr>
+            <w:rFonts w:ascii="Cambria Math" w:eastAsia="Times New Roman" w:hAnsi="Cambria Math"/>
+            <w:kern w:val="0"/>
+            <w:sz w:val="28"/>
+            <w:szCs w:val="22"/>
+            <w14:ligatures w14:val="none"/>
+          </w:rPr>
+          <m:t>k=8</m:t>
+        </m:r>
+      </m:oMath>
+      <w:r>
+        <w:rPr>
+          <w:rFonts w:ascii="Times New Roman" w:eastAsia="Times New Roman" w:hAnsi="Times New Roman"/>
+          <w:kern w:val="0"/>
+          <w:sz w:val="28"/>
+          <w:szCs w:val="22"/>
+          <w14:ligatures w14:val="none"/>
+        </w:rPr>
+        <w:t xml:space="preserve">. Для одного прогона использовались параметры имитации </w:t>
+      </w:r>
+      <m:oMath>
+        <m:r>
+          <w:rPr>
+            <w:rFonts w:ascii="Cambria Math" w:eastAsia="Times New Roman" w:hAnsi="Cambria Math"/>
+            <w:kern w:val="0"/>
+            <w:sz w:val="28"/>
+            <w:szCs w:val="22"/>
+            <w14:ligatures w14:val="none"/>
+          </w:rPr>
+          <m:t>max</m:t>
+        </m:r>
+        <m:r>
+          <m:rPr>
+            <m:sty m:val="p"/>
+          </m:rPr>
+          <w:rPr>
+            <w:rFonts w:ascii="Cambria Math" w:eastAsia="Times New Roman" w:hAnsi="Cambria Math"/>
+            <w:kern w:val="0"/>
+            <w:sz w:val="28"/>
+            <w:szCs w:val="22"/>
+            <w14:ligatures w14:val="none"/>
+          </w:rPr>
+          <m:t>_</m:t>
+        </m:r>
+        <m:r>
+          <w:rPr>
+            <w:rFonts w:ascii="Cambria Math" w:eastAsia="Times New Roman" w:hAnsi="Cambria Math"/>
+            <w:kern w:val="0"/>
+            <w:sz w:val="28"/>
+            <w:szCs w:val="22"/>
+            <w14:ligatures w14:val="none"/>
+          </w:rPr>
+          <m:t>time=100000</m:t>
+        </m:r>
+      </m:oMath>
+      <w:r>
+        <w:rPr>
+          <w:rFonts w:ascii="Times New Roman" w:eastAsia="Times New Roman" w:hAnsi="Times New Roman"/>
+          <w:kern w:val="0"/>
+          <w:sz w:val="28"/>
+          <w:szCs w:val="22"/>
+          <w14:ligatures w14:val="none"/>
+        </w:rPr>
+        <w:t xml:space="preserve">, </w:t>
+      </w:r>
+      <m:oMath>
+        <m:r>
+          <w:rPr>
+            <w:rFonts w:ascii="Cambria Math" w:eastAsia="Times New Roman" w:hAnsi="Cambria Math"/>
+            <w:kern w:val="0"/>
+            <w:sz w:val="28"/>
+            <w:szCs w:val="22"/>
+            <w14:ligatures w14:val="none"/>
+          </w:rPr>
+          <m:t>warmup</m:t>
+        </m:r>
+        <m:r>
+          <m:rPr>
+            <m:sty m:val="p"/>
+          </m:rPr>
+          <w:rPr>
+            <w:rFonts w:ascii="Cambria Math" w:eastAsia="Times New Roman" w:hAnsi="Cambria Math"/>
+            <w:kern w:val="0"/>
+            <w:sz w:val="28"/>
+            <w:szCs w:val="22"/>
+            <w14:ligatures w14:val="none"/>
+          </w:rPr>
+          <m:t>_</m:t>
+        </m:r>
+        <m:r>
+          <w:rPr>
+            <w:rFonts w:ascii="Cambria Math" w:eastAsia="Times New Roman" w:hAnsi="Cambria Math"/>
+            <w:kern w:val="0"/>
+            <w:sz w:val="28"/>
+            <w:szCs w:val="22"/>
+            <w14:ligatures w14:val="none"/>
+          </w:rPr>
+          <m:t>time=10000</m:t>
+        </m:r>
+      </m:oMath>
+      <w:r>
+        <w:rPr>
+          <w:rFonts w:ascii="Times New Roman" w:eastAsia="Times New Roman" w:hAnsi="Times New Roman"/>
+          <w:kern w:val="0"/>
+          <w:sz w:val="28"/>
+          <w:szCs w:val="22"/>
+          <w14:ligatures w14:val="none"/>
+        </w:rPr>
+        <w:t xml:space="preserve">, базовый seed </w:t>
+      </w:r>
+      <m:oMath>
+        <m:r>
+          <w:rPr>
+            <w:rFonts w:ascii="Cambria Math" w:eastAsia="Times New Roman" w:hAnsi="Cambria Math"/>
+            <w:kern w:val="0"/>
+            <w:sz w:val="28"/>
+            <w:szCs w:val="22"/>
+            <w14:ligatures w14:val="none"/>
+          </w:rPr>
+          <m:t>=42</m:t>
+        </m:r>
+      </m:oMath>
+      <w:r>
+        <w:rPr>
+          <w:rFonts w:ascii="Times New Roman" w:eastAsia="Times New Roman" w:hAnsi="Times New Roman"/>
+          <w:kern w:val="0"/>
+          <w:sz w:val="28"/>
+          <w:szCs w:val="22"/>
+          <w14:ligatures w14:val="none"/>
+        </w:rPr>
+        <w:t xml:space="preserve"> </w:t>
+      </w:r>
+      <w:r>
+        <w:rPr>
+          <w:rFonts w:ascii="Times New Roman" w:eastAsia="Times New Roman" w:hAnsi="Times New Roman"/>
+          <w:kern w:val="0"/>
+          <w:sz w:val="28"/>
+          <w:szCs w:val="22"/>
+          <w14:ligatures w14:val="none"/>
+        </w:rPr>
+        <w:t xml:space="preserve">и </w:t>
+      </w:r>
+      <m:oMath>
+        <m:r>
+          <w:rPr>
+            <w:rFonts w:ascii="Cambria Math" w:eastAsia="Times New Roman" w:hAnsi="Cambria Math"/>
+            <w:kern w:val="0"/>
+            <w:sz w:val="28"/>
+            <w:szCs w:val="22"/>
+            <w14:ligatures w14:val="none"/>
+          </w:rPr>
+          <m:t>10</m:t>
+        </m:r>
+      </m:oMath>
+      <w:r>
+        <w:rPr>
+          <w:rFonts w:ascii="Times New Roman" w:eastAsia="Times New Roman" w:hAnsi="Times New Roman"/>
+          <w:kern w:val="0"/>
+          <w:sz w:val="28"/>
+          <w:szCs w:val="22"/>
+          <w14:ligatures w14:val="none"/>
+        </w:rPr>
+        <w:t xml:space="preserve"> </w:t>
+      </w:r>
+      <w:r>
+        <w:rPr>
+          <w:rFonts w:ascii="Times New Roman" w:eastAsia="Times New Roman" w:hAnsi="Times New Roman"/>
+          <w:kern w:val="0"/>
+          <w:sz w:val="28"/>
+          <w:szCs w:val="22"/>
+          <w14:ligatures w14:val="none"/>
+        </w:rPr>
+        <w:t>независимых повторов для каждого сценария</w:t>
+      </w:r>
+      <w:r>
+        <w:rPr>
+          <w:rFonts w:ascii="Times New Roman" w:eastAsia="Times New Roman" w:hAnsi="Times New Roman"/>
+          <w:kern w:val="0"/>
+          <w:sz w:val="28"/>
+          <w:szCs w:val="22"/>
+          <w14:ligatures w14:val="none"/>
+        </w:rPr>
+        <w:t xml:space="preserve">. </w:t>
+      </w:r>
+    </w:p>
+    <w:p>
+      <w:pPr>
+        <w:spacing w:after="0" w:line="360" w:lineRule="auto"/>
+        <w:ind w:firstLine="708"/>
+        <w:jc w:val="both"/>
+        <w:rPr>
+          <w:rFonts w:ascii="Times New Roman" w:eastAsia="Times New Roman" w:hAnsi="Times New Roman"/>
+          <w:kern w:val="0"/>
+          <w:sz w:val="28"/>
+          <w:szCs w:val="22"/>
+          <w14:ligatures w14:val="none"/>
+        </w:rPr>
+      </w:pPr>
+      <w:r>
+        <w:rPr>
+          <w:rFonts w:ascii="Times New Roman" w:eastAsia="Times New Roman" w:hAnsi="Times New Roman"/>
+          <w:kern w:val="0"/>
+          <w:sz w:val="28"/>
+          <w:szCs w:val="22"/>
+          <w14:ligatures w14:val="none"/>
+        </w:rPr>
+        <w:t xml:space="preserve">В результате </w:t>
+      </w:r>
+      <w:proofErr w:type="spellStart"/>
+      <w:r>
+        <w:rPr>
+          <w:rFonts w:ascii="Times New Roman" w:eastAsia="Times New Roman" w:hAnsi="Times New Roman"/>
+          <w:kern w:val="0"/>
+          <w:sz w:val="28"/>
+          <w:szCs w:val="22"/>
+          <w14:ligatures w14:val="none"/>
+        </w:rPr>
+        <w:t>редняя</w:t>
+      </w:r>
+      <w:proofErr w:type="spellEnd"/>
+      <w:r>
+        <w:rPr>
+          <w:rFonts w:ascii="Times New Roman" w:eastAsia="Times New Roman" w:hAnsi="Times New Roman"/>
+          <w:kern w:val="0"/>
+          <w:sz w:val="28"/>
+          <w:szCs w:val="22"/>
+          <w14:ligatures w14:val="none"/>
+        </w:rPr>
+        <w:t xml:space="preserve"> пропускная способность находилась примерно в диапазоне от </w:t>
+      </w:r>
+      <m:oMath>
+        <m:r>
+          <w:rPr>
+            <w:rFonts w:ascii="Cambria Math" w:eastAsia="Times New Roman" w:hAnsi="Cambria Math"/>
+            <w:kern w:val="0"/>
+            <w:sz w:val="28"/>
+            <w:szCs w:val="22"/>
+            <w14:ligatures w14:val="none"/>
+          </w:rPr>
+          <m:t>1.6114</m:t>
+        </m:r>
+      </m:oMath>
+      <w:r>
+        <w:rPr>
+          <w:rFonts w:ascii="Times New Roman" w:eastAsia="Times New Roman" w:hAnsi="Times New Roman"/>
+          <w:kern w:val="0"/>
+          <w:sz w:val="28"/>
+          <w:szCs w:val="22"/>
+          <w14:ligatures w14:val="none"/>
+        </w:rPr>
+        <w:t xml:space="preserve">до </w:t>
+      </w:r>
+      <m:oMath>
+        <m:r>
+          <w:rPr>
+            <w:rFonts w:ascii="Cambria Math" w:eastAsia="Times New Roman" w:hAnsi="Cambria Math"/>
+            <w:kern w:val="0"/>
+            <w:sz w:val="28"/>
+            <w:szCs w:val="22"/>
+            <w14:ligatures w14:val="none"/>
+          </w:rPr>
+          <m:t>1.6127</m:t>
+        </m:r>
+      </m:oMath>
+      <w:r>
+        <w:rPr>
+          <w:rFonts w:ascii="Times New Roman" w:eastAsia="Times New Roman" w:hAnsi="Times New Roman"/>
+          <w:kern w:val="0"/>
+          <w:sz w:val="28"/>
+          <w:szCs w:val="22"/>
+          <w14:ligatures w14:val="none"/>
+        </w:rPr>
+        <w:t xml:space="preserve">, вероятность отказа — от </w:t>
+      </w:r>
+      <m:oMath>
+        <m:r>
+          <w:rPr>
+            <w:rFonts w:ascii="Cambria Math" w:eastAsia="Times New Roman" w:hAnsi="Cambria Math"/>
+            <w:kern w:val="0"/>
+            <w:sz w:val="28"/>
+            <w:szCs w:val="22"/>
+            <w14:ligatures w14:val="none"/>
+          </w:rPr>
+          <m:t>0.05606</m:t>
+        </m:r>
+      </m:oMath>
+      <w:r>
+        <w:rPr>
+          <w:rFonts w:ascii="Times New Roman" w:eastAsia="Times New Roman" w:hAnsi="Times New Roman"/>
+          <w:kern w:val="0"/>
+          <w:sz w:val="28"/>
+          <w:szCs w:val="22"/>
+          <w14:ligatures w14:val="none"/>
+        </w:rPr>
+        <w:t xml:space="preserve">до </w:t>
+      </w:r>
+      <m:oMath>
+        <m:r>
+          <w:rPr>
+            <w:rFonts w:ascii="Cambria Math" w:eastAsia="Times New Roman" w:hAnsi="Cambria Math"/>
+            <w:kern w:val="0"/>
+            <w:sz w:val="28"/>
+            <w:szCs w:val="22"/>
+            <w14:ligatures w14:val="none"/>
+          </w:rPr>
+          <m:t>0.05641</m:t>
+        </m:r>
+      </m:oMath>
+      <w:r>
+        <w:rPr>
+          <w:rFonts w:ascii="Times New Roman" w:eastAsia="Times New Roman" w:hAnsi="Times New Roman"/>
+          <w:kern w:val="0"/>
+          <w:sz w:val="28"/>
+          <w:szCs w:val="22"/>
+          <w14:ligatures w14:val="none"/>
+        </w:rPr>
+        <w:t xml:space="preserve">, а среднее число заявок в системе — от </w:t>
+      </w:r>
+      <m:oMath>
+        <m:r>
+          <w:rPr>
+            <w:rFonts w:ascii="Cambria Math" w:eastAsia="Times New Roman" w:hAnsi="Cambria Math"/>
+            <w:kern w:val="0"/>
+            <w:sz w:val="28"/>
+            <w:szCs w:val="22"/>
+            <w14:ligatures w14:val="none"/>
+          </w:rPr>
+          <m:t>2.6740</m:t>
+        </m:r>
+      </m:oMath>
+      <w:r>
+        <w:rPr>
+          <w:rFonts w:ascii="Times New Roman" w:eastAsia="Times New Roman" w:hAnsi="Times New Roman"/>
+          <w:kern w:val="0"/>
+          <w:sz w:val="28"/>
+          <w:szCs w:val="22"/>
+          <w14:ligatures w14:val="none"/>
+        </w:rPr>
+        <w:t xml:space="preserve">до </w:t>
+      </w:r>
+      <m:oMath>
+        <m:r>
+          <w:rPr>
+            <w:rFonts w:ascii="Cambria Math" w:eastAsia="Times New Roman" w:hAnsi="Cambria Math"/>
+            <w:kern w:val="0"/>
+            <w:sz w:val="28"/>
+            <w:szCs w:val="22"/>
+            <w14:ligatures w14:val="none"/>
+          </w:rPr>
+          <m:t>2.6779</m:t>
+        </m:r>
+      </m:oMath>
+      <w:r>
+        <w:rPr>
+          <w:rFonts w:ascii="Times New Roman" w:eastAsia="Times New Roman" w:hAnsi="Times New Roman"/>
+          <w:kern w:val="0"/>
+          <w:sz w:val="28"/>
+          <w:szCs w:val="22"/>
+          <w14:ligatures w14:val="none"/>
+        </w:rPr>
+        <w:t>. Наименьшая вероятность отказа наблюдалась в сценарии с гиперэкспоненциальным распределением, а наибольшее среднее число заявок — в сценарии Erlang</w:t>
+      </w:r>
+      <m:oMath>
+        <m:d>
+          <m:dPr>
+            <m:ctrlPr>
+              <w:rPr>
+                <w:rFonts w:ascii="Cambria Math" w:eastAsia="Times New Roman" w:hAnsi="Cambria Math"/>
+                <w:kern w:val="0"/>
+                <w:sz w:val="28"/>
+                <w:szCs w:val="22"/>
+                <w14:ligatures w14:val="none"/>
+              </w:rPr>
+            </m:ctrlPr>
+          </m:dPr>
+          <m:e>
+            <m:r>
+              <w:rPr>
+                <w:rFonts w:ascii="Cambria Math" w:eastAsia="Times New Roman" w:hAnsi="Cambria Math"/>
+                <w:kern w:val="0"/>
+                <w:sz w:val="28"/>
+                <w:szCs w:val="22"/>
+                <w14:ligatures w14:val="none"/>
+              </w:rPr>
+              <m:t>2</m:t>
+            </m:r>
+          </m:e>
+        </m:d>
+      </m:oMath>
+      <w:r>
+        <w:rPr>
+          <w:rFonts w:ascii="Times New Roman" w:eastAsia="Times New Roman" w:hAnsi="Times New Roman"/>
+          <w:kern w:val="0"/>
+          <w:sz w:val="28"/>
+          <w:szCs w:val="22"/>
+          <w14:ligatures w14:val="none"/>
+        </w:rPr>
+        <w:t xml:space="preserve">. </w:t>
+      </w:r>
+      <w:r>
+        <w:rPr>
+          <w:rFonts w:ascii="Times New Roman" w:eastAsia="Times New Roman" w:hAnsi="Times New Roman"/>
+          <w:kern w:val="0"/>
+          <w:sz w:val="28"/>
+          <w:szCs w:val="22"/>
+          <w14:ligatures w14:val="none"/>
+        </w:rPr>
+        <w:t>Это позволяет сделать вывод о том, что в данной конфигурации ресурсная система демонстрирует сравнительно слабую чувствительность интегральных характеристик к изменению формы распределения времени обслуживания при фиксированном среднем значении</w:t>
+      </w:r>
+      <w:r>
+        <w:rPr>
+          <w:rFonts w:ascii="Times New Roman" w:eastAsia="Times New Roman" w:hAnsi="Times New Roman"/>
+          <w:kern w:val="0"/>
+          <w:sz w:val="28"/>
+          <w:szCs w:val="22"/>
+          <w14:ligatures w14:val="none"/>
+        </w:rPr>
+        <w:t>.</w:t>
+      </w:r>
+    </w:p>
+    <w:p>
+      <w:pPr>
+        <w:spacing w:after="0" w:line="360" w:lineRule="auto"/>
+        <w:ind w:firstLine="708"/>
+        <w:jc w:val="both"/>
+        <w:rPr>
+          <w:rFonts w:ascii="Times New Roman" w:eastAsia="Times New Roman" w:hAnsi="Times New Roman"/>
+          <w:kern w:val="0"/>
+          <w:sz w:val="28"/>
+          <w:szCs w:val="22"/>
+          <w14:ligatures w14:val="none"/>
+        </w:rPr>
+      </w:pPr>
+      <w:r>
+        <w:rPr>
+          <w:rFonts w:ascii="Times New Roman" w:eastAsia="Times New Roman" w:hAnsi="Times New Roman"/>
+          <w:kern w:val="0"/>
+          <w:sz w:val="28"/>
+          <w:szCs w:val="22"/>
+          <w14:ligatures w14:val="none"/>
+        </w:rPr>
+        <w:t>Ниже приведены результирующие графики:</w:t>
+      </w:r>
+    </w:p>
+    <w:p>
+      <w:pPr>
+        <w:jc w:val="both"/>
+      </w:pPr>
+      <w:r>
+        <w:rPr>
+          <w:noProof/>
+        </w:rPr>
+        <w:drawing>
+          <wp:inline distT="0" distB="0" distL="0" distR="0" wp14:anchorId="16EB59C9" wp14:editId="1F6D3B63">
+            <wp:extent cx="5547128" cy="3284220"/>
+            <wp:effectExtent l="0" t="0" r="0" b="0"/>
+            <wp:docPr id="238050737" name="Рисунок 3"/>
+            <wp:cNvGraphicFramePr>
+              <a:graphicFrameLocks xmlns:a="http://schemas.openxmlformats.org/drawingml/2006/main" noChangeAspect="1"/>
+            </wp:cNvGraphicFramePr>
+            <a:graphic xmlns:a="http://schemas.openxmlformats.org/drawingml/2006/main">
+              <a:graphicData uri="http://schemas.openxmlformats.org/drawingml/2006/picture">
+                <pic:pic xmlns:pic="http://schemas.openxmlformats.org/drawingml/2006/picture">
+                  <pic:nvPicPr>
+                    <pic:cNvPr id="0" name="Picture 3"/>
+                    <pic:cNvPicPr>
+                      <a:picLocks noChangeAspect="1" noChangeArrowheads="1"/>
+                    </pic:cNvPicPr>
+                  </pic:nvPicPr>
+                  <pic:blipFill>
+                    <a:blip r:embed="rId9" cstate="print">
+                      <a:extLst>
+                        <a:ext uri="{28A0092B-C50C-407E-A947-70E740481C1C}">
+                          <a14:useLocalDpi xmlns:a14="http://schemas.microsoft.com/office/drawing/2010/main" val="0"/>
+                        </a:ext>
+                      </a:extLst>
+                    </a:blip>
+                    <a:srcRect/>
+                    <a:stretch>
+                      <a:fillRect/>
+                    </a:stretch>
+                  </pic:blipFill>
+                  <pic:spPr bwMode="auto">
+                    <a:xfrm>
+                      <a:off x="0" y="0"/>
+                      <a:ext cx="5551438" cy="3286772"/>
+                    </a:xfrm>
+                    <a:prstGeom prst="rect">
+                      <a:avLst/>
+                    </a:prstGeom>
+                    <a:noFill/>
+                    <a:ln>
+                      <a:noFill/>
+                    </a:ln>
+                  </pic:spPr>
+                </pic:pic>
+              </a:graphicData>
+            </a:graphic>
+          </wp:inline>
+        </w:drawing>
+      </w:r>
+    </w:p>
+    <w:p>
+      <w:pPr>
+        <w:jc w:val="center"/>
+        <w:rPr>
+          <w:i/>
+          <w:iCs/>
+        </w:rPr>
+      </w:pPr>
+      <w:r>
+        <w:rPr>
+          <w:i/>
+          <w:iCs/>
+        </w:rPr>
+        <w:t xml:space="preserve">Сравнение оценок стационарного распределения </w:t>
+      </w:r>
+      <m:oMath>
+        <m:acc>
+          <m:accPr>
+            <m:ctrlPr>
+              <w:rPr>
+                <w:rFonts w:ascii="Cambria Math" w:hAnsi="Cambria Math"/>
+                <w:i/>
+                <w:iCs/>
+              </w:rPr>
+            </m:ctrlPr>
+          </m:accPr>
+          <m:e>
+            <m:r>
+              <w:rPr>
+                <w:rFonts w:ascii="Cambria Math" w:hAnsi="Cambria Math"/>
+              </w:rPr>
+              <m:t>π</m:t>
+            </m:r>
+          </m:e>
+        </m:acc>
+        <m:r>
+          <w:rPr>
+            <w:rFonts w:ascii="Cambria Math" w:hAnsi="Cambria Math"/>
+          </w:rPr>
+          <m:t>(k)</m:t>
+        </m:r>
+      </m:oMath>
+      <w:r>
+        <w:rPr>
+          <w:i/>
+          <w:iCs/>
+        </w:rPr>
+        <w:t>для различных распределений объёма работы</w:t>
+      </w:r>
+    </w:p>
+    <w:p>
+      <w:pPr>
+        <w:jc w:val="center"/>
+      </w:pPr>
+      <w:r>
+        <w:rPr>
+          <w:noProof/>
+        </w:rPr>
+        <w:lastRenderedPageBreak/>
+        <w:drawing>
+          <wp:inline distT="0" distB="0" distL="0" distR="0" wp14:anchorId="4E616788" wp14:editId="76C284CA">
+            <wp:extent cx="5223055" cy="3215640"/>
+            <wp:effectExtent l="0" t="0" r="0" b="3810"/>
+            <wp:docPr id="482574466" name="Рисунок 5"/>
+            <wp:cNvGraphicFramePr>
+              <a:graphicFrameLocks xmlns:a="http://schemas.openxmlformats.org/drawingml/2006/main" noChangeAspect="1"/>
+            </wp:cNvGraphicFramePr>
+            <a:graphic xmlns:a="http://schemas.openxmlformats.org/drawingml/2006/main">
+              <a:graphicData uri="http://schemas.openxmlformats.org/drawingml/2006/picture">
+                <pic:pic xmlns:pic="http://schemas.openxmlformats.org/drawingml/2006/picture">
+                  <pic:nvPicPr>
+                    <pic:cNvPr id="0" name="Picture 5"/>
+                    <pic:cNvPicPr>
+                      <a:picLocks noChangeAspect="1" noChangeArrowheads="1"/>
+                    </pic:cNvPicPr>
+                  </pic:nvPicPr>
+                  <pic:blipFill>
+                    <a:blip r:embed="rId10" cstate="print">
+                      <a:extLst>
+                        <a:ext uri="{28A0092B-C50C-407E-A947-70E740481C1C}">
+                          <a14:useLocalDpi xmlns:a14="http://schemas.microsoft.com/office/drawing/2010/main" val="0"/>
+                        </a:ext>
+                      </a:extLst>
+                    </a:blip>
+                    <a:srcRect/>
+                    <a:stretch>
+                      <a:fillRect/>
+                    </a:stretch>
+                  </pic:blipFill>
+                  <pic:spPr bwMode="auto">
+                    <a:xfrm>
+                      <a:off x="0" y="0"/>
+                      <a:ext cx="5230635" cy="3220307"/>
+                    </a:xfrm>
+                    <a:prstGeom prst="rect">
+                      <a:avLst/>
+                    </a:prstGeom>
+                    <a:noFill/>
+                    <a:ln>
+                      <a:noFill/>
+                    </a:ln>
+                  </pic:spPr>
+                </pic:pic>
+              </a:graphicData>
+            </a:graphic>
+          </wp:inline>
+        </w:drawing>
+      </w:r>
+    </w:p>
+    <w:p>
+      <w:pPr>
+        <w:jc w:val="center"/>
+        <w:rPr>
+          <w:i/>
+          <w:iCs/>
+        </w:rPr>
+      </w:pPr>
+      <w:r>
+        <w:rPr>
+          <w:i/>
+          <w:iCs/>
+        </w:rPr>
+        <w:t>Декомпозиция отказов по причинам</w:t>
+      </w:r>
+    </w:p>
+    <w:p>
+      <w:pPr>
+        <w:jc w:val="center"/>
+        <w:rPr>
+          <w:i/>
+          <w:iCs/>
+        </w:rPr>
+      </w:pPr>
+      <w:r>
+        <w:rPr>
+          <w:noProof/>
+        </w:rPr>
+        <w:drawing>
+          <wp:inline distT="0" distB="0" distL="0" distR="0" wp14:anchorId="4D8C082B" wp14:editId="3AAF6BAC">
+            <wp:extent cx="5082540" cy="3159748"/>
+            <wp:effectExtent l="0" t="0" r="3810" b="3175"/>
+            <wp:docPr id="1416527647" name="Рисунок 4"/>
+            <wp:cNvGraphicFramePr>
+              <a:graphicFrameLocks xmlns:a="http://schemas.openxmlformats.org/drawingml/2006/main" noChangeAspect="1"/>
+            </wp:cNvGraphicFramePr>
+            <a:graphic xmlns:a="http://schemas.openxmlformats.org/drawingml/2006/main">
+              <a:graphicData uri="http://schemas.openxmlformats.org/drawingml/2006/picture">
+                <pic:pic xmlns:pic="http://schemas.openxmlformats.org/drawingml/2006/picture">
+                  <pic:nvPicPr>
+                    <pic:cNvPr id="0" name="Picture 4"/>
+                    <pic:cNvPicPr>
+                      <a:picLocks noChangeAspect="1" noChangeArrowheads="1"/>
+                    </pic:cNvPicPr>
+                  </pic:nvPicPr>
+                  <pic:blipFill>
+                    <a:blip r:embed="rId11" cstate="print">
+                      <a:extLst>
+                        <a:ext uri="{28A0092B-C50C-407E-A947-70E740481C1C}">
+                          <a14:useLocalDpi xmlns:a14="http://schemas.microsoft.com/office/drawing/2010/main" val="0"/>
+                        </a:ext>
+                      </a:extLst>
+                    </a:blip>
+                    <a:srcRect/>
+                    <a:stretch>
+                      <a:fillRect/>
+                    </a:stretch>
+                  </pic:blipFill>
+                  <pic:spPr bwMode="auto">
+                    <a:xfrm>
+                      <a:off x="0" y="0"/>
+                      <a:ext cx="5090361" cy="3164610"/>
+                    </a:xfrm>
+                    <a:prstGeom prst="rect">
+                      <a:avLst/>
+                    </a:prstGeom>
+                    <a:noFill/>
+                    <a:ln>
+                      <a:noFill/>
+                    </a:ln>
+                  </pic:spPr>
+                </pic:pic>
+              </a:graphicData>
+            </a:graphic>
+          </wp:inline>
+        </w:drawing>
+      </w:r>
+    </w:p>
+    <w:p>
+      <w:pPr>
+        <w:jc w:val="center"/>
+        <w:rPr>
+          <w:i/>
+          <w:iCs/>
+        </w:rPr>
+      </w:pPr>
+      <w:r>
+        <w:rPr>
+          <w:i/>
+          <w:iCs/>
+        </w:rPr>
+        <w:t xml:space="preserve">Сравнение оценок стационарного распределения </w:t>
+      </w:r>
+      <m:oMath>
+        <m:acc>
+          <m:accPr>
+            <m:ctrlPr>
+              <w:rPr>
+                <w:rFonts w:ascii="Cambria Math" w:hAnsi="Cambria Math"/>
+                <w:i/>
+                <w:iCs/>
+              </w:rPr>
+            </m:ctrlPr>
+          </m:accPr>
+          <m:e>
+            <m:r>
+              <w:rPr>
+                <w:rFonts w:ascii="Cambria Math" w:hAnsi="Cambria Math"/>
+              </w:rPr>
+              <m:t>π</m:t>
+            </m:r>
+          </m:e>
+        </m:acc>
+        <m:r>
+          <w:rPr>
+            <w:rFonts w:ascii="Cambria Math" w:hAnsi="Cambria Math"/>
+          </w:rPr>
+          <m:t>(k)</m:t>
+        </m:r>
+      </m:oMath>
+      <w:r>
+        <w:rPr>
+          <w:i/>
+          <w:iCs/>
+        </w:rPr>
+        <w:t>для различных распределений объём</w:t>
+      </w:r>
+      <w:r>
+        <w:rPr>
+          <w:i/>
+          <w:iCs/>
+        </w:rPr>
+        <w:t xml:space="preserve">а </w:t>
+      </w:r>
+      <w:r>
+        <w:rPr>
+          <w:i/>
+          <w:iCs/>
+        </w:rPr>
+        <w:t>работы</w:t>
+      </w:r>
+    </w:p>
+    <w:p>
+      <w:pPr>
+        <w:spacing w:after="0" w:line="360" w:lineRule="auto"/>
+        <w:ind w:firstLine="708"/>
+        <w:jc w:val="both"/>
+        <w:rPr>
+          <w:rFonts w:ascii="Times New Roman" w:eastAsia="Times New Roman" w:hAnsi="Times New Roman"/>
+          <w:kern w:val="0"/>
+          <w:sz w:val="28"/>
+          <w:szCs w:val="22"/>
+          <w14:ligatures w14:val="none"/>
+        </w:rPr>
+      </w:pPr>
+    </w:p>
+    <w:p>
+      <w:pPr>
+        <w:spacing w:after="0" w:line="360" w:lineRule="auto"/>
+        <w:ind w:firstLine="708"/>
+        <w:jc w:val="both"/>
+        <w:rPr>
+          <w:rFonts w:ascii="Times New Roman" w:eastAsia="Times New Roman" w:hAnsi="Times New Roman"/>
+          <w:kern w:val="0"/>
+          <w:sz w:val="28"/>
+          <w:szCs w:val="22"/>
+          <w14:ligatures w14:val="none"/>
+        </w:rPr>
+      </w:pPr>
+      <w:proofErr w:type="gramStart"/>
+      <w:r>
+        <w:rPr>
+          <w:rFonts w:ascii="Times New Roman" w:eastAsia="Times New Roman" w:hAnsi="Times New Roman"/>
+          <w:kern w:val="0"/>
+          <w:sz w:val="28"/>
+          <w:szCs w:val="22"/>
+          <w14:ligatures w14:val="none"/>
+        </w:rPr>
+        <w:t>Помимо этого</w:t>
+      </w:r>
+      <w:proofErr w:type="gramEnd"/>
+      <w:r>
+        <w:rPr>
+          <w:rFonts w:ascii="Times New Roman" w:eastAsia="Times New Roman" w:hAnsi="Times New Roman"/>
+          <w:kern w:val="0"/>
+          <w:sz w:val="28"/>
+          <w:szCs w:val="22"/>
+          <w14:ligatures w14:val="none"/>
+        </w:rPr>
+        <w:t xml:space="preserve"> были собраны и проанализированы источники литературы по теме, собраны в отдельный файл </w:t>
+      </w:r>
+      <w:r>
+        <w:rPr>
+          <w:rFonts w:ascii="Times New Roman" w:eastAsia="Times New Roman" w:hAnsi="Times New Roman"/>
+          <w:kern w:val="0"/>
+          <w:sz w:val="28"/>
+          <w:szCs w:val="22"/>
+          <w:lang w:val="en-US"/>
+          <w14:ligatures w14:val="none"/>
+        </w:rPr>
+        <w:t>sources</w:t>
+      </w:r>
+      <w:r>
+        <w:rPr>
+          <w:rFonts w:ascii="Times New Roman" w:eastAsia="Times New Roman" w:hAnsi="Times New Roman"/>
+          <w:kern w:val="0"/>
+          <w:sz w:val="28"/>
+          <w:szCs w:val="22"/>
+          <w14:ligatures w14:val="none"/>
+        </w:rPr>
+        <w:t>.</w:t>
+      </w:r>
+      <w:r>
+        <w:rPr>
+          <w:rFonts w:ascii="Times New Roman" w:eastAsia="Times New Roman" w:hAnsi="Times New Roman"/>
+          <w:kern w:val="0"/>
+          <w:sz w:val="28"/>
+          <w:szCs w:val="22"/>
+          <w:lang w:val="en-US"/>
+          <w14:ligatures w14:val="none"/>
+        </w:rPr>
+        <w:t>bib</w:t>
+      </w:r>
+      <w:r>
+        <w:rPr>
+          <w:rFonts w:ascii="Times New Roman" w:eastAsia="Times New Roman" w:hAnsi="Times New Roman"/>
+          <w:kern w:val="0"/>
+          <w:sz w:val="28"/>
+          <w:szCs w:val="22"/>
+          <w14:ligatures w14:val="none"/>
+        </w:rPr>
+        <w:t xml:space="preserve"> </w:t>
+      </w:r>
+      <w:r>
+        <w:rPr>
+          <w:rFonts w:ascii="Times New Roman" w:eastAsia="Times New Roman" w:hAnsi="Times New Roman"/>
+          <w:kern w:val="0"/>
+          <w:sz w:val="28"/>
+          <w:szCs w:val="22"/>
+          <w14:ligatures w14:val="none"/>
+        </w:rPr>
+        <w:t xml:space="preserve">для удобного включения их в основной текст работы. Для написания текста был выбран </w:t>
+      </w:r>
+      <w:r>
+        <w:rPr>
+          <w:rFonts w:ascii="Times New Roman" w:eastAsia="Times New Roman" w:hAnsi="Times New Roman"/>
+          <w:kern w:val="0"/>
+          <w:sz w:val="28"/>
+          <w:szCs w:val="22"/>
+          <w:lang w:val="en-US"/>
+          <w14:ligatures w14:val="none"/>
+        </w:rPr>
+        <w:t>Latex</w:t>
+      </w:r>
+      <w:r>
+        <w:rPr>
+          <w:rFonts w:ascii="Times New Roman" w:eastAsia="Times New Roman" w:hAnsi="Times New Roman"/>
+          <w:kern w:val="0"/>
+          <w:sz w:val="28"/>
+          <w:szCs w:val="22"/>
+          <w14:ligatures w14:val="none"/>
+        </w:rPr>
+        <w:t xml:space="preserve"> </w:t>
+      </w:r>
+      <w:r>
+        <w:rPr>
+          <w:rFonts w:ascii="Times New Roman" w:eastAsia="Times New Roman" w:hAnsi="Times New Roman"/>
+          <w:kern w:val="0"/>
+          <w:sz w:val="28"/>
+          <w:szCs w:val="22"/>
+          <w14:ligatures w14:val="none"/>
+        </w:rPr>
+        <w:t xml:space="preserve">и создана модульная структура по разделам: </w:t>
+      </w:r>
+      <w:r>
+        <w:rPr>
+          <w:rFonts w:ascii="Times New Roman" w:eastAsia="Times New Roman" w:hAnsi="Times New Roman"/>
+          <w:kern w:val="0"/>
+          <w:sz w:val="28"/>
+          <w:szCs w:val="22"/>
+          <w14:ligatures w14:val="none"/>
+        </w:rPr>
+        <w:t>введение, три главы, заключение, приложение, а также список сокращений и аннотацию</w:t>
+      </w:r>
+      <w:r>
+        <w:rPr>
+          <w:rFonts w:ascii="Times New Roman" w:eastAsia="Times New Roman" w:hAnsi="Times New Roman"/>
+          <w:kern w:val="0"/>
+          <w:sz w:val="28"/>
+          <w:szCs w:val="22"/>
+          <w14:ligatures w14:val="none"/>
+        </w:rPr>
+        <w:t xml:space="preserve">. </w:t>
+      </w:r>
+      <w:r>
+        <w:rPr>
+          <w:rFonts w:ascii="Times New Roman" w:eastAsia="Times New Roman" w:hAnsi="Times New Roman"/>
+          <w:kern w:val="0"/>
+          <w:sz w:val="28"/>
+          <w:szCs w:val="22"/>
+          <w14:ligatures w14:val="none"/>
+        </w:rPr>
+        <w:t xml:space="preserve">Весь </w:t>
+      </w:r>
+      <w:r>
+        <w:rPr>
+          <w:rFonts w:ascii="Times New Roman" w:eastAsia="Times New Roman" w:hAnsi="Times New Roman"/>
+          <w:kern w:val="0"/>
+          <w:sz w:val="28"/>
+          <w:szCs w:val="22"/>
+          <w14:ligatures w14:val="none"/>
+        </w:rPr>
+        <w:lastRenderedPageBreak/>
+        <w:t xml:space="preserve">проект, включая исходные тексты, сборочный скрипт и изображения, размещен в репозитории на </w:t>
+      </w:r>
+      <w:proofErr w:type="spellStart"/>
+      <w:r>
+        <w:rPr>
+          <w:rFonts w:ascii="Times New Roman" w:eastAsia="Times New Roman" w:hAnsi="Times New Roman"/>
+          <w:kern w:val="0"/>
+          <w:sz w:val="28"/>
+          <w:szCs w:val="22"/>
+          <w14:ligatures w14:val="none"/>
+        </w:rPr>
+        <w:t>GitHub</w:t>
+      </w:r>
+      <w:proofErr w:type="spellEnd"/>
+      <w:r>
+        <w:rPr>
+          <w:rFonts w:ascii="Times New Roman" w:eastAsia="Times New Roman" w:hAnsi="Times New Roman"/>
+          <w:kern w:val="0"/>
+          <w:sz w:val="28"/>
+          <w:szCs w:val="22"/>
+          <w14:ligatures w14:val="none"/>
+        </w:rPr>
+        <w:t xml:space="preserve">, что обеспечивает </w:t>
+      </w:r>
+      <w:proofErr w:type="spellStart"/>
+      <w:r>
+        <w:rPr>
+          <w:rFonts w:ascii="Times New Roman" w:eastAsia="Times New Roman" w:hAnsi="Times New Roman"/>
+          <w:kern w:val="0"/>
+          <w:sz w:val="28"/>
+          <w:szCs w:val="22"/>
+          <w14:ligatures w14:val="none"/>
+        </w:rPr>
+        <w:t>версионный</w:t>
+      </w:r>
+      <w:proofErr w:type="spellEnd"/>
+      <w:r>
+        <w:rPr>
+          <w:rFonts w:ascii="Times New Roman" w:eastAsia="Times New Roman" w:hAnsi="Times New Roman"/>
+          <w:kern w:val="0"/>
+          <w:sz w:val="28"/>
+          <w:szCs w:val="22"/>
+          <w14:ligatures w14:val="none"/>
+        </w:rPr>
+        <w:t xml:space="preserve"> контроль, резервное копирование и прозрачность хода выполнения работы</w:t>
+      </w:r>
+    </w:p>
+    <w:p>
+      <w:pPr>
+        <w:pStyle w:val="2"/>
+        <w:jc w:val="center"/>
+        <w:rPr>
+          <w:rFonts w:ascii="Times New Roman" w:hAnsi="Times New Roman" w:cs="Times New Roman"/>
+          <w:sz w:val="28"/>
+          <w:szCs w:val="28"/>
+        </w:rPr>
+      </w:pPr>
+      <w:r>
+        <w:rPr>
+          <w:rFonts w:ascii="Times New Roman" w:hAnsi="Times New Roman" w:cs="Times New Roman"/>
+          <w:sz w:val="28"/>
+          <w:szCs w:val="28"/>
+        </w:rPr>
+        <w:t>Заключение</w:t>
+      </w:r>
+    </w:p>
+    <w:p>
+      <w:pPr>
+        <w:spacing w:after="0" w:line="360" w:lineRule="auto"/>
+        <w:ind w:firstLine="708"/>
+        <w:jc w:val="both"/>
+        <w:rPr>
+          <w:rFonts w:ascii="Times New Roman" w:eastAsia="Times New Roman" w:hAnsi="Times New Roman"/>
+          <w:kern w:val="0"/>
+          <w:sz w:val="28"/>
+          <w:szCs w:val="22"/>
+          <w14:ligatures w14:val="none"/>
+        </w:rPr>
+      </w:pPr>
+      <w:r>
+        <w:rPr>
+          <w:rFonts w:ascii="Times New Roman" w:eastAsia="Times New Roman" w:hAnsi="Times New Roman"/>
+          <w:kern w:val="0"/>
+          <w:sz w:val="28"/>
+          <w:szCs w:val="22"/>
+          <w14:ligatures w14:val="none"/>
+        </w:rPr>
+        <w:t>За период прохождения производственной практики в Научном центре моделирования беспроводных сетей новых поколений института компьютерных наук и телекоммуникаций РУДН были выполнены основные работы, необходимые</w:t>
+      </w:r>
+      <w:r>
+        <w:rPr>
+          <w:rFonts w:ascii="Times New Roman" w:eastAsia="Times New Roman" w:hAnsi="Times New Roman"/>
+          <w:kern w:val="0"/>
+          <w:sz w:val="28"/>
+          <w:szCs w:val="22"/>
+          <w14:ligatures w14:val="none"/>
+        </w:rPr>
+        <w:t xml:space="preserve"> работы по созданию имитационной модели вычислительного эксперимента. </w:t>
+      </w:r>
+      <w:r>
+        <w:rPr>
+          <w:rFonts w:ascii="Times New Roman" w:eastAsia="Times New Roman" w:hAnsi="Times New Roman"/>
+          <w:kern w:val="0"/>
+          <w:sz w:val="28"/>
+          <w:szCs w:val="22"/>
+          <w14:ligatures w14:val="none"/>
+        </w:rPr>
+        <w:t xml:space="preserve">В ходе практики были систематизированы источники по анализу чувствительности ресурсных систем массового обслуживания, по системам с ограниченной ёмкостью, ограниченным ресурсом и </w:t>
+      </w:r>
+      <w:proofErr w:type="spellStart"/>
+      <w:r>
+        <w:rPr>
+          <w:rFonts w:ascii="Times New Roman" w:eastAsia="Times New Roman" w:hAnsi="Times New Roman"/>
+          <w:kern w:val="0"/>
+          <w:sz w:val="28"/>
+          <w:szCs w:val="22"/>
+          <w14:ligatures w14:val="none"/>
+        </w:rPr>
+        <w:t>state-dependent</w:t>
+      </w:r>
+      <w:proofErr w:type="spellEnd"/>
+      <w:r>
+        <w:rPr>
+          <w:rFonts w:ascii="Times New Roman" w:eastAsia="Times New Roman" w:hAnsi="Times New Roman"/>
+          <w:kern w:val="0"/>
+          <w:sz w:val="28"/>
+          <w:szCs w:val="22"/>
+          <w14:ligatures w14:val="none"/>
+        </w:rPr>
+        <w:t xml:space="preserve"> характеристиками, а также по прикладным моделям, связанным с вычислительными и телекоммуникационными системами</w:t>
+      </w:r>
+      <w:r>
+        <w:rPr>
+          <w:rFonts w:ascii="Times New Roman" w:eastAsia="Times New Roman" w:hAnsi="Times New Roman"/>
+          <w:kern w:val="0"/>
+          <w:sz w:val="28"/>
+          <w:szCs w:val="22"/>
+          <w14:ligatures w14:val="none"/>
+        </w:rPr>
+        <w:t xml:space="preserve">. Источники были оформлены и добавлены в библиографию. </w:t>
+      </w:r>
+    </w:p>
+    <w:p>
+      <w:pPr>
+        <w:spacing w:after="0" w:line="360" w:lineRule="auto"/>
+        <w:ind w:firstLine="708"/>
+        <w:jc w:val="both"/>
+        <w:rPr>
+          <w:rFonts w:ascii="Times New Roman" w:eastAsia="Times New Roman" w:hAnsi="Times New Roman"/>
+          <w:kern w:val="0"/>
+          <w:sz w:val="28"/>
+          <w:szCs w:val="22"/>
+          <w14:ligatures w14:val="none"/>
+        </w:rPr>
+      </w:pPr>
+      <w:r>
+        <w:rPr>
+          <w:rFonts w:ascii="Times New Roman" w:eastAsia="Times New Roman" w:hAnsi="Times New Roman"/>
+          <w:kern w:val="0"/>
+          <w:sz w:val="28"/>
+          <w:szCs w:val="22"/>
+          <w14:ligatures w14:val="none"/>
+        </w:rPr>
+        <w:t xml:space="preserve">Главным практическим результатом работы стала разработка программного комплекса на языке Python для дискретно-событийного моделирования ресурсной </w:t>
+      </w:r>
+      <w:r>
+        <w:rPr>
+          <w:rFonts w:ascii="Times New Roman" w:eastAsia="Times New Roman" w:hAnsi="Times New Roman"/>
+          <w:kern w:val="0"/>
+          <w:sz w:val="28"/>
+          <w:szCs w:val="22"/>
+          <w14:ligatures w14:val="none"/>
+        </w:rPr>
+        <w:t>СМО</w:t>
+      </w:r>
+      <w:r>
+        <w:rPr>
+          <w:rFonts w:ascii="Times New Roman" w:eastAsia="Times New Roman" w:hAnsi="Times New Roman"/>
+          <w:kern w:val="0"/>
+          <w:sz w:val="28"/>
+          <w:szCs w:val="22"/>
+          <w14:ligatures w14:val="none"/>
+        </w:rPr>
+        <w:t>. Реализация была построена в модульной форме, что обеспечило логическое разделение задач и удобство дальнейшего развития модели. Общая схема программной части имеет следующий вид:</w:t>
+      </w:r>
+    </w:p>
+    <w:p>
+      <w:pPr>
+        <w:numPr>
+          <w:ilvl w:val="0"/>
+          <w:numId w:val="6"/>
+        </w:numPr>
+        <w:spacing w:after="0" w:line="360" w:lineRule="auto"/>
+        <w:jc w:val="both"/>
+        <w:rPr>
+          <w:rFonts w:ascii="Times New Roman" w:eastAsia="Times New Roman" w:hAnsi="Times New Roman"/>
+          <w:kern w:val="0"/>
+          <w:sz w:val="28"/>
+          <w:szCs w:val="22"/>
+          <w14:ligatures w14:val="none"/>
+        </w:rPr>
+      </w:pPr>
+      <w:r>
+        <w:rPr>
+          <w:rFonts w:ascii="Times New Roman" w:eastAsia="Times New Roman" w:hAnsi="Times New Roman"/>
+          <w:kern w:val="0"/>
+          <w:sz w:val="28"/>
+          <w:szCs w:val="22"/>
+          <w14:ligatures w14:val="none"/>
+        </w:rPr>
+        <w:t xml:space="preserve">params.py задаёт семейство сценариев, описывающее набор сравниваемых режимов системы; </w:t>
+      </w:r>
+    </w:p>
+    <w:p>
+      <w:pPr>
+        <w:numPr>
+          <w:ilvl w:val="0"/>
+          <w:numId w:val="6"/>
+        </w:numPr>
+        <w:spacing w:after="0" w:line="360" w:lineRule="auto"/>
+        <w:jc w:val="both"/>
+        <w:rPr>
+          <w:rFonts w:ascii="Times New Roman" w:eastAsia="Times New Roman" w:hAnsi="Times New Roman"/>
+          <w:kern w:val="0"/>
+          <w:sz w:val="28"/>
+          <w:szCs w:val="22"/>
+          <w14:ligatures w14:val="none"/>
+        </w:rPr>
+      </w:pPr>
+      <w:r>
+        <w:rPr>
+          <w:rFonts w:ascii="Times New Roman" w:eastAsia="Times New Roman" w:hAnsi="Times New Roman"/>
+          <w:kern w:val="0"/>
+          <w:sz w:val="28"/>
+          <w:szCs w:val="22"/>
+          <w14:ligatures w14:val="none"/>
+        </w:rPr>
+        <w:t xml:space="preserve">model.py формализует структуру состояния системы и операции над заявками; </w:t>
+      </w:r>
+    </w:p>
+    <w:p>
+      <w:pPr>
+        <w:numPr>
+          <w:ilvl w:val="0"/>
+          <w:numId w:val="6"/>
+        </w:numPr>
+        <w:spacing w:after="0" w:line="360" w:lineRule="auto"/>
+        <w:jc w:val="both"/>
+        <w:rPr>
+          <w:rFonts w:ascii="Times New Roman" w:eastAsia="Times New Roman" w:hAnsi="Times New Roman"/>
+          <w:kern w:val="0"/>
+          <w:sz w:val="28"/>
+          <w:szCs w:val="22"/>
+          <w14:ligatures w14:val="none"/>
+        </w:rPr>
+      </w:pPr>
+      <w:r>
+        <w:rPr>
+          <w:rFonts w:ascii="Times New Roman" w:eastAsia="Times New Roman" w:hAnsi="Times New Roman"/>
+          <w:kern w:val="0"/>
+          <w:sz w:val="28"/>
+          <w:szCs w:val="22"/>
+          <w14:ligatures w14:val="none"/>
+        </w:rPr>
+        <w:t xml:space="preserve">simulation.py для каждого сценария и для каждого индекса повторения строит отдельную имитационную траекторию и вычисляет первичные показатели одного прогона; </w:t>
+      </w:r>
+    </w:p>
+    <w:p>
+      <w:pPr>
+        <w:numPr>
+          <w:ilvl w:val="0"/>
+          <w:numId w:val="6"/>
+        </w:numPr>
+        <w:spacing w:after="0" w:line="360" w:lineRule="auto"/>
+        <w:jc w:val="both"/>
+        <w:rPr>
+          <w:rFonts w:ascii="Times New Roman" w:eastAsia="Times New Roman" w:hAnsi="Times New Roman"/>
+          <w:kern w:val="0"/>
+          <w:sz w:val="28"/>
+          <w:szCs w:val="22"/>
+          <w14:ligatures w14:val="none"/>
+        </w:rPr>
+      </w:pPr>
+      <w:r>
+        <w:rPr>
+          <w:rFonts w:ascii="Times New Roman" w:eastAsia="Times New Roman" w:hAnsi="Times New Roman"/>
+          <w:kern w:val="0"/>
+          <w:sz w:val="28"/>
+          <w:szCs w:val="22"/>
+          <w14:ligatures w14:val="none"/>
+        </w:rPr>
+        <w:t xml:space="preserve">experiments.py собирает результаты по сериям запусков, усредняет их, оценивает разброс и формирует итоговые таблицы; </w:t>
+      </w:r>
+    </w:p>
+    <w:p>
+      <w:pPr>
+        <w:numPr>
+          <w:ilvl w:val="0"/>
+          <w:numId w:val="6"/>
+        </w:numPr>
+        <w:spacing w:after="0" w:line="360" w:lineRule="auto"/>
+        <w:jc w:val="both"/>
+        <w:rPr>
+          <w:rFonts w:ascii="Times New Roman" w:eastAsia="Times New Roman" w:hAnsi="Times New Roman"/>
+          <w:kern w:val="0"/>
+          <w:sz w:val="28"/>
+          <w:szCs w:val="22"/>
+          <w14:ligatures w14:val="none"/>
+        </w:rPr>
+      </w:pPr>
+      <w:r>
+        <w:rPr>
+          <w:rFonts w:ascii="Times New Roman" w:eastAsia="Times New Roman" w:hAnsi="Times New Roman"/>
+          <w:kern w:val="0"/>
+          <w:sz w:val="28"/>
+          <w:szCs w:val="22"/>
+          <w14:ligatures w14:val="none"/>
+        </w:rPr>
+        <w:t xml:space="preserve">plots.py строит графики по агрегированным результатам </w:t>
+      </w:r>
+      <w:r>
+        <w:rPr>
+          <w:rFonts w:ascii="Times New Roman" w:eastAsia="Times New Roman" w:hAnsi="Times New Roman"/>
+          <w:kern w:val="0"/>
+          <w:sz w:val="28"/>
+          <w:szCs w:val="22"/>
+          <w14:ligatures w14:val="none"/>
+        </w:rPr>
+        <w:t xml:space="preserve">из </w:t>
+      </w:r>
+      <w:r>
+        <w:rPr>
+          <w:rFonts w:ascii="Times New Roman" w:eastAsia="Times New Roman" w:hAnsi="Times New Roman"/>
+          <w:kern w:val="0"/>
+          <w:sz w:val="28"/>
+          <w:szCs w:val="22"/>
+          <w:lang w:val="en-US"/>
+          <w14:ligatures w14:val="none"/>
+        </w:rPr>
+        <w:t>csv</w:t>
+      </w:r>
+      <w:r>
+        <w:rPr>
+          <w:rFonts w:ascii="Times New Roman" w:eastAsia="Times New Roman" w:hAnsi="Times New Roman"/>
+          <w:kern w:val="0"/>
+          <w:sz w:val="28"/>
+          <w:szCs w:val="22"/>
+          <w14:ligatures w14:val="none"/>
+        </w:rPr>
+        <w:t xml:space="preserve"> </w:t>
+      </w:r>
+      <w:r>
+        <w:rPr>
+          <w:rFonts w:ascii="Times New Roman" w:eastAsia="Times New Roman" w:hAnsi="Times New Roman"/>
+          <w:kern w:val="0"/>
+          <w:sz w:val="28"/>
+          <w:szCs w:val="22"/>
+          <w14:ligatures w14:val="none"/>
+        </w:rPr>
+        <w:t xml:space="preserve">созданных на этапе </w:t>
+      </w:r>
+      <w:r>
+        <w:rPr>
+          <w:rFonts w:ascii="Times New Roman" w:eastAsia="Times New Roman" w:hAnsi="Times New Roman"/>
+          <w:kern w:val="0"/>
+          <w:sz w:val="28"/>
+          <w:szCs w:val="22"/>
+          <w:lang w:val="en-US"/>
+          <w14:ligatures w14:val="none"/>
+        </w:rPr>
+        <w:t>experiments</w:t>
+      </w:r>
+      <w:r>
+        <w:rPr>
+          <w:rFonts w:ascii="Times New Roman" w:eastAsia="Times New Roman" w:hAnsi="Times New Roman"/>
+          <w:kern w:val="0"/>
+          <w:sz w:val="28"/>
+          <w:szCs w:val="22"/>
+          <w14:ligatures w14:val="none"/>
+        </w:rPr>
+        <w:t xml:space="preserve">; </w:t>
+      </w:r>
+    </w:p>
+    <w:p>
+      <w:pPr>
+        <w:numPr>
+          <w:ilvl w:val="0"/>
+          <w:numId w:val="6"/>
+        </w:numPr>
+        <w:spacing w:after="0" w:line="360" w:lineRule="auto"/>
+        <w:jc w:val="both"/>
+        <w:rPr>
+          <w:rFonts w:ascii="Times New Roman" w:eastAsia="Times New Roman" w:hAnsi="Times New Roman"/>
+          <w:kern w:val="0"/>
+          <w:sz w:val="28"/>
+          <w:szCs w:val="22"/>
+          <w14:ligatures w14:val="none"/>
+        </w:rPr>
+      </w:pPr>
+      <w:r>
+        <w:rPr>
+          <w:rFonts w:ascii="Times New Roman" w:eastAsia="Times New Roman" w:hAnsi="Times New Roman"/>
+          <w:kern w:val="0"/>
+          <w:sz w:val="28"/>
+          <w:szCs w:val="22"/>
+          <w14:ligatures w14:val="none"/>
+        </w:rPr>
+        <w:lastRenderedPageBreak/>
+        <w:t xml:space="preserve">run.py и </w:t>
+      </w:r>
+      <w:proofErr w:type="gramStart"/>
+      <w:r>
+        <w:rPr>
+          <w:rFonts w:ascii="Times New Roman" w:eastAsia="Times New Roman" w:hAnsi="Times New Roman"/>
+          <w:kern w:val="0"/>
+          <w:sz w:val="28"/>
+          <w:szCs w:val="22"/>
+          <w14:ligatures w14:val="none"/>
+        </w:rPr>
+        <w:t xml:space="preserve">внешний </w:t>
+      </w:r>
+      <w:r>
+        <w:rPr>
+          <w:rFonts w:ascii="Times New Roman" w:eastAsia="Times New Roman" w:hAnsi="Times New Roman"/>
+          <w:kern w:val="0"/>
+          <w:sz w:val="28"/>
+          <w:szCs w:val="22"/>
+          <w14:ligatures w14:val="none"/>
+        </w:rPr>
+        <w:t xml:space="preserve"> </w:t>
+      </w:r>
+      <w:r>
+        <w:rPr>
+          <w:rFonts w:ascii="Times New Roman" w:eastAsia="Times New Roman" w:hAnsi="Times New Roman"/>
+          <w:kern w:val="0"/>
+          <w:sz w:val="28"/>
+          <w:szCs w:val="22"/>
+          <w:lang w:val="en-US"/>
+          <w14:ligatures w14:val="none"/>
+        </w:rPr>
+        <w:t>batch</w:t>
+      </w:r>
+      <w:proofErr w:type="gramEnd"/>
+      <w:r>
+        <w:rPr>
+          <w:rFonts w:ascii="Times New Roman" w:eastAsia="Times New Roman" w:hAnsi="Times New Roman"/>
+          <w:kern w:val="0"/>
+          <w:sz w:val="28"/>
+          <w:szCs w:val="22"/>
+          <w14:ligatures w14:val="none"/>
+        </w:rPr>
+        <w:t xml:space="preserve"> </w:t>
+      </w:r>
+      <w:r>
+        <w:rPr>
+          <w:rFonts w:ascii="Times New Roman" w:eastAsia="Times New Roman" w:hAnsi="Times New Roman"/>
+          <w:kern w:val="0"/>
+          <w:sz w:val="28"/>
+          <w:szCs w:val="22"/>
+          <w14:ligatures w14:val="none"/>
+        </w:rPr>
+        <w:t>скрипт объединяют отдельные этапы в единый вычислительный конвейер</w:t>
+      </w:r>
+      <w:r>
+        <w:rPr>
+          <w:rFonts w:ascii="Times New Roman" w:eastAsia="Times New Roman" w:hAnsi="Times New Roman"/>
+          <w:kern w:val="0"/>
+          <w:sz w:val="28"/>
+          <w:szCs w:val="22"/>
+          <w14:ligatures w14:val="none"/>
+        </w:rPr>
+        <w:t xml:space="preserve">, запуск нужной среды и создание </w:t>
+      </w:r>
+      <w:r>
+        <w:rPr>
+          <w:rFonts w:ascii="Times New Roman" w:eastAsia="Times New Roman" w:hAnsi="Times New Roman"/>
+          <w:kern w:val="0"/>
+          <w:sz w:val="28"/>
+          <w:szCs w:val="22"/>
+          <w:lang w:val="en-US"/>
+          <w14:ligatures w14:val="none"/>
+        </w:rPr>
+        <w:t>zip</w:t>
+      </w:r>
+      <w:r>
+        <w:rPr>
+          <w:rFonts w:ascii="Times New Roman" w:eastAsia="Times New Roman" w:hAnsi="Times New Roman"/>
+          <w:kern w:val="0"/>
+          <w:sz w:val="28"/>
+          <w:szCs w:val="22"/>
+          <w14:ligatures w14:val="none"/>
+        </w:rPr>
+        <w:t xml:space="preserve"> </w:t>
+      </w:r>
+      <w:r>
+        <w:rPr>
+          <w:rFonts w:ascii="Times New Roman" w:eastAsia="Times New Roman" w:hAnsi="Times New Roman"/>
+          <w:kern w:val="0"/>
+          <w:sz w:val="28"/>
+          <w:szCs w:val="22"/>
+          <w14:ligatures w14:val="none"/>
+        </w:rPr>
+        <w:t>после прогона.</w:t>
+      </w:r>
+    </w:p>
+    <w:p>
+      <w:pPr>
+        <w:spacing w:after="0" w:line="360" w:lineRule="auto"/>
+        <w:ind w:firstLine="708"/>
+        <w:jc w:val="both"/>
+        <w:rPr>
+          <w:rFonts w:ascii="Times New Roman" w:eastAsia="Times New Roman" w:hAnsi="Times New Roman"/>
+          <w:kern w:val="0"/>
+          <w:sz w:val="28"/>
+          <w:szCs w:val="22"/>
+          <w14:ligatures w14:val="none"/>
+        </w:rPr>
+      </w:pPr>
+      <w:r>
+        <w:rPr>
+          <w:rFonts w:ascii="Times New Roman" w:eastAsia="Times New Roman" w:hAnsi="Times New Roman"/>
+          <w:kern w:val="0"/>
+          <w:sz w:val="28"/>
+          <w:szCs w:val="22"/>
+          <w14:ligatures w14:val="none"/>
+        </w:rPr>
+        <w:t>В рамках практики были выполнены тестовые и сравнительные прогоны модели, настроены базовые сценарии и сценарии чувствительности, а также подготовлены итоговые таблицы и графики, отражающие ключевые характеристики системы: стационарное распределение по состояниям, среднее число заявок в системе, средний занятый ресурс, вероятность отказа и пропускную способность. Визуальное представление результатов в виде графиков позволило сделать интерпретацию вычислительного эксперимента более наглядной и подготовить материалы, пригодные для включения в отчёт и в дальнейшие разделы ВКР</w:t>
+      </w:r>
+      <w:r>
+        <w:rPr>
+          <w:rFonts w:ascii="Times New Roman" w:eastAsia="Times New Roman" w:hAnsi="Times New Roman"/>
+          <w:kern w:val="0"/>
+          <w:sz w:val="28"/>
+          <w:szCs w:val="22"/>
+          <w14:ligatures w14:val="none"/>
+        </w:rPr>
+        <w:t xml:space="preserve">. </w:t>
+      </w:r>
+    </w:p>
+    <w:p>
+      <w:pPr>
+        <w:spacing w:after="0" w:line="360" w:lineRule="auto"/>
+        <w:ind w:firstLine="708"/>
+        <w:jc w:val="both"/>
+        <w:rPr>
+          <w:rFonts w:ascii="Times New Roman" w:eastAsia="Times New Roman" w:hAnsi="Times New Roman"/>
+          <w:kern w:val="0"/>
+          <w:sz w:val="28"/>
+          <w:szCs w:val="22"/>
+          <w14:ligatures w14:val="none"/>
+        </w:rPr>
+      </w:pPr>
+      <w:r>
+        <w:rPr>
+          <w:rFonts w:ascii="Times New Roman" w:eastAsia="Times New Roman" w:hAnsi="Times New Roman"/>
+          <w:kern w:val="0"/>
+          <w:sz w:val="28"/>
+          <w:szCs w:val="22"/>
+          <w14:ligatures w14:val="none"/>
+        </w:rPr>
+        <w:t xml:space="preserve">Проанализированы и добавлены в библиографию источники, связанные с темой ВКР. Создана модульная </w:t>
+      </w:r>
+      <w:r>
+        <w:rPr>
+          <w:rFonts w:ascii="Times New Roman" w:eastAsia="Times New Roman" w:hAnsi="Times New Roman"/>
+          <w:kern w:val="0"/>
+          <w:sz w:val="28"/>
+          <w:szCs w:val="22"/>
+          <w:lang w:val="en-US"/>
+          <w14:ligatures w14:val="none"/>
+        </w:rPr>
+        <w:t>latex</w:t>
+      </w:r>
+      <w:r>
+        <w:rPr>
+          <w:rFonts w:ascii="Times New Roman" w:eastAsia="Times New Roman" w:hAnsi="Times New Roman"/>
+          <w:kern w:val="0"/>
+          <w:sz w:val="28"/>
+          <w:szCs w:val="22"/>
+          <w14:ligatures w14:val="none"/>
+        </w:rPr>
+        <w:t xml:space="preserve"> </w:t>
+      </w:r>
+      <w:r>
+        <w:rPr>
+          <w:rFonts w:ascii="Times New Roman" w:eastAsia="Times New Roman" w:hAnsi="Times New Roman"/>
+          <w:kern w:val="0"/>
+          <w:sz w:val="28"/>
+          <w:szCs w:val="22"/>
+          <w14:ligatures w14:val="none"/>
+        </w:rPr>
+        <w:t xml:space="preserve">структура для создания текста работы. Материалы выложены на </w:t>
+      </w:r>
+      <w:proofErr w:type="spellStart"/>
+      <w:r>
+        <w:rPr>
+          <w:rFonts w:ascii="Times New Roman" w:eastAsia="Times New Roman" w:hAnsi="Times New Roman"/>
+          <w:kern w:val="0"/>
+          <w:sz w:val="28"/>
+          <w:szCs w:val="22"/>
+          <w:lang w:val="en-US"/>
+          <w14:ligatures w14:val="none"/>
+        </w:rPr>
+        <w:t>github</w:t>
+      </w:r>
+      <w:proofErr w:type="spellEnd"/>
+      <w:r>
+        <w:rPr>
+          <w:rFonts w:ascii="Times New Roman" w:eastAsia="Times New Roman" w:hAnsi="Times New Roman"/>
+          <w:kern w:val="0"/>
+          <w:sz w:val="28"/>
+          <w:szCs w:val="22"/>
+          <w14:ligatures w14:val="none"/>
+        </w:rPr>
+        <w:t xml:space="preserve"> </w:t>
+      </w:r>
+      <w:r>
+        <w:rPr>
+          <w:rFonts w:ascii="Times New Roman" w:eastAsia="Times New Roman" w:hAnsi="Times New Roman"/>
+          <w:kern w:val="0"/>
+          <w:sz w:val="28"/>
+          <w:szCs w:val="22"/>
+          <w14:ligatures w14:val="none"/>
+        </w:rPr>
+        <w:t>для актуального трекинга прогресса по работе и удобного использования программной части. Сама модель позволяет проводить вычислительные эксперименты и получать воспроизводимые результаты. Намечены дальнейшие пути усложнения имитации.</w:t>
+      </w:r>
+    </w:p>
+    <w:p>
+      <w:pPr>
+        <w:spacing w:after="0" w:line="360" w:lineRule="auto"/>
+        <w:ind w:firstLine="708"/>
+        <w:jc w:val="both"/>
+        <w:rPr>
+          <w:rFonts w:ascii="Times New Roman" w:eastAsia="Times New Roman" w:hAnsi="Times New Roman"/>
+          <w:kern w:val="0"/>
+          <w:sz w:val="28"/>
+          <w:szCs w:val="22"/>
+          <w14:ligatures w14:val="none"/>
+        </w:rPr>
+      </w:pPr>
+      <w:r>
+        <w:rPr>
+          <w:rFonts w:ascii="Times New Roman" w:eastAsia="Times New Roman" w:hAnsi="Times New Roman"/>
+          <w:kern w:val="0"/>
+          <w:sz w:val="28"/>
+          <w:szCs w:val="22"/>
+          <w14:ligatures w14:val="none"/>
+        </w:rPr>
+        <w:t>Таким образом, цели производственной практики, связанные с развитием исследовательских компетенций, подготовкой материалов выпускной квалификационной работы и созданием рабочего вычислительного инструментария, были достигнуты. По итогам практики сформирован не только теоретический и текстовый задел, но и полноценная имитационная платформа, которая будет непосредственно использована в дальнейшей работе над магистерской диссертацией по теме анализа чувствительности ресурсных систем массового обслуживания к распределению времени обслуживания и типу входящего потока.</w:t>
+      </w:r>
+    </w:p>
+    <w:p>
+      <w:pPr>
+        <w:spacing w:after="0" w:line="360" w:lineRule="auto"/>
+        <w:ind w:firstLine="708"/>
+        <w:jc w:val="both"/>
+        <w:rPr>
+          <w:rFonts w:ascii="Times New Roman" w:eastAsia="Times New Roman" w:hAnsi="Times New Roman"/>
+          <w:kern w:val="0"/>
+          <w:sz w:val="28"/>
+          <w:szCs w:val="22"/>
+          <w14:ligatures w14:val="none"/>
+        </w:rPr>
+      </w:pPr>
+    </w:p>
+    <w:p>
+      <w:pPr>
+        <w:spacing w:after="0" w:line="360" w:lineRule="auto"/>
+        <w:ind w:firstLine="708"/>
+        <w:jc w:val="both"/>
+        <w:rPr>
+          <w:rFonts w:ascii="Times New Roman" w:eastAsia="Times New Roman" w:hAnsi="Times New Roman"/>
+          <w:kern w:val="0"/>
+          <w:sz w:val="28"/>
+          <w:szCs w:val="22"/>
+          <w14:ligatures w14:val="none"/>
+        </w:rPr>
+      </w:pPr>
+    </w:p>
+    <w:p>
+      <w:pPr>
+        <w:spacing w:after="0" w:line="360" w:lineRule="auto"/>
+        <w:ind w:firstLine="708"/>
+        <w:jc w:val="both"/>
+        <w:rPr>
+          <w:rFonts w:ascii="Times New Roman" w:eastAsia="Times New Roman" w:hAnsi="Times New Roman"/>
+          <w:kern w:val="0"/>
+          <w:sz w:val="28"/>
+          <w:szCs w:val="22"/>
+          <w14:ligatures w14:val="none"/>
+        </w:rPr>
+      </w:pPr>
+    </w:p>
+    <w:p>
+      <w:pPr>
+        <w:spacing w:after="0" w:line="360" w:lineRule="auto"/>
+        <w:ind w:firstLine="708"/>
+        <w:jc w:val="both"/>
+        <w:rPr>
+          <w:rFonts w:ascii="Times New Roman" w:eastAsia="Times New Roman" w:hAnsi="Times New Roman"/>
+          <w:kern w:val="0"/>
+          <w:sz w:val="28"/>
+          <w:szCs w:val="22"/>
+          <w14:ligatures w14:val="none"/>
+        </w:rPr>
+      </w:pPr>
+    </w:p>
+    <w:p>
+      <w:pPr>
+        <w:spacing w:after="0" w:line="360" w:lineRule="auto"/>
+        <w:ind w:firstLine="708"/>
+        <w:jc w:val="both"/>
+        <w:rPr>
+          <w:rFonts w:ascii="Times New Roman" w:eastAsia="Times New Roman" w:hAnsi="Times New Roman"/>
+          <w:kern w:val="0"/>
+          <w:sz w:val="28"/>
+          <w:szCs w:val="22"/>
+          <w14:ligatures w14:val="none"/>
+        </w:rPr>
+      </w:pPr>
+    </w:p>
+    <w:p>
+      <w:pPr>
+        <w:spacing w:after="0" w:line="360" w:lineRule="auto"/>
+        <w:ind w:firstLine="708"/>
+        <w:jc w:val="both"/>
+        <w:rPr>
+          <w:rFonts w:ascii="Times New Roman" w:eastAsia="Times New Roman" w:hAnsi="Times New Roman"/>
+          <w:kern w:val="0"/>
+          <w:sz w:val="28"/>
+          <w:szCs w:val="22"/>
+          <w14:ligatures w14:val="none"/>
+        </w:rPr>
+      </w:pPr>
+    </w:p>
+    <w:p>
+      <w:pPr>
+        <w:spacing w:after="0" w:line="360" w:lineRule="auto"/>
+        <w:ind w:firstLine="708"/>
+        <w:jc w:val="both"/>
+        <w:rPr>
+          <w:rFonts w:ascii="Times New Roman" w:eastAsia="Times New Roman" w:hAnsi="Times New Roman"/>
+          <w:kern w:val="0"/>
+          <w:sz w:val="28"/>
+          <w:szCs w:val="22"/>
+          <w14:ligatures w14:val="none"/>
+        </w:rPr>
+      </w:pPr>
+    </w:p>
+    <w:p>
+      <w:pPr>
+        <w:spacing w:after="0" w:line="360" w:lineRule="auto"/>
+        <w:ind w:firstLine="708"/>
+        <w:jc w:val="both"/>
+        <w:rPr>
+          <w:rFonts w:ascii="Times New Roman" w:eastAsia="Times New Roman" w:hAnsi="Times New Roman"/>
+          <w:kern w:val="0"/>
+          <w:sz w:val="28"/>
+          <w:szCs w:val="22"/>
+          <w14:ligatures w14:val="none"/>
+        </w:rPr>
+      </w:pPr>
+    </w:p>
+    <w:p>
+      <w:pPr>
+        <w:spacing w:after="0" w:line="360" w:lineRule="auto"/>
+        <w:jc w:val="both"/>
+        <w:rPr>
+          <w:rFonts w:ascii="Times New Roman" w:eastAsia="Times New Roman" w:hAnsi="Times New Roman"/>
+          <w:kern w:val="0"/>
+          <w:sz w:val="28"/>
+          <w:szCs w:val="22"/>
+          <w14:ligatures w14:val="none"/>
+        </w:rPr>
+      </w:pPr>
+      <w:r>
+        <w:rPr>
+          <w:rFonts w:ascii="Times New Roman" w:eastAsia="Times New Roman" w:hAnsi="Times New Roman"/>
+          <w:kern w:val="0"/>
+          <w:sz w:val="28"/>
+          <w:szCs w:val="22"/>
+          <w14:ligatures w14:val="none"/>
+        </w:rPr>
+        <w:tab/>
       </w:r>
     </w:p>
     <w:p>
@@ -4571,9 +11587,158 @@
     </w:lvl>
   </w:abstractNum>
   <w:abstractNum w:abstractNumId="1" w15:restartNumberingAfterBreak="0">
-    <w:nsid w:val="4B9B3E1B"/>
+    <w:nsid w:val="158364C9"/>
+    <w:multiLevelType w:val="multilevel"/>
+    <w:tmpl w:val="9A2C2DF6"/>
+    <w:lvl w:ilvl="0">
+      <w:start w:val="1"/>
+      <w:numFmt w:val="bullet"/>
+      <w:lvlText w:val=""/>
+      <w:lvlJc w:val="left"/>
+      <w:pPr>
+        <w:tabs>
+          <w:tab w:val="num" w:pos="720"/>
+        </w:tabs>
+        <w:ind w:left="720" w:hanging="360"/>
+      </w:pPr>
+      <w:rPr>
+        <w:rFonts w:ascii="Symbol" w:hAnsi="Symbol" w:hint="default"/>
+        <w:sz w:val="20"/>
+      </w:rPr>
+    </w:lvl>
+    <w:lvl w:ilvl="1" w:tentative="1">
+      <w:start w:val="1"/>
+      <w:numFmt w:val="bullet"/>
+      <w:lvlText w:val="o"/>
+      <w:lvlJc w:val="left"/>
+      <w:pPr>
+        <w:tabs>
+          <w:tab w:val="num" w:pos="1440"/>
+        </w:tabs>
+        <w:ind w:left="1440" w:hanging="360"/>
+      </w:pPr>
+      <w:rPr>
+        <w:rFonts w:ascii="Courier New" w:hAnsi="Courier New" w:hint="default"/>
+        <w:sz w:val="20"/>
+      </w:rPr>
+    </w:lvl>
+    <w:lvl w:ilvl="2" w:tentative="1">
+      <w:start w:val="1"/>
+      <w:numFmt w:val="bullet"/>
+      <w:lvlText w:val=""/>
+      <w:lvlJc w:val="left"/>
+      <w:pPr>
+        <w:tabs>
+          <w:tab w:val="num" w:pos="2160"/>
+        </w:tabs>
+        <w:ind w:left="2160" w:hanging="360"/>
+      </w:pPr>
+      <w:rPr>
+        <w:rFonts w:ascii="Wingdings" w:hAnsi="Wingdings" w:hint="default"/>
+        <w:sz w:val="20"/>
+      </w:rPr>
+    </w:lvl>
+    <w:lvl w:ilvl="3" w:tentative="1">
+      <w:start w:val="1"/>
+      <w:numFmt w:val="bullet"/>
+      <w:lvlText w:val=""/>
+      <w:lvlJc w:val="left"/>
+      <w:pPr>
+        <w:tabs>
+          <w:tab w:val="num" w:pos="2880"/>
+        </w:tabs>
+        <w:ind w:left="2880" w:hanging="360"/>
+      </w:pPr>
+      <w:rPr>
+        <w:rFonts w:ascii="Wingdings" w:hAnsi="Wingdings" w:hint="default"/>
+        <w:sz w:val="20"/>
+      </w:rPr>
+    </w:lvl>
+    <w:lvl w:ilvl="4" w:tentative="1">
+      <w:start w:val="1"/>
+      <w:numFmt w:val="bullet"/>
+      <w:lvlText w:val=""/>
+      <w:lvlJc w:val="left"/>
+      <w:pPr>
+        <w:tabs>
+          <w:tab w:val="num" w:pos="3600"/>
+        </w:tabs>
+        <w:ind w:left="3600" w:hanging="360"/>
+      </w:pPr>
+      <w:rPr>
+        <w:rFonts w:ascii="Wingdings" w:hAnsi="Wingdings" w:hint="default"/>
+        <w:sz w:val="20"/>
+      </w:rPr>
+    </w:lvl>
+    <w:lvl w:ilvl="5" w:tentative="1">
+      <w:start w:val="1"/>
+      <w:numFmt w:val="bullet"/>
+      <w:lvlText w:val=""/>
+      <w:lvlJc w:val="left"/>
+      <w:pPr>
+        <w:tabs>
+          <w:tab w:val="num" w:pos="4320"/>
+        </w:tabs>
+        <w:ind w:left="4320" w:hanging="360"/>
+      </w:pPr>
+      <w:rPr>
+        <w:rFonts w:ascii="Wingdings" w:hAnsi="Wingdings" w:hint="default"/>
+        <w:sz w:val="20"/>
+      </w:rPr>
+    </w:lvl>
+    <w:lvl w:ilvl="6" w:tentative="1">
+      <w:start w:val="1"/>
+      <w:numFmt w:val="bullet"/>
+      <w:lvlText w:val=""/>
+      <w:lvlJc w:val="left"/>
+      <w:pPr>
+        <w:tabs>
+          <w:tab w:val="num" w:pos="5040"/>
+        </w:tabs>
+        <w:ind w:left="5040" w:hanging="360"/>
+      </w:pPr>
+      <w:rPr>
+        <w:rFonts w:ascii="Wingdings" w:hAnsi="Wingdings" w:hint="default"/>
+        <w:sz w:val="20"/>
+      </w:rPr>
+    </w:lvl>
+    <w:lvl w:ilvl="7" w:tentative="1">
+      <w:start w:val="1"/>
+      <w:numFmt w:val="bullet"/>
+      <w:lvlText w:val=""/>
+      <w:lvlJc w:val="left"/>
+      <w:pPr>
+        <w:tabs>
+          <w:tab w:val="num" w:pos="5760"/>
+        </w:tabs>
+        <w:ind w:left="5760" w:hanging="360"/>
+      </w:pPr>
+      <w:rPr>
+        <w:rFonts w:ascii="Wingdings" w:hAnsi="Wingdings" w:hint="default"/>
+        <w:sz w:val="20"/>
+      </w:rPr>
+    </w:lvl>
+    <w:lvl w:ilvl="8" w:tentative="1">
+      <w:start w:val="1"/>
+      <w:numFmt w:val="bullet"/>
+      <w:lvlText w:val=""/>
+      <w:lvlJc w:val="left"/>
+      <w:pPr>
+        <w:tabs>
+          <w:tab w:val="num" w:pos="6480"/>
+        </w:tabs>
+        <w:ind w:left="6480" w:hanging="360"/>
+      </w:pPr>
+      <w:rPr>
+        <w:rFonts w:ascii="Wingdings" w:hAnsi="Wingdings" w:hint="default"/>
+        <w:sz w:val="20"/>
+      </w:rPr>
+    </w:lvl>
+  </w:abstractNum>
+  <w:abstractNum w:abstractNumId="2" w15:restartNumberingAfterBreak="0">
+    <w:nsid w:val="47414CE7"/>
     <w:multiLevelType w:val="hybridMultilevel"/>
-    <w:tmpl w:val="8C2ABE7C"/>
+    <w:tmpl w:val="F4EEE204"/>
     <w:lvl w:ilvl="0" w:tplc="04190001">
       <w:start w:val="1"/>
       <w:numFmt w:val="bullet"/>
@@ -4683,17 +11848,17 @@
       </w:rPr>
     </w:lvl>
   </w:abstractNum>
-  <w:abstractNum w:abstractNumId="2" w15:restartNumberingAfterBreak="0">
-    <w:nsid w:val="73320D92"/>
+  <w:abstractNum w:abstractNumId="3" w15:restartNumberingAfterBreak="0">
+    <w:nsid w:val="4B9B3E1B"/>
     <w:multiLevelType w:val="hybridMultilevel"/>
-    <w:tmpl w:val="AD46DEC8"/>
+    <w:tmpl w:val="8C2ABE7C"/>
     <w:lvl w:ilvl="0" w:tplc="04190001">
       <w:start w:val="1"/>
       <w:numFmt w:val="bullet"/>
       <w:lvlText w:val=""/>
       <w:lvlJc w:val="left"/>
       <w:pPr>
-        <w:ind w:left="1429" w:hanging="360"/>
+        <w:ind w:left="1428" w:hanging="360"/>
       </w:pPr>
       <w:rPr>
         <w:rFonts w:ascii="Symbol" w:hAnsi="Symbol" w:hint="default"/>
@@ -4705,7 +11870,7 @@
       <w:lvlText w:val="o"/>
       <w:lvlJc w:val="left"/>
       <w:pPr>
-        <w:ind w:left="2149" w:hanging="360"/>
+        <w:ind w:left="2148" w:hanging="360"/>
       </w:pPr>
       <w:rPr>
         <w:rFonts w:ascii="Courier New" w:hAnsi="Courier New" w:cs="Courier New" w:hint="default"/>
@@ -4717,7 +11882,7 @@
       <w:lvlText w:val=""/>
       <w:lvlJc w:val="left"/>
       <w:pPr>
-        <w:ind w:left="2869" w:hanging="360"/>
+        <w:ind w:left="2868" w:hanging="360"/>
       </w:pPr>
       <w:rPr>
         <w:rFonts w:ascii="Wingdings" w:hAnsi="Wingdings" w:hint="default"/>
@@ -4729,7 +11894,7 @@
       <w:lvlText w:val=""/>
       <w:lvlJc w:val="left"/>
       <w:pPr>
-        <w:ind w:left="3589" w:hanging="360"/>
+        <w:ind w:left="3588" w:hanging="360"/>
       </w:pPr>
       <w:rPr>
         <w:rFonts w:ascii="Symbol" w:hAnsi="Symbol" w:hint="default"/>
@@ -4741,7 +11906,7 @@
       <w:lvlText w:val="o"/>
       <w:lvlJc w:val="left"/>
       <w:pPr>
-        <w:ind w:left="4309" w:hanging="360"/>
+        <w:ind w:left="4308" w:hanging="360"/>
       </w:pPr>
       <w:rPr>
         <w:rFonts w:ascii="Courier New" w:hAnsi="Courier New" w:cs="Courier New" w:hint="default"/>
@@ -4753,7 +11918,7 @@
       <w:lvlText w:val=""/>
       <w:lvlJc w:val="left"/>
       <w:pPr>
-        <w:ind w:left="5029" w:hanging="360"/>
+        <w:ind w:left="5028" w:hanging="360"/>
       </w:pPr>
       <w:rPr>
         <w:rFonts w:ascii="Wingdings" w:hAnsi="Wingdings" w:hint="default"/>
@@ -4765,7 +11930,7 @@
       <w:lvlText w:val=""/>
       <w:lvlJc w:val="left"/>
       <w:pPr>
-        <w:ind w:left="5749" w:hanging="360"/>
+        <w:ind w:left="5748" w:hanging="360"/>
       </w:pPr>
       <w:rPr>
         <w:rFonts w:ascii="Symbol" w:hAnsi="Symbol" w:hint="default"/>
@@ -4777,7 +11942,7 @@
       <w:lvlText w:val="o"/>
       <w:lvlJc w:val="left"/>
       <w:pPr>
-        <w:ind w:left="6469" w:hanging="360"/>
+        <w:ind w:left="6468" w:hanging="360"/>
       </w:pPr>
       <w:rPr>
         <w:rFonts w:ascii="Courier New" w:hAnsi="Courier New" w:cs="Courier New" w:hint="default"/>
@@ -4789,7 +11954,233 @@
       <w:lvlText w:val=""/>
       <w:lvlJc w:val="left"/>
       <w:pPr>
+        <w:ind w:left="7188" w:hanging="360"/>
+      </w:pPr>
+      <w:rPr>
+        <w:rFonts w:ascii="Wingdings" w:hAnsi="Wingdings" w:hint="default"/>
+      </w:rPr>
+    </w:lvl>
+  </w:abstractNum>
+  <w:abstractNum w:abstractNumId="4" w15:restartNumberingAfterBreak="0">
+    <w:nsid w:val="73320D92"/>
+    <w:multiLevelType w:val="hybridMultilevel"/>
+    <w:tmpl w:val="AD46DEC8"/>
+    <w:lvl w:ilvl="0" w:tplc="04190001">
+      <w:start w:val="1"/>
+      <w:numFmt w:val="bullet"/>
+      <w:lvlText w:val=""/>
+      <w:lvlJc w:val="left"/>
+      <w:pPr>
+        <w:ind w:left="1429" w:hanging="360"/>
+      </w:pPr>
+      <w:rPr>
+        <w:rFonts w:ascii="Symbol" w:hAnsi="Symbol" w:hint="default"/>
+      </w:rPr>
+    </w:lvl>
+    <w:lvl w:ilvl="1" w:tplc="04190003" w:tentative="1">
+      <w:start w:val="1"/>
+      <w:numFmt w:val="bullet"/>
+      <w:lvlText w:val="o"/>
+      <w:lvlJc w:val="left"/>
+      <w:pPr>
+        <w:ind w:left="2149" w:hanging="360"/>
+      </w:pPr>
+      <w:rPr>
+        <w:rFonts w:ascii="Courier New" w:hAnsi="Courier New" w:cs="Courier New" w:hint="default"/>
+      </w:rPr>
+    </w:lvl>
+    <w:lvl w:ilvl="2" w:tplc="04190005" w:tentative="1">
+      <w:start w:val="1"/>
+      <w:numFmt w:val="bullet"/>
+      <w:lvlText w:val=""/>
+      <w:lvlJc w:val="left"/>
+      <w:pPr>
+        <w:ind w:left="2869" w:hanging="360"/>
+      </w:pPr>
+      <w:rPr>
+        <w:rFonts w:ascii="Wingdings" w:hAnsi="Wingdings" w:hint="default"/>
+      </w:rPr>
+    </w:lvl>
+    <w:lvl w:ilvl="3" w:tplc="04190001" w:tentative="1">
+      <w:start w:val="1"/>
+      <w:numFmt w:val="bullet"/>
+      <w:lvlText w:val=""/>
+      <w:lvlJc w:val="left"/>
+      <w:pPr>
+        <w:ind w:left="3589" w:hanging="360"/>
+      </w:pPr>
+      <w:rPr>
+        <w:rFonts w:ascii="Symbol" w:hAnsi="Symbol" w:hint="default"/>
+      </w:rPr>
+    </w:lvl>
+    <w:lvl w:ilvl="4" w:tplc="04190003" w:tentative="1">
+      <w:start w:val="1"/>
+      <w:numFmt w:val="bullet"/>
+      <w:lvlText w:val="o"/>
+      <w:lvlJc w:val="left"/>
+      <w:pPr>
+        <w:ind w:left="4309" w:hanging="360"/>
+      </w:pPr>
+      <w:rPr>
+        <w:rFonts w:ascii="Courier New" w:hAnsi="Courier New" w:cs="Courier New" w:hint="default"/>
+      </w:rPr>
+    </w:lvl>
+    <w:lvl w:ilvl="5" w:tplc="04190005" w:tentative="1">
+      <w:start w:val="1"/>
+      <w:numFmt w:val="bullet"/>
+      <w:lvlText w:val=""/>
+      <w:lvlJc w:val="left"/>
+      <w:pPr>
+        <w:ind w:left="5029" w:hanging="360"/>
+      </w:pPr>
+      <w:rPr>
+        <w:rFonts w:ascii="Wingdings" w:hAnsi="Wingdings" w:hint="default"/>
+      </w:rPr>
+    </w:lvl>
+    <w:lvl w:ilvl="6" w:tplc="04190001" w:tentative="1">
+      <w:start w:val="1"/>
+      <w:numFmt w:val="bullet"/>
+      <w:lvlText w:val=""/>
+      <w:lvlJc w:val="left"/>
+      <w:pPr>
+        <w:ind w:left="5749" w:hanging="360"/>
+      </w:pPr>
+      <w:rPr>
+        <w:rFonts w:ascii="Symbol" w:hAnsi="Symbol" w:hint="default"/>
+      </w:rPr>
+    </w:lvl>
+    <w:lvl w:ilvl="7" w:tplc="04190003" w:tentative="1">
+      <w:start w:val="1"/>
+      <w:numFmt w:val="bullet"/>
+      <w:lvlText w:val="o"/>
+      <w:lvlJc w:val="left"/>
+      <w:pPr>
+        <w:ind w:left="6469" w:hanging="360"/>
+      </w:pPr>
+      <w:rPr>
+        <w:rFonts w:ascii="Courier New" w:hAnsi="Courier New" w:cs="Courier New" w:hint="default"/>
+      </w:rPr>
+    </w:lvl>
+    <w:lvl w:ilvl="8" w:tplc="04190005" w:tentative="1">
+      <w:start w:val="1"/>
+      <w:numFmt w:val="bullet"/>
+      <w:lvlText w:val=""/>
+      <w:lvlJc w:val="left"/>
+      <w:pPr>
         <w:ind w:left="7189" w:hanging="360"/>
+      </w:pPr>
+      <w:rPr>
+        <w:rFonts w:ascii="Wingdings" w:hAnsi="Wingdings" w:hint="default"/>
+      </w:rPr>
+    </w:lvl>
+  </w:abstractNum>
+  <w:abstractNum w:abstractNumId="5" w15:restartNumberingAfterBreak="0">
+    <w:nsid w:val="73B25482"/>
+    <w:multiLevelType w:val="hybridMultilevel"/>
+    <w:tmpl w:val="9D567A62"/>
+    <w:lvl w:ilvl="0" w:tplc="04190001">
+      <w:start w:val="1"/>
+      <w:numFmt w:val="bullet"/>
+      <w:lvlText w:val=""/>
+      <w:lvlJc w:val="left"/>
+      <w:pPr>
+        <w:ind w:left="1428" w:hanging="360"/>
+      </w:pPr>
+      <w:rPr>
+        <w:rFonts w:ascii="Symbol" w:hAnsi="Symbol" w:hint="default"/>
+      </w:rPr>
+    </w:lvl>
+    <w:lvl w:ilvl="1" w:tplc="04190003" w:tentative="1">
+      <w:start w:val="1"/>
+      <w:numFmt w:val="bullet"/>
+      <w:lvlText w:val="o"/>
+      <w:lvlJc w:val="left"/>
+      <w:pPr>
+        <w:ind w:left="2148" w:hanging="360"/>
+      </w:pPr>
+      <w:rPr>
+        <w:rFonts w:ascii="Courier New" w:hAnsi="Courier New" w:cs="Courier New" w:hint="default"/>
+      </w:rPr>
+    </w:lvl>
+    <w:lvl w:ilvl="2" w:tplc="04190005" w:tentative="1">
+      <w:start w:val="1"/>
+      <w:numFmt w:val="bullet"/>
+      <w:lvlText w:val=""/>
+      <w:lvlJc w:val="left"/>
+      <w:pPr>
+        <w:ind w:left="2868" w:hanging="360"/>
+      </w:pPr>
+      <w:rPr>
+        <w:rFonts w:ascii="Wingdings" w:hAnsi="Wingdings" w:hint="default"/>
+      </w:rPr>
+    </w:lvl>
+    <w:lvl w:ilvl="3" w:tplc="04190001" w:tentative="1">
+      <w:start w:val="1"/>
+      <w:numFmt w:val="bullet"/>
+      <w:lvlText w:val=""/>
+      <w:lvlJc w:val="left"/>
+      <w:pPr>
+        <w:ind w:left="3588" w:hanging="360"/>
+      </w:pPr>
+      <w:rPr>
+        <w:rFonts w:ascii="Symbol" w:hAnsi="Symbol" w:hint="default"/>
+      </w:rPr>
+    </w:lvl>
+    <w:lvl w:ilvl="4" w:tplc="04190003" w:tentative="1">
+      <w:start w:val="1"/>
+      <w:numFmt w:val="bullet"/>
+      <w:lvlText w:val="o"/>
+      <w:lvlJc w:val="left"/>
+      <w:pPr>
+        <w:ind w:left="4308" w:hanging="360"/>
+      </w:pPr>
+      <w:rPr>
+        <w:rFonts w:ascii="Courier New" w:hAnsi="Courier New" w:cs="Courier New" w:hint="default"/>
+      </w:rPr>
+    </w:lvl>
+    <w:lvl w:ilvl="5" w:tplc="04190005" w:tentative="1">
+      <w:start w:val="1"/>
+      <w:numFmt w:val="bullet"/>
+      <w:lvlText w:val=""/>
+      <w:lvlJc w:val="left"/>
+      <w:pPr>
+        <w:ind w:left="5028" w:hanging="360"/>
+      </w:pPr>
+      <w:rPr>
+        <w:rFonts w:ascii="Wingdings" w:hAnsi="Wingdings" w:hint="default"/>
+      </w:rPr>
+    </w:lvl>
+    <w:lvl w:ilvl="6" w:tplc="04190001" w:tentative="1">
+      <w:start w:val="1"/>
+      <w:numFmt w:val="bullet"/>
+      <w:lvlText w:val=""/>
+      <w:lvlJc w:val="left"/>
+      <w:pPr>
+        <w:ind w:left="5748" w:hanging="360"/>
+      </w:pPr>
+      <w:rPr>
+        <w:rFonts w:ascii="Symbol" w:hAnsi="Symbol" w:hint="default"/>
+      </w:rPr>
+    </w:lvl>
+    <w:lvl w:ilvl="7" w:tplc="04190003" w:tentative="1">
+      <w:start w:val="1"/>
+      <w:numFmt w:val="bullet"/>
+      <w:lvlText w:val="o"/>
+      <w:lvlJc w:val="left"/>
+      <w:pPr>
+        <w:ind w:left="6468" w:hanging="360"/>
+      </w:pPr>
+      <w:rPr>
+        <w:rFonts w:ascii="Courier New" w:hAnsi="Courier New" w:cs="Courier New" w:hint="default"/>
+      </w:rPr>
+    </w:lvl>
+    <w:lvl w:ilvl="8" w:tplc="04190005" w:tentative="1">
+      <w:start w:val="1"/>
+      <w:numFmt w:val="bullet"/>
+      <w:lvlText w:val=""/>
+      <w:lvlJc w:val="left"/>
+      <w:pPr>
+        <w:ind w:left="7188" w:hanging="360"/>
       </w:pPr>
       <w:rPr>
         <w:rFonts w:ascii="Wingdings" w:hAnsi="Wingdings" w:hint="default"/>
@@ -4797,13 +12188,22 @@
     </w:lvl>
   </w:abstractNum>
   <w:num w:numId="1" w16cid:durableId="521434482">
-    <w:abstractNumId w:val="2"/>
+    <w:abstractNumId w:val="4"/>
   </w:num>
   <w:num w:numId="2" w16cid:durableId="521238314">
-    <w:abstractNumId w:val="1"/>
+    <w:abstractNumId w:val="3"/>
   </w:num>
   <w:num w:numId="3" w16cid:durableId="1192187089">
     <w:abstractNumId w:val="0"/>
+  </w:num>
+  <w:num w:numId="4" w16cid:durableId="1325426356">
+    <w:abstractNumId w:val="2"/>
+  </w:num>
+  <w:num w:numId="5" w16cid:durableId="161512288">
+    <w:abstractNumId w:val="5"/>
+  </w:num>
+  <w:num w:numId="6" w16cid:durableId="1237931395">
+    <w:abstractNumId w:val="1"/>
   </w:num>
 </w:numbering>
 </file>
@@ -6041,6 +13441,10 @@
 </file>
 
 <file path=customXml/item1.xml><?xml version="1.0" encoding="utf-8"?>
+<b:Sources xmlns:b="http://schemas.openxmlformats.org/officeDocument/2006/bibliography" xmlns="http://schemas.openxmlformats.org/officeDocument/2006/bibliography" SelectedStyle="\APASixthEditionOfficeOnline.xsl" StyleName="APA" Version="6"/>
+</file>
+
+<file path=customXml/item2.xml><?xml version="1.0" encoding="utf-8"?>
 <ct:contentTypeSchema xmlns:ct="http://schemas.microsoft.com/office/2006/metadata/contentType" xmlns:ma="http://schemas.microsoft.com/office/2006/metadata/properties/metaAttributes" ct:_="" ma:_="" ma:contentTypeName="Document" ma:contentTypeID="0x01010068EDD6E19D59D44AAAFD9F7A9473FE13" ma:contentTypeVersion="4" ma:contentTypeDescription="Create a new document." ma:contentTypeScope="" ma:versionID="3dbf8fa9fd4863237649a3a61c09442b">
   <xsd:schema xmlns:xsd="http://www.w3.org/2001/XMLSchema" xmlns:xs="http://www.w3.org/2001/XMLSchema" xmlns:p="http://schemas.microsoft.com/office/2006/metadata/properties" xmlns:ns3="eee7f50e-e420-4d4b-8242-caf6dc0109a6" targetNamespace="http://schemas.microsoft.com/office/2006/metadata/properties" ma:root="true" ma:fieldsID="955364254534e2fda5dda35b93d22358" ns3:_="">
     <xsd:import namespace="eee7f50e-e420-4d4b-8242-caf6dc0109a6"/>
@@ -6184,13 +13588,13 @@
 </ct:contentTypeSchema>
 </file>
 
-<file path=customXml/item2.xml><?xml version="1.0" encoding="utf-8"?>
+<file path=customXml/item3.xml><?xml version="1.0" encoding="utf-8"?>
 <p:properties xmlns:p="http://schemas.microsoft.com/office/2006/metadata/properties" xmlns:xsi="http://www.w3.org/2001/XMLSchema-instance" xmlns:pc="http://schemas.microsoft.com/office/infopath/2007/PartnerControls">
   <documentManagement/>
 </p:properties>
 </file>
 
-<file path=customXml/item3.xml><?xml version="1.0" encoding="utf-8"?>
+<file path=customXml/item4.xml><?xml version="1.0" encoding="utf-8"?>
 <?mso-contentType ?>
 <FormTemplates xmlns="http://schemas.microsoft.com/sharepoint/v3/contenttype/forms">
   <Display>DocumentLibraryForm</Display>
@@ -6199,11 +13603,15 @@
 </FormTemplates>
 </file>
 
-<file path=customXml/item4.xml><?xml version="1.0" encoding="utf-8"?>
-<b:Sources xmlns:b="http://schemas.openxmlformats.org/officeDocument/2006/bibliography" xmlns="http://schemas.openxmlformats.org/officeDocument/2006/bibliography" SelectedStyle="\APASixthEditionOfficeOnline.xsl" StyleName="APA" Version="6"/>
+<file path=customXml/itemProps1.xml><?xml version="1.0" encoding="utf-8"?>
+<ds:datastoreItem xmlns:ds="http://schemas.openxmlformats.org/officeDocument/2006/customXml" ds:itemID="{17030C58-64AC-4E70-A162-A1FC6B0726EE}">
+  <ds:schemaRefs>
+    <ds:schemaRef ds:uri="http://schemas.openxmlformats.org/officeDocument/2006/bibliography"/>
+  </ds:schemaRefs>
+</ds:datastoreItem>
 </file>
 
-<file path=customXml/itemProps1.xml><?xml version="1.0" encoding="utf-8"?>
+<file path=customXml/itemProps2.xml><?xml version="1.0" encoding="utf-8"?>
 <ds:datastoreItem xmlns:ds="http://schemas.openxmlformats.org/officeDocument/2006/customXml" ds:itemID="{3F93FD03-A902-4DE7-B173-A3130D459252}">
   <ds:schemaRefs>
     <ds:schemaRef ds:uri="http://schemas.microsoft.com/office/2006/metadata/contentType"/>
@@ -6221,7 +13629,7 @@
 </ds:datastoreItem>
 </file>
 
-<file path=customXml/itemProps2.xml><?xml version="1.0" encoding="utf-8"?>
+<file path=customXml/itemProps3.xml><?xml version="1.0" encoding="utf-8"?>
 <ds:datastoreItem xmlns:ds="http://schemas.openxmlformats.org/officeDocument/2006/customXml" ds:itemID="{D95FE60D-1E83-4C27-A45D-38604FD1B095}">
   <ds:schemaRefs>
     <ds:schemaRef ds:uri="http://schemas.microsoft.com/office/2006/metadata/properties"/>
@@ -6230,18 +13638,10 @@
 </ds:datastoreItem>
 </file>
 
-<file path=customXml/itemProps3.xml><?xml version="1.0" encoding="utf-8"?>
+<file path=customXml/itemProps4.xml><?xml version="1.0" encoding="utf-8"?>
 <ds:datastoreItem xmlns:ds="http://schemas.openxmlformats.org/officeDocument/2006/customXml" ds:itemID="{9EA00AD1-8D3D-4854-80B8-8E65F228B79C}">
   <ds:schemaRefs>
     <ds:schemaRef ds:uri="http://schemas.microsoft.com/sharepoint/v3/contenttype/forms"/>
   </ds:schemaRefs>
 </ds:datastoreItem>
-</file>
-
-<file path=customXml/itemProps4.xml><?xml version="1.0" encoding="utf-8"?>
-<ds:datastoreItem xmlns:ds="http://schemas.openxmlformats.org/officeDocument/2006/customXml" ds:itemID="{17030C58-64AC-4E70-A162-A1FC6B0726EE}">
-  <ds:schemaRefs>
-    <ds:schemaRef ds:uri="http://schemas.openxmlformats.org/officeDocument/2006/bibliography"/>
-  </ds:schemaRefs>
-</ds:datastoreItem>
 </file>